--- a/Next Generation Agent.docx
+++ b/Next Generation Agent.docx
@@ -1339,7 +1339,6 @@
         </w:rPr>
         <w:t>Subject such as science, engineering, human, animal, plants, products and so on can be divided into the fine-grained[2]. For example, the science can divide into math, then geometry, then the Pythagorean theorem. Another example, the animal can divide into mammal, then dog, then breeds. The grain size is not the smaller the better. The breed can set as 10 familiar breeds, others can set as the eleventh breed. For example, attributive is divided into amount, color, shape, size, location, material, texture, style, expression and so on[2]. The color can then divided into 16 familiar class and some gradient. With the sentence elements, we can make the classes</w:t>
       </w:r>
-      <w:bookmarkStart w:id="0" w:name="_GoBack"/>
       <w:r>
         <w:rPr>
           <w:rFonts w:hint="eastAsia" w:ascii="Times New Roman" w:hAnsi="Times New Roman" w:cs="Times New Roman" w:eastAsiaTheme="minorEastAsia"/>
@@ -1353,7 +1352,6 @@
         </w:rPr>
         <w:t>(the innermost class is selected when class is subject or object)</w:t>
       </w:r>
-      <w:bookmarkEnd w:id="0"/>
       <w:r>
         <w:rPr>
           <w:rFonts w:hint="default" w:ascii="Times New Roman" w:hAnsi="Times New Roman" w:cs="Times New Roman" w:eastAsiaTheme="minorEastAsia"/>
@@ -2390,7 +2388,7 @@
         <w:jc w:val="both"/>
         <w:textAlignment w:val="auto"/>
         <w:rPr>
-          <w:rFonts w:hint="eastAsia" w:ascii="Times New Roman" w:hAnsi="Times New Roman" w:cs="Times New Roman" w:eastAsiaTheme="minorEastAsia"/>
+          <w:rFonts w:hint="default" w:ascii="Times New Roman" w:hAnsi="Times New Roman" w:cs="Times New Roman" w:eastAsiaTheme="minorEastAsia"/>
           <w:b w:val="0"/>
           <w:bCs w:val="0"/>
           <w:color w:val="auto"/>
@@ -2463,8 +2461,10 @@
           <w:szCs w:val="20"/>
           <w:lang w:val="en-US" w:eastAsia="zh-CN" w:bidi="ar-SA"/>
         </w:rPr>
-        <w:t>s attributes) of machine is in the reasonable region)), it is decreased when the environment give negative feedback. When the robot interactive with the environment as long as possible, the independent consciousness is produced. The learning process is finished when the robot can mapping the input into the right action by itself that is most of the feedback from environment are positive feedback, for example more than 80 percent.</w:t>
-      </w:r>
+        <w:t>s attributes) of machine is in the reasonable region)), it is decreased when the environment give negative feedback. When the robot interactive with the environment as long as possible, the independent consciousness is produced. The learning process is finished when the robot can mapping the input into the right action by itself that is most of the feedback from environment are positive feedback, for example more than 80 percent. When learning is finish, the probability weight of sub-network sent to softmax function, then the robot choose the sub-network to get the action by the output of softmax, that is the probability of the sub-network.</w:t>
+      </w:r>
+      <w:bookmarkStart w:id="0" w:name="_GoBack"/>
+      <w:bookmarkEnd w:id="0"/>
     </w:p>
     <w:p>
       <w:pPr>

--- a/Next Generation Agent.docx
+++ b/Next Generation Agent.docx
@@ -490,13 +490,12 @@
           <w:bCs w:val="0"/>
           <w:color w:val="auto"/>
           <w:kern w:val="2"/>
-          <w:position w:val="-6"/>
           <w:sz w:val="20"/>
           <w:szCs w:val="20"/>
           <w:lang w:val="en-US" w:eastAsia="zh-CN" w:bidi="ar-SA"/>
         </w:rPr>
         <w:object>
-          <v:shape id="_x0000_i1025" o:spt="75" type="#_x0000_t75" style="height:11pt;width:12pt;" o:ole="t" filled="f" o:preferrelative="t" stroked="f" coordsize="21600,21600">
+          <v:shape id="_x0000_i1042" o:spt="75" type="#_x0000_t75" style="height:11pt;width:12pt;" o:ole="t" filled="f" o:preferrelative="t" stroked="f" coordsize="21600,21600">
             <v:path/>
             <v:fill on="f" focussize="0,0"/>
             <v:stroke on="f"/>
@@ -505,7 +504,7 @@
             <w10:wrap type="none"/>
             <w10:anchorlock/>
           </v:shape>
-          <o:OLEObject Type="Embed" ProgID="Equation.KSEE3" ShapeID="_x0000_i1025" DrawAspect="Content" ObjectID="_1468075725" r:id="rId5">
+          <o:OLEObject Type="Embed" ProgID="Equation.KSEE3" ShapeID="_x0000_i1042" DrawAspect="Content" ObjectID="_1468075725" r:id="rId5">
             <o:LockedField>false</o:LockedField>
           </o:OLEObject>
         </w:object>
@@ -521,7 +520,7 @@
           <w:szCs w:val="20"/>
           <w:lang w:val="en-US" w:eastAsia="zh-CN" w:bidi="ar-SA"/>
         </w:rPr>
-        <w:t xml:space="preserve">, the computation time is one half of self-attention. </w:t>
+        <w:t xml:space="preserve">, when n is small, the computation time is one half of self-attention. When n is large, the time decrease much more. </w:t>
       </w:r>
       <w:r>
         <w:rPr>
@@ -679,6 +678,8 @@
         </w:rPr>
         <w:t xml:space="preserve"> </w:t>
       </w:r>
+      <w:bookmarkStart w:id="0" w:name="_GoBack"/>
+      <w:bookmarkEnd w:id="0"/>
     </w:p>
     <w:p>
       <w:pPr>
@@ -2905,22 +2906,21 @@
           <w:szCs w:val="20"/>
           <w:lang w:val="en-US" w:eastAsia="zh-CN" w:bidi="ar-SA"/>
         </w:rPr>
-        <w:t xml:space="preserve">. When n is small, the time decrease one half. If put into the formula </w:t>
-      </w:r>
-      <w:r>
-        <w:rPr>
-          <w:rFonts w:hint="eastAsia" w:ascii="Times New Roman" w:hAnsi="Times New Roman" w:cs="Times New Roman" w:eastAsiaTheme="minorEastAsia"/>
-          <w:b w:val="0"/>
-          <w:bCs w:val="0"/>
-          <w:color w:val="auto"/>
-          <w:kern w:val="2"/>
-          <w:position w:val="-34"/>
+        <w:t xml:space="preserve">. When n is small, the time decrease one half. When n is large, the time decrease much more. If put into the formula </w:t>
+      </w:r>
+      <w:r>
+        <w:rPr>
+          <w:rFonts w:hint="eastAsia" w:ascii="Times New Roman" w:hAnsi="Times New Roman" w:cs="Times New Roman" w:eastAsiaTheme="minorEastAsia"/>
+          <w:b w:val="0"/>
+          <w:bCs w:val="0"/>
+          <w:color w:val="auto"/>
+          <w:kern w:val="2"/>
           <w:sz w:val="20"/>
           <w:szCs w:val="20"/>
           <w:lang w:val="en-US" w:eastAsia="zh-CN" w:bidi="ar-SA"/>
         </w:rPr>
         <w:object>
-          <v:shape id="_x0000_i1036" o:spt="75" type="#_x0000_t75" style="height:38pt;width:101pt;" o:ole="t" filled="f" o:preferrelative="t" stroked="f" coordsize="21600,21600">
+          <v:shape id="_x0000_i1035" o:spt="75" type="#_x0000_t75" style="height:38pt;width:101pt;" o:ole="t" filled="f" o:preferrelative="t" stroked="f" coordsize="21600,21600">
             <v:path/>
             <v:fill on="f" focussize="0,0"/>
             <v:stroke on="f"/>
@@ -2929,7 +2929,7 @@
             <w10:wrap type="none"/>
             <w10:anchorlock/>
           </v:shape>
-          <o:OLEObject Type="Embed" ProgID="Equation.KSEE3" ShapeID="_x0000_i1036" DrawAspect="Content" ObjectID="_1468075735" r:id="rId25">
+          <o:OLEObject Type="Embed" ProgID="Equation.KSEE3" ShapeID="_x0000_i1035" DrawAspect="Content" ObjectID="_1468075735" r:id="rId25">
             <o:LockedField>false</o:LockedField>
           </o:OLEObject>
         </w:object>
@@ -2954,13 +2954,12 @@
           <w:bCs w:val="0"/>
           <w:color w:val="auto"/>
           <w:kern w:val="2"/>
-          <w:position w:val="-10"/>
           <w:sz w:val="20"/>
           <w:szCs w:val="20"/>
           <w:lang w:val="en-US" w:eastAsia="zh-CN" w:bidi="ar-SA"/>
         </w:rPr>
         <w:object>
-          <v:shape id="_x0000_i1037" o:spt="75" type="#_x0000_t75" style="height:17pt;width:117pt;" o:ole="t" filled="f" o:preferrelative="t" stroked="f" coordsize="21600,21600">
+          <v:shape id="_x0000_i1036" o:spt="75" type="#_x0000_t75" style="height:17pt;width:117pt;" o:ole="t" filled="f" o:preferrelative="t" stroked="f" coordsize="21600,21600">
             <v:path/>
             <v:fill on="f" focussize="0,0"/>
             <v:stroke on="f"/>
@@ -2969,7 +2968,7 @@
             <w10:wrap type="none"/>
             <w10:anchorlock/>
           </v:shape>
-          <o:OLEObject Type="Embed" ProgID="Equation.KSEE3" ShapeID="_x0000_i1037" DrawAspect="Content" ObjectID="_1468075736" r:id="rId27">
+          <o:OLEObject Type="Embed" ProgID="Equation.KSEE3" ShapeID="_x0000_i1036" DrawAspect="Content" ObjectID="_1468075736" r:id="rId27">
             <o:LockedField>false</o:LockedField>
           </o:OLEObject>
         </w:object>
@@ -2994,13 +2993,12 @@
           <w:bCs w:val="0"/>
           <w:color w:val="auto"/>
           <w:kern w:val="2"/>
-          <w:position w:val="-24"/>
           <w:sz w:val="20"/>
           <w:szCs w:val="20"/>
           <w:lang w:val="en-US" w:eastAsia="zh-CN" w:bidi="ar-SA"/>
         </w:rPr>
         <w:object>
-          <v:shape id="_x0000_i1038" o:spt="75" type="#_x0000_t75" style="height:33pt;width:93pt;" o:ole="t" filled="f" o:preferrelative="t" stroked="f" coordsize="21600,21600">
+          <v:shape id="_x0000_i1037" o:spt="75" type="#_x0000_t75" style="height:33pt;width:93pt;" o:ole="t" filled="f" o:preferrelative="t" stroked="f" coordsize="21600,21600">
             <v:path/>
             <v:fill on="f" focussize="0,0"/>
             <v:stroke on="f"/>
@@ -3009,7 +3007,7 @@
             <w10:wrap type="none"/>
             <w10:anchorlock/>
           </v:shape>
-          <o:OLEObject Type="Embed" ProgID="Equation.KSEE3" ShapeID="_x0000_i1038" DrawAspect="Content" ObjectID="_1468075737" r:id="rId29">
+          <o:OLEObject Type="Embed" ProgID="Equation.KSEE3" ShapeID="_x0000_i1037" DrawAspect="Content" ObjectID="_1468075737" r:id="rId29">
             <o:LockedField>false</o:LockedField>
           </o:OLEObject>
         </w:object>
@@ -3034,13 +3032,12 @@
           <w:bCs w:val="0"/>
           <w:color w:val="auto"/>
           <w:kern w:val="2"/>
-          <w:position w:val="-24"/>
           <w:sz w:val="20"/>
           <w:szCs w:val="20"/>
           <w:lang w:val="en-US" w:eastAsia="zh-CN" w:bidi="ar-SA"/>
         </w:rPr>
         <w:object>
-          <v:shape id="_x0000_i1039" o:spt="75" type="#_x0000_t75" style="height:33pt;width:77pt;" o:ole="t" filled="f" o:preferrelative="t" stroked="f" coordsize="21600,21600">
+          <v:shape id="_x0000_i1038" o:spt="75" type="#_x0000_t75" style="height:33pt;width:77pt;" o:ole="t" filled="f" o:preferrelative="t" stroked="f" coordsize="21600,21600">
             <v:path/>
             <v:fill on="f" focussize="0,0"/>
             <v:stroke on="f"/>
@@ -3049,7 +3046,7 @@
             <w10:wrap type="none"/>
             <w10:anchorlock/>
           </v:shape>
-          <o:OLEObject Type="Embed" ProgID="Equation.KSEE3" ShapeID="_x0000_i1039" DrawAspect="Content" ObjectID="_1468075738" r:id="rId31">
+          <o:OLEObject Type="Embed" ProgID="Equation.KSEE3" ShapeID="_x0000_i1038" DrawAspect="Content" ObjectID="_1468075738" r:id="rId31">
             <o:LockedField>false</o:LockedField>
           </o:OLEObject>
         </w:object>
@@ -3065,36 +3062,73 @@
           <w:szCs w:val="20"/>
           <w:lang w:val="en-US" w:eastAsia="zh-CN" w:bidi="ar-SA"/>
         </w:rPr>
-        <w:t>. Because d</w:t>
-      </w:r>
-      <w:r>
-        <w:rPr>
-          <w:rFonts w:hint="eastAsia" w:ascii="微软雅黑" w:hAnsi="微软雅黑" w:eastAsia="微软雅黑" w:cs="微软雅黑"/>
-          <w:b w:val="0"/>
-          <w:bCs w:val="0"/>
-          <w:color w:val="auto"/>
-          <w:kern w:val="2"/>
-          <w:sz w:val="20"/>
-          <w:szCs w:val="20"/>
-          <w:lang w:val="en-US" w:eastAsia="zh-CN" w:bidi="ar-SA"/>
-        </w:rPr>
-        <w:t>≫</w:t>
-      </w:r>
-      <w:r>
-        <w:rPr>
-          <w:rFonts w:hint="eastAsia" w:ascii="Times New Roman" w:hAnsi="Times New Roman" w:cs="Times New Roman" w:eastAsiaTheme="minorEastAsia"/>
-          <w:b w:val="0"/>
-          <w:bCs w:val="0"/>
-          <w:color w:val="auto"/>
-          <w:kern w:val="2"/>
-          <w:sz w:val="20"/>
-          <w:szCs w:val="20"/>
-          <w:lang w:val="en-US" w:eastAsia="zh-CN" w:bidi="ar-SA"/>
-        </w:rPr>
-        <w:t>n，delete the low order term of d and 3n, the result of ratio is 0.5. The time decrease one half.</w:t>
-      </w:r>
-      <w:bookmarkStart w:id="0" w:name="_GoBack"/>
-      <w:bookmarkEnd w:id="0"/>
+        <w:t xml:space="preserve">. When d≫n，delete the low order term of d and 3n, the result of ratio is 0.5. The time decrease one half. When n≫d, the ratio is </w:t>
+      </w:r>
+      <w:r>
+        <w:rPr>
+          <w:rFonts w:hint="eastAsia" w:ascii="Times New Roman" w:hAnsi="Times New Roman" w:cs="Times New Roman" w:eastAsiaTheme="minorEastAsia"/>
+          <w:b w:val="0"/>
+          <w:bCs w:val="0"/>
+          <w:color w:val="auto"/>
+          <w:kern w:val="2"/>
+          <w:sz w:val="20"/>
+          <w:szCs w:val="20"/>
+          <w:lang w:val="en-US" w:eastAsia="zh-CN" w:bidi="ar-SA"/>
+        </w:rPr>
+        <w:object>
+          <v:shape id="_x0000_i1039" o:spt="75" type="#_x0000_t75" style="height:33pt;width:49.95pt;" o:ole="t" filled="f" o:preferrelative="t" stroked="f" coordsize="21600,21600">
+            <v:path/>
+            <v:fill on="f" focussize="0,0"/>
+            <v:stroke on="f"/>
+            <v:imagedata r:id="rId34" o:title=""/>
+            <o:lock v:ext="edit" aspectratio="t"/>
+            <w10:wrap type="none"/>
+            <w10:anchorlock/>
+          </v:shape>
+          <o:OLEObject Type="Embed" ProgID="Equation.KSEE3" ShapeID="_x0000_i1039" DrawAspect="Content" ObjectID="_1468075739" r:id="rId33">
+            <o:LockedField>false</o:LockedField>
+          </o:OLEObject>
+        </w:object>
+      </w:r>
+      <w:r>
+        <w:rPr>
+          <w:rFonts w:hint="eastAsia" w:ascii="Times New Roman" w:hAnsi="Times New Roman" w:cs="Times New Roman" w:eastAsiaTheme="minorEastAsia"/>
+          <w:b w:val="0"/>
+          <w:bCs w:val="0"/>
+          <w:color w:val="auto"/>
+          <w:kern w:val="2"/>
+          <w:sz w:val="20"/>
+          <w:szCs w:val="20"/>
+          <w:lang w:val="en-US" w:eastAsia="zh-CN" w:bidi="ar-SA"/>
+        </w:rPr>
+        <w:object>
+          <v:shape id="_x0000_i1040" o:spt="75" type="#_x0000_t75" style="height:31pt;width:27pt;" o:ole="t" filled="f" o:preferrelative="t" stroked="f" coordsize="21600,21600">
+            <v:path/>
+            <v:fill on="f" focussize="0,0"/>
+            <v:stroke on="f"/>
+            <v:imagedata r:id="rId36" o:title=""/>
+            <o:lock v:ext="edit" aspectratio="t"/>
+            <w10:wrap type="none"/>
+            <w10:anchorlock/>
+          </v:shape>
+          <o:OLEObject Type="Embed" ProgID="Equation.KSEE3" ShapeID="_x0000_i1040" DrawAspect="Content" ObjectID="_1468075740" r:id="rId35">
+            <o:LockedField>false</o:LockedField>
+          </o:OLEObject>
+        </w:object>
+      </w:r>
+      <w:r>
+        <w:rPr>
+          <w:rFonts w:hint="eastAsia" w:ascii="Times New Roman" w:hAnsi="Times New Roman" w:cs="Times New Roman" w:eastAsiaTheme="minorEastAsia"/>
+          <w:b w:val="0"/>
+          <w:bCs w:val="0"/>
+          <w:color w:val="auto"/>
+          <w:kern w:val="2"/>
+          <w:sz w:val="20"/>
+          <w:szCs w:val="20"/>
+          <w:lang w:val="en-US" w:eastAsia="zh-CN" w:bidi="ar-SA"/>
+        </w:rPr>
+        <w:t>, the time decrease much more.</w:t>
+      </w:r>
     </w:p>
     <w:p>
       <w:pPr>
@@ -4013,7 +4047,7 @@
           <w:lang w:val="en-US" w:eastAsia="zh-CN" w:bidi="ar-SA"/>
         </w:rPr>
         <w:object>
-          <v:shape id="_x0000_i1035" o:spt="75" type="#_x0000_t75" style="height:11pt;width:12pt;" o:ole="t" filled="f" o:preferrelative="t" stroked="f" coordsize="21600,21600">
+          <v:shape id="_x0000_i1041" o:spt="75" type="#_x0000_t75" style="height:11pt;width:12pt;" o:ole="t" filled="f" o:preferrelative="t" stroked="f" coordsize="21600,21600">
             <v:path/>
             <v:fill on="f" focussize="0,0"/>
             <v:stroke on="f"/>
@@ -4022,7 +4056,7 @@
             <w10:wrap type="none"/>
             <w10:anchorlock/>
           </v:shape>
-          <o:OLEObject Type="Embed" ProgID="Equation.KSEE3" ShapeID="_x0000_i1035" DrawAspect="Content" ObjectID="_1468075739" r:id="rId33">
+          <o:OLEObject Type="Embed" ProgID="Equation.KSEE3" ShapeID="_x0000_i1041" DrawAspect="Content" ObjectID="_1468075741" r:id="rId37">
             <o:LockedField>false</o:LockedField>
           </o:OLEObject>
         </w:object>
@@ -4038,7 +4072,7 @@
           <w:szCs w:val="20"/>
           <w:lang w:val="en-US" w:eastAsia="zh-CN" w:bidi="ar-SA"/>
         </w:rPr>
-        <w:t>, the computation time is one half of self-attention.</w:t>
+        <w:t>, when n is small, the computation time is one half of self-attention. When n is large, the time decrease much more.</w:t>
       </w:r>
     </w:p>
     <w:p>

--- a/Next Generation Agent.docx
+++ b/Next Generation Agent.docx
@@ -481,46 +481,7 @@
           <w:szCs w:val="20"/>
           <w:lang w:val="en-US" w:eastAsia="zh-CN" w:bidi="ar-SA"/>
         </w:rPr>
-        <w:t xml:space="preserve">With the help of select gate </w:t>
-      </w:r>
-      <w:r>
-        <w:rPr>
-          <w:rFonts w:hint="eastAsia" w:ascii="Times New Roman" w:hAnsi="Times New Roman" w:cs="Times New Roman" w:eastAsiaTheme="minorEastAsia"/>
-          <w:b w:val="0"/>
-          <w:bCs w:val="0"/>
-          <w:color w:val="auto"/>
-          <w:kern w:val="2"/>
-          <w:sz w:val="20"/>
-          <w:szCs w:val="20"/>
-          <w:lang w:val="en-US" w:eastAsia="zh-CN" w:bidi="ar-SA"/>
-        </w:rPr>
-        <w:object>
-          <v:shape id="_x0000_i1042" o:spt="75" type="#_x0000_t75" style="height:11pt;width:12pt;" o:ole="t" filled="f" o:preferrelative="t" stroked="f" coordsize="21600,21600">
-            <v:path/>
-            <v:fill on="f" focussize="0,0"/>
-            <v:stroke on="f"/>
-            <v:imagedata r:id="rId6" o:title=""/>
-            <o:lock v:ext="edit" aspectratio="t"/>
-            <w10:wrap type="none"/>
-            <w10:anchorlock/>
-          </v:shape>
-          <o:OLEObject Type="Embed" ProgID="Equation.KSEE3" ShapeID="_x0000_i1042" DrawAspect="Content" ObjectID="_1468075725" r:id="rId5">
-            <o:LockedField>false</o:LockedField>
-          </o:OLEObject>
-        </w:object>
-      </w:r>
-      <w:r>
-        <w:rPr>
-          <w:rFonts w:hint="eastAsia" w:ascii="Times New Roman" w:hAnsi="Times New Roman" w:cs="Times New Roman" w:eastAsiaTheme="minorEastAsia"/>
-          <w:b w:val="0"/>
-          <w:bCs w:val="0"/>
-          <w:color w:val="auto"/>
-          <w:kern w:val="2"/>
-          <w:sz w:val="20"/>
-          <w:szCs w:val="20"/>
-          <w:lang w:val="en-US" w:eastAsia="zh-CN" w:bidi="ar-SA"/>
-        </w:rPr>
-        <w:t xml:space="preserve">, when n is small, the computation time is one half of self-attention. When n is large, the time decrease much more. </w:t>
+        <w:t xml:space="preserve">With the help of select gate tanh, when n is small, the computation time is one half of self-attention. When n is large, the time decrease much more. </w:t>
       </w:r>
       <w:r>
         <w:rPr>
@@ -678,8 +639,6 @@
         </w:rPr>
         <w:t xml:space="preserve"> </w:t>
       </w:r>
-      <w:bookmarkStart w:id="0" w:name="_GoBack"/>
-      <w:bookmarkEnd w:id="0"/>
     </w:p>
     <w:p>
       <w:pPr>
@@ -1056,7 +1015,7 @@
                     </pic:cNvPicPr>
                   </pic:nvPicPr>
                   <pic:blipFill>
-                    <a:blip r:embed="rId7"/>
+                    <a:blip r:embed="rId5"/>
                     <a:stretch>
                       <a:fillRect/>
                     </a:stretch>
@@ -2289,7 +2248,7 @@
                     </pic:cNvPicPr>
                   </pic:nvPicPr>
                   <pic:blipFill>
-                    <a:blip r:embed="rId8"/>
+                    <a:blip r:embed="rId6"/>
                     <a:stretch>
                       <a:fillRect/>
                     </a:stretch>
@@ -2564,12 +2523,52 @@
           <w:bCs w:val="0"/>
           <w:color w:val="auto"/>
           <w:kern w:val="2"/>
+          <w:position w:val="-10"/>
           <w:sz w:val="20"/>
           <w:szCs w:val="20"/>
           <w:lang w:val="en-US" w:eastAsia="zh-CN" w:bidi="ar-SA"/>
         </w:rPr>
         <w:object>
-          <v:shape id="_x0000_i1026" o:spt="75" type="#_x0000_t75" style="height:17pt;width:30.6pt;" o:ole="t" filled="f" o:preferrelative="t" stroked="f" coordsize="21600,21600">
+          <v:shape id="_x0000_i1026" o:spt="75" alt="" type="#_x0000_t75" style="height:17pt;width:42.95pt;" o:ole="t" filled="f" o:preferrelative="t" stroked="f" coordsize="21600,21600">
+            <v:path/>
+            <v:fill on="f" focussize="0,0"/>
+            <v:stroke on="f"/>
+            <v:imagedata r:id="rId8" o:title=""/>
+            <o:lock v:ext="edit" aspectratio="t"/>
+            <w10:wrap type="none"/>
+            <w10:anchorlock/>
+          </v:shape>
+          <o:OLEObject Type="Embed" ProgID="Equation.KSEE3" ShapeID="_x0000_i1026" DrawAspect="Content" ObjectID="_1468075725" r:id="rId7">
+            <o:LockedField>false</o:LockedField>
+          </o:OLEObject>
+        </w:object>
+      </w:r>
+      <w:r>
+        <w:rPr>
+          <w:rFonts w:hint="eastAsia" w:ascii="Times New Roman" w:hAnsi="Times New Roman" w:cs="Times New Roman" w:eastAsiaTheme="minorEastAsia"/>
+          <w:b w:val="0"/>
+          <w:bCs w:val="0"/>
+          <w:color w:val="auto"/>
+          <w:kern w:val="2"/>
+          <w:sz w:val="20"/>
+          <w:szCs w:val="20"/>
+          <w:lang w:val="en-US" w:eastAsia="zh-CN" w:bidi="ar-SA"/>
+        </w:rPr>
+        <w:t xml:space="preserve"> to substitute </w:t>
+      </w:r>
+      <w:r>
+        <w:rPr>
+          <w:rFonts w:hint="eastAsia" w:ascii="Times New Roman" w:hAnsi="Times New Roman" w:cs="Times New Roman" w:eastAsiaTheme="minorEastAsia"/>
+          <w:b w:val="0"/>
+          <w:bCs w:val="0"/>
+          <w:color w:val="auto"/>
+          <w:kern w:val="2"/>
+          <w:sz w:val="20"/>
+          <w:szCs w:val="20"/>
+          <w:lang w:val="en-US" w:eastAsia="zh-CN" w:bidi="ar-SA"/>
+        </w:rPr>
+        <w:object>
+          <v:shape id="_x0000_i1027" o:spt="75" type="#_x0000_t75" style="height:18pt;width:27.2pt;" o:ole="t" filled="f" o:preferrelative="t" stroked="f" coordsize="21600,21600">
             <v:path/>
             <v:fill on="f" focussize="0,0"/>
             <v:stroke on="f"/>
@@ -2578,7 +2577,7 @@
             <w10:wrap type="none"/>
             <w10:anchorlock/>
           </v:shape>
-          <o:OLEObject Type="Embed" ProgID="Equation.KSEE3" ShapeID="_x0000_i1026" DrawAspect="Content" ObjectID="_1468075726" r:id="rId9">
+          <o:OLEObject Type="Embed" ProgID="Equation.KSEE3" ShapeID="_x0000_i1027" DrawAspect="Content" ObjectID="_1468075726" r:id="rId9">
             <o:LockedField>false</o:LockedField>
           </o:OLEObject>
         </w:object>
@@ -2594,7 +2593,22 @@
           <w:szCs w:val="20"/>
           <w:lang w:val="en-US" w:eastAsia="zh-CN" w:bidi="ar-SA"/>
         </w:rPr>
-        <w:t xml:space="preserve"> to substitute </w:t>
+        <w:t>, that is mapping query vector to weight which is range from -1 to 1 by tanh</w:t>
+      </w:r>
+      <w:bookmarkStart w:id="0" w:name="_GoBack"/>
+      <w:bookmarkEnd w:id="0"/>
+      <w:r>
+        <w:rPr>
+          <w:rFonts w:hint="eastAsia" w:ascii="Times New Roman" w:hAnsi="Times New Roman" w:cs="Times New Roman" w:eastAsiaTheme="minorEastAsia"/>
+          <w:b w:val="0"/>
+          <w:bCs w:val="0"/>
+          <w:color w:val="auto"/>
+          <w:kern w:val="2"/>
+          <w:sz w:val="20"/>
+          <w:szCs w:val="20"/>
+          <w:lang w:val="en-US" w:eastAsia="zh-CN" w:bidi="ar-SA"/>
+        </w:rPr>
+        <w:t xml:space="preserve"> function. Through this change, the computation time is decrease a lot. The analysis is the following. Set n is sequence length, d is embedding dimension, the input x is n</w:t>
       </w:r>
       <w:r>
         <w:rPr>
@@ -2608,7 +2622,7 @@
           <w:lang w:val="en-US" w:eastAsia="zh-CN" w:bidi="ar-SA"/>
         </w:rPr>
         <w:object>
-          <v:shape id="_x0000_i1027" o:spt="75" type="#_x0000_t75" style="height:18pt;width:27.2pt;" o:ole="t" filled="f" o:preferrelative="t" stroked="f" coordsize="21600,21600">
+          <v:shape id="_x0000_i1028" o:spt="75" type="#_x0000_t75" style="height:10pt;width:9pt;" o:ole="t" filled="f" o:preferrelative="t" stroked="f" coordsize="21600,21600">
             <v:path/>
             <v:fill on="f" focussize="0,0"/>
             <v:stroke on="f"/>
@@ -2617,7 +2631,7 @@
             <w10:wrap type="none"/>
             <w10:anchorlock/>
           </v:shape>
-          <o:OLEObject Type="Embed" ProgID="Equation.KSEE3" ShapeID="_x0000_i1027" DrawAspect="Content" ObjectID="_1468075727" r:id="rId11">
+          <o:OLEObject Type="Embed" ProgID="Equation.KSEE3" ShapeID="_x0000_i1028" DrawAspect="Content" ObjectID="_1468075727" r:id="rId11">
             <o:LockedField>false</o:LockedField>
           </o:OLEObject>
         </w:object>
@@ -2633,7 +2647,7 @@
           <w:szCs w:val="20"/>
           <w:lang w:val="en-US" w:eastAsia="zh-CN" w:bidi="ar-SA"/>
         </w:rPr>
-        <w:t>, that is mapping query vector to weight which is range from 0 to 1 by sigmoid function. Through this change, the computation time is decrease a lot. The analysis is the following. Set n is sequence length, d is embedding dimension, the input x is n</w:t>
+        <w:t>d, the weight matrix is d</w:t>
       </w:r>
       <w:r>
         <w:rPr>
@@ -2647,7 +2661,7 @@
           <w:lang w:val="en-US" w:eastAsia="zh-CN" w:bidi="ar-SA"/>
         </w:rPr>
         <w:object>
-          <v:shape id="_x0000_i1028" o:spt="75" type="#_x0000_t75" style="height:10pt;width:9pt;" o:ole="t" filled="f" o:preferrelative="t" stroked="f" coordsize="21600,21600">
+          <v:shape id="_x0000_i1029" o:spt="75" type="#_x0000_t75" style="height:10pt;width:9pt;" o:ole="t" filled="f" o:preferrelative="t" stroked="f" coordsize="21600,21600">
             <v:path/>
             <v:fill on="f" focussize="0,0"/>
             <v:stroke on="f"/>
@@ -2656,46 +2670,7 @@
             <w10:wrap type="none"/>
             <w10:anchorlock/>
           </v:shape>
-          <o:OLEObject Type="Embed" ProgID="Equation.KSEE3" ShapeID="_x0000_i1028" DrawAspect="Content" ObjectID="_1468075728" r:id="rId13">
-            <o:LockedField>false</o:LockedField>
-          </o:OLEObject>
-        </w:object>
-      </w:r>
-      <w:r>
-        <w:rPr>
-          <w:rFonts w:hint="eastAsia" w:ascii="Times New Roman" w:hAnsi="Times New Roman" w:cs="Times New Roman" w:eastAsiaTheme="minorEastAsia"/>
-          <w:b w:val="0"/>
-          <w:bCs w:val="0"/>
-          <w:color w:val="auto"/>
-          <w:kern w:val="2"/>
-          <w:sz w:val="20"/>
-          <w:szCs w:val="20"/>
-          <w:lang w:val="en-US" w:eastAsia="zh-CN" w:bidi="ar-SA"/>
-        </w:rPr>
-        <w:t>d, the weight matrix is d</w:t>
-      </w:r>
-      <w:r>
-        <w:rPr>
-          <w:rFonts w:hint="eastAsia" w:ascii="Times New Roman" w:hAnsi="Times New Roman" w:cs="Times New Roman" w:eastAsiaTheme="minorEastAsia"/>
-          <w:b w:val="0"/>
-          <w:bCs w:val="0"/>
-          <w:color w:val="auto"/>
-          <w:kern w:val="2"/>
-          <w:sz w:val="20"/>
-          <w:szCs w:val="20"/>
-          <w:lang w:val="en-US" w:eastAsia="zh-CN" w:bidi="ar-SA"/>
-        </w:rPr>
-        <w:object>
-          <v:shape id="_x0000_i1029" o:spt="75" type="#_x0000_t75" style="height:10pt;width:9pt;" o:ole="t" filled="f" o:preferrelative="t" stroked="f" coordsize="21600,21600">
-            <v:path/>
-            <v:fill on="f" focussize="0,0"/>
-            <v:stroke on="f"/>
-            <v:imagedata r:id="rId16" o:title=""/>
-            <o:lock v:ext="edit" aspectratio="t"/>
-            <w10:wrap type="none"/>
-            <w10:anchorlock/>
-          </v:shape>
-          <o:OLEObject Type="Embed" ProgID="Equation.KSEE3" ShapeID="_x0000_i1029" DrawAspect="Content" ObjectID="_1468075729" r:id="rId15">
+          <o:OLEObject Type="Embed" ProgID="Equation.KSEE3" ShapeID="_x0000_i1029" DrawAspect="Content" ObjectID="_1468075728" r:id="rId13">
             <o:LockedField>false</o:LockedField>
           </o:OLEObject>
         </w:object>
@@ -2729,12 +2704,12 @@
             <v:path/>
             <v:fill on="f" focussize="0,0"/>
             <v:stroke on="f"/>
-            <v:imagedata r:id="rId12" o:title=""/>
+            <v:imagedata r:id="rId10" o:title=""/>
             <o:lock v:ext="edit" aspectratio="t"/>
             <w10:wrap type="none"/>
             <w10:anchorlock/>
           </v:shape>
-          <o:OLEObject Type="Embed" ProgID="Equation.KSEE3" ShapeID="_x0000_i1030" DrawAspect="Content" ObjectID="_1468075730" r:id="rId17">
+          <o:OLEObject Type="Embed" ProgID="Equation.KSEE3" ShapeID="_x0000_i1030" DrawAspect="Content" ObjectID="_1468075729" r:id="rId15">
             <o:LockedField>false</o:LockedField>
           </o:OLEObject>
         </w:object>
@@ -2765,6 +2740,46 @@
         </w:rPr>
         <w:object>
           <v:shape id="_x0000_i1031" o:spt="75" type="#_x0000_t75" style="height:16pt;width:55pt;" o:ole="t" filled="f" o:preferrelative="t" stroked="f" coordsize="21600,21600">
+            <v:path/>
+            <v:fill on="f" focussize="0,0"/>
+            <v:stroke on="f"/>
+            <v:imagedata r:id="rId17" o:title=""/>
+            <o:lock v:ext="edit" aspectratio="t"/>
+            <w10:wrap type="none"/>
+            <w10:anchorlock/>
+          </v:shape>
+          <o:OLEObject Type="Embed" ProgID="Equation.KSEE3" ShapeID="_x0000_i1031" DrawAspect="Content" ObjectID="_1468075730" r:id="rId16">
+            <o:LockedField>false</o:LockedField>
+          </o:OLEObject>
+        </w:object>
+      </w:r>
+      <w:r>
+        <w:rPr>
+          <w:rFonts w:hint="eastAsia" w:ascii="Times New Roman" w:hAnsi="Times New Roman" w:cs="Times New Roman" w:eastAsiaTheme="minorEastAsia"/>
+          <w:b w:val="0"/>
+          <w:bCs w:val="0"/>
+          <w:color w:val="auto"/>
+          <w:kern w:val="2"/>
+          <w:sz w:val="20"/>
+          <w:szCs w:val="20"/>
+          <w:lang w:val="en-US" w:eastAsia="zh-CN" w:bidi="ar-SA"/>
+        </w:rPr>
+        <w:t xml:space="preserve">, the </w:t>
+      </w:r>
+      <w:r>
+        <w:rPr>
+          <w:rFonts w:hint="eastAsia" w:ascii="Times New Roman" w:hAnsi="Times New Roman" w:cs="Times New Roman" w:eastAsiaTheme="minorEastAsia"/>
+          <w:b w:val="0"/>
+          <w:bCs w:val="0"/>
+          <w:color w:val="auto"/>
+          <w:kern w:val="2"/>
+          <w:position w:val="-10"/>
+          <w:sz w:val="20"/>
+          <w:szCs w:val="20"/>
+          <w:lang w:val="en-US" w:eastAsia="zh-CN" w:bidi="ar-SA"/>
+        </w:rPr>
+        <w:object>
+          <v:shape id="_x0000_i1032" o:spt="75" alt="" type="#_x0000_t75" style="height:17pt;width:42.95pt;" o:ole="t" filled="f" o:preferrelative="t" stroked="f" coordsize="21600,21600">
             <v:path/>
             <v:fill on="f" focussize="0,0"/>
             <v:stroke on="f"/>
@@ -2773,46 +2788,7 @@
             <w10:wrap type="none"/>
             <w10:anchorlock/>
           </v:shape>
-          <o:OLEObject Type="Embed" ProgID="Equation.KSEE3" ShapeID="_x0000_i1031" DrawAspect="Content" ObjectID="_1468075731" r:id="rId18">
-            <o:LockedField>false</o:LockedField>
-          </o:OLEObject>
-        </w:object>
-      </w:r>
-      <w:r>
-        <w:rPr>
-          <w:rFonts w:hint="eastAsia" w:ascii="Times New Roman" w:hAnsi="Times New Roman" w:cs="Times New Roman" w:eastAsiaTheme="minorEastAsia"/>
-          <w:b w:val="0"/>
-          <w:bCs w:val="0"/>
-          <w:color w:val="auto"/>
-          <w:kern w:val="2"/>
-          <w:sz w:val="20"/>
-          <w:szCs w:val="20"/>
-          <w:lang w:val="en-US" w:eastAsia="zh-CN" w:bidi="ar-SA"/>
-        </w:rPr>
-        <w:t xml:space="preserve">, the </w:t>
-      </w:r>
-      <w:r>
-        <w:rPr>
-          <w:rFonts w:hint="eastAsia" w:ascii="Times New Roman" w:hAnsi="Times New Roman" w:cs="Times New Roman" w:eastAsiaTheme="minorEastAsia"/>
-          <w:b w:val="0"/>
-          <w:bCs w:val="0"/>
-          <w:color w:val="auto"/>
-          <w:kern w:val="2"/>
-          <w:sz w:val="20"/>
-          <w:szCs w:val="20"/>
-          <w:lang w:val="en-US" w:eastAsia="zh-CN" w:bidi="ar-SA"/>
-        </w:rPr>
-        <w:object>
-          <v:shape id="_x0000_i1032" o:spt="75" type="#_x0000_t75" style="height:17pt;width:30.6pt;" o:ole="t" filled="f" o:preferrelative="t" stroked="f" coordsize="21600,21600">
-            <v:path/>
-            <v:fill on="f" focussize="0,0"/>
-            <v:stroke on="f"/>
-            <v:imagedata r:id="rId10" o:title=""/>
-            <o:lock v:ext="edit" aspectratio="t"/>
-            <w10:wrap type="none"/>
-            <w10:anchorlock/>
-          </v:shape>
-          <o:OLEObject Type="Embed" ProgID="Equation.KSEE3" ShapeID="_x0000_i1032" DrawAspect="Content" ObjectID="_1468075732" r:id="rId20">
+          <o:OLEObject Type="Embed" ProgID="Equation.KSEE3" ShapeID="_x0000_i1032" DrawAspect="Content" ObjectID="_1468075731" r:id="rId18">
             <o:LockedField>false</o:LockedField>
           </o:OLEObject>
         </w:object>
@@ -2846,12 +2822,12 @@
             <v:path/>
             <v:fill on="f" focussize="0,0"/>
             <v:stroke on="f"/>
-            <v:imagedata r:id="rId22" o:title=""/>
+            <v:imagedata r:id="rId21" o:title=""/>
             <o:lock v:ext="edit" aspectratio="t"/>
             <w10:wrap type="none"/>
             <w10:anchorlock/>
           </v:shape>
-          <o:OLEObject Type="Embed" ProgID="Equation.KSEE3" ShapeID="_x0000_i1033" DrawAspect="Content" ObjectID="_1468075733" r:id="rId21">
+          <o:OLEObject Type="Embed" ProgID="Equation.KSEE3" ShapeID="_x0000_i1033" DrawAspect="Content" ObjectID="_1468075732" r:id="rId20">
             <o:LockedField>false</o:LockedField>
           </o:OLEObject>
         </w:object>
@@ -2885,12 +2861,12 @@
             <v:path/>
             <v:fill on="f" focussize="0,0"/>
             <v:stroke on="f"/>
-            <v:imagedata r:id="rId24" o:title=""/>
+            <v:imagedata r:id="rId23" o:title=""/>
             <o:lock v:ext="edit" aspectratio="t"/>
             <w10:wrap type="none"/>
             <w10:anchorlock/>
           </v:shape>
-          <o:OLEObject Type="Embed" ProgID="Equation.KSEE3" ShapeID="_x0000_i1034" DrawAspect="Content" ObjectID="_1468075734" r:id="rId23">
+          <o:OLEObject Type="Embed" ProgID="Equation.KSEE3" ShapeID="_x0000_i1034" DrawAspect="Content" ObjectID="_1468075733" r:id="rId22">
             <o:LockedField>false</o:LockedField>
           </o:OLEObject>
         </w:object>
@@ -2924,12 +2900,12 @@
             <v:path/>
             <v:fill on="f" focussize="0,0"/>
             <v:stroke on="f"/>
-            <v:imagedata r:id="rId26" o:title=""/>
+            <v:imagedata r:id="rId25" o:title=""/>
             <o:lock v:ext="edit" aspectratio="t"/>
             <w10:wrap type="none"/>
             <w10:anchorlock/>
           </v:shape>
-          <o:OLEObject Type="Embed" ProgID="Equation.KSEE3" ShapeID="_x0000_i1035" DrawAspect="Content" ObjectID="_1468075735" r:id="rId25">
+          <o:OLEObject Type="Embed" ProgID="Equation.KSEE3" ShapeID="_x0000_i1035" DrawAspect="Content" ObjectID="_1468075734" r:id="rId24">
             <o:LockedField>false</o:LockedField>
           </o:OLEObject>
         </w:object>
@@ -2954,21 +2930,22 @@
           <w:bCs w:val="0"/>
           <w:color w:val="auto"/>
           <w:kern w:val="2"/>
+          <w:position w:val="-10"/>
           <w:sz w:val="20"/>
           <w:szCs w:val="20"/>
           <w:lang w:val="en-US" w:eastAsia="zh-CN" w:bidi="ar-SA"/>
         </w:rPr>
         <w:object>
-          <v:shape id="_x0000_i1036" o:spt="75" type="#_x0000_t75" style="height:17pt;width:117pt;" o:ole="t" filled="f" o:preferrelative="t" stroked="f" coordsize="21600,21600">
+          <v:shape id="_x0000_i1036" o:spt="75" alt="" type="#_x0000_t75" style="height:17pt;width:127pt;" o:ole="t" filled="f" o:preferrelative="t" stroked="f" coordsize="21600,21600">
             <v:path/>
             <v:fill on="f" focussize="0,0"/>
             <v:stroke on="f"/>
-            <v:imagedata r:id="rId28" o:title=""/>
+            <v:imagedata r:id="rId27" o:title=""/>
             <o:lock v:ext="edit" aspectratio="t"/>
             <w10:wrap type="none"/>
             <w10:anchorlock/>
           </v:shape>
-          <o:OLEObject Type="Embed" ProgID="Equation.KSEE3" ShapeID="_x0000_i1036" DrawAspect="Content" ObjectID="_1468075736" r:id="rId27">
+          <o:OLEObject Type="Embed" ProgID="Equation.KSEE3" ShapeID="_x0000_i1036" DrawAspect="Content" ObjectID="_1468075735" r:id="rId26">
             <o:LockedField>false</o:LockedField>
           </o:OLEObject>
         </w:object>
@@ -3002,12 +2979,12 @@
             <v:path/>
             <v:fill on="f" focussize="0,0"/>
             <v:stroke on="f"/>
-            <v:imagedata r:id="rId30" o:title=""/>
+            <v:imagedata r:id="rId29" o:title=""/>
             <o:lock v:ext="edit" aspectratio="t"/>
             <w10:wrap type="none"/>
             <w10:anchorlock/>
           </v:shape>
-          <o:OLEObject Type="Embed" ProgID="Equation.KSEE3" ShapeID="_x0000_i1037" DrawAspect="Content" ObjectID="_1468075737" r:id="rId29">
+          <o:OLEObject Type="Embed" ProgID="Equation.KSEE3" ShapeID="_x0000_i1037" DrawAspect="Content" ObjectID="_1468075736" r:id="rId28">
             <o:LockedField>false</o:LockedField>
           </o:OLEObject>
         </w:object>
@@ -3041,12 +3018,12 @@
             <v:path/>
             <v:fill on="f" focussize="0,0"/>
             <v:stroke on="f"/>
-            <v:imagedata r:id="rId32" o:title=""/>
+            <v:imagedata r:id="rId31" o:title=""/>
             <o:lock v:ext="edit" aspectratio="t"/>
             <w10:wrap type="none"/>
             <w10:anchorlock/>
           </v:shape>
-          <o:OLEObject Type="Embed" ProgID="Equation.KSEE3" ShapeID="_x0000_i1038" DrawAspect="Content" ObjectID="_1468075738" r:id="rId31">
+          <o:OLEObject Type="Embed" ProgID="Equation.KSEE3" ShapeID="_x0000_i1038" DrawAspect="Content" ObjectID="_1468075737" r:id="rId30">
             <o:LockedField>false</o:LockedField>
           </o:OLEObject>
         </w:object>
@@ -3080,12 +3057,12 @@
             <v:path/>
             <v:fill on="f" focussize="0,0"/>
             <v:stroke on="f"/>
-            <v:imagedata r:id="rId34" o:title=""/>
+            <v:imagedata r:id="rId33" o:title=""/>
             <o:lock v:ext="edit" aspectratio="t"/>
             <w10:wrap type="none"/>
             <w10:anchorlock/>
           </v:shape>
-          <o:OLEObject Type="Embed" ProgID="Equation.KSEE3" ShapeID="_x0000_i1039" DrawAspect="Content" ObjectID="_1468075739" r:id="rId33">
+          <o:OLEObject Type="Embed" ProgID="Equation.KSEE3" ShapeID="_x0000_i1039" DrawAspect="Content" ObjectID="_1468075738" r:id="rId32">
             <o:LockedField>false</o:LockedField>
           </o:OLEObject>
         </w:object>
@@ -3106,12 +3083,12 @@
             <v:path/>
             <v:fill on="f" focussize="0,0"/>
             <v:stroke on="f"/>
-            <v:imagedata r:id="rId36" o:title=""/>
+            <v:imagedata r:id="rId35" o:title=""/>
             <o:lock v:ext="edit" aspectratio="t"/>
             <w10:wrap type="none"/>
             <w10:anchorlock/>
           </v:shape>
-          <o:OLEObject Type="Embed" ProgID="Equation.KSEE3" ShapeID="_x0000_i1040" DrawAspect="Content" ObjectID="_1468075740" r:id="rId35">
+          <o:OLEObject Type="Embed" ProgID="Equation.KSEE3" ShapeID="_x0000_i1040" DrawAspect="Content" ObjectID="_1468075739" r:id="rId34">
             <o:LockedField>false</o:LockedField>
           </o:OLEObject>
         </w:object>
@@ -4042,21 +4019,22 @@
           <w:bCs w:val="0"/>
           <w:color w:val="auto"/>
           <w:kern w:val="2"/>
+          <w:position w:val="-6"/>
           <w:sz w:val="20"/>
           <w:szCs w:val="20"/>
           <w:lang w:val="en-US" w:eastAsia="zh-CN" w:bidi="ar-SA"/>
         </w:rPr>
         <w:object>
-          <v:shape id="_x0000_i1041" o:spt="75" type="#_x0000_t75" style="height:11pt;width:12pt;" o:ole="t" filled="f" o:preferrelative="t" stroked="f" coordsize="21600,21600">
+          <v:shape id="_x0000_i1041" o:spt="75" alt="" type="#_x0000_t75" style="height:13.95pt;width:24.95pt;" o:ole="t" filled="f" o:preferrelative="t" stroked="f" coordsize="21600,21600">
             <v:path/>
             <v:fill on="f" focussize="0,0"/>
             <v:stroke on="f"/>
-            <v:imagedata r:id="rId6" o:title=""/>
+            <v:imagedata r:id="rId37" o:title=""/>
             <o:lock v:ext="edit" aspectratio="t"/>
             <w10:wrap type="none"/>
             <w10:anchorlock/>
           </v:shape>
-          <o:OLEObject Type="Embed" ProgID="Equation.KSEE3" ShapeID="_x0000_i1041" DrawAspect="Content" ObjectID="_1468075741" r:id="rId37">
+          <o:OLEObject Type="Embed" ProgID="Equation.KSEE3" ShapeID="_x0000_i1041" DrawAspect="Content" ObjectID="_1468075740" r:id="rId36">
             <o:LockedField>false</o:LockedField>
           </o:OLEObject>
         </w:object>

--- a/Next Generation Agent.docx
+++ b/Next Generation Agent.docx
@@ -2529,7 +2529,7 @@
           <w:lang w:val="en-US" w:eastAsia="zh-CN" w:bidi="ar-SA"/>
         </w:rPr>
         <w:object>
-          <v:shape id="_x0000_i1026" o:spt="75" alt="" type="#_x0000_t75" style="height:17pt;width:42.95pt;" o:ole="t" filled="f" o:preferrelative="t" stroked="f" coordsize="21600,21600">
+          <v:shape id="_x0000_i1046" o:spt="75" type="#_x0000_t75" style="height:17pt;width:53.45pt;" o:ole="t" filled="f" o:preferrelative="t" stroked="f" coordsize="21600,21600">
             <v:path/>
             <v:fill on="f" focussize="0,0"/>
             <v:stroke on="f"/>
@@ -2538,7 +2538,7 @@
             <w10:wrap type="none"/>
             <w10:anchorlock/>
           </v:shape>
-          <o:OLEObject Type="Embed" ProgID="Equation.KSEE3" ShapeID="_x0000_i1026" DrawAspect="Content" ObjectID="_1468075725" r:id="rId7">
+          <o:OLEObject Type="Embed" ProgID="Equation.KSEE3" ShapeID="_x0000_i1046" DrawAspect="Content" ObjectID="_1468075725" r:id="rId7">
             <o:LockedField>false</o:LockedField>
           </o:OLEObject>
         </w:object>
@@ -2568,7 +2568,7 @@
           <w:lang w:val="en-US" w:eastAsia="zh-CN" w:bidi="ar-SA"/>
         </w:rPr>
         <w:object>
-          <v:shape id="_x0000_i1027" o:spt="75" type="#_x0000_t75" style="height:18pt;width:27.2pt;" o:ole="t" filled="f" o:preferrelative="t" stroked="f" coordsize="21600,21600">
+          <v:shape id="_x0000_i1047" o:spt="75" type="#_x0000_t75" style="height:18pt;width:27.2pt;" o:ole="t" filled="f" o:preferrelative="t" stroked="f" coordsize="21600,21600">
             <v:path/>
             <v:fill on="f" focussize="0,0"/>
             <v:stroke on="f"/>
@@ -2577,7 +2577,7 @@
             <w10:wrap type="none"/>
             <w10:anchorlock/>
           </v:shape>
-          <o:OLEObject Type="Embed" ProgID="Equation.KSEE3" ShapeID="_x0000_i1027" DrawAspect="Content" ObjectID="_1468075726" r:id="rId9">
+          <o:OLEObject Type="Embed" ProgID="Equation.KSEE3" ShapeID="_x0000_i1047" DrawAspect="Content" ObjectID="_1468075726" r:id="rId9">
             <o:LockedField>false</o:LockedField>
           </o:OLEObject>
         </w:object>
@@ -2593,36 +2593,22 @@
           <w:szCs w:val="20"/>
           <w:lang w:val="en-US" w:eastAsia="zh-CN" w:bidi="ar-SA"/>
         </w:rPr>
-        <w:t>, that is mapping query vector to weight which is range from -1 to 1 by tanh</w:t>
-      </w:r>
-      <w:bookmarkStart w:id="0" w:name="_GoBack"/>
-      <w:bookmarkEnd w:id="0"/>
-      <w:r>
-        <w:rPr>
-          <w:rFonts w:hint="eastAsia" w:ascii="Times New Roman" w:hAnsi="Times New Roman" w:cs="Times New Roman" w:eastAsiaTheme="minorEastAsia"/>
-          <w:b w:val="0"/>
-          <w:bCs w:val="0"/>
-          <w:color w:val="auto"/>
-          <w:kern w:val="2"/>
-          <w:sz w:val="20"/>
-          <w:szCs w:val="20"/>
-          <w:lang w:val="en-US" w:eastAsia="zh-CN" w:bidi="ar-SA"/>
-        </w:rPr>
-        <w:t xml:space="preserve"> function. Through this change, the computation time is decrease a lot. The analysis is the following. Set n is sequence length, d is embedding dimension, the input x is n</w:t>
-      </w:r>
-      <w:r>
-        <w:rPr>
-          <w:rFonts w:hint="eastAsia" w:ascii="Times New Roman" w:hAnsi="Times New Roman" w:cs="Times New Roman" w:eastAsiaTheme="minorEastAsia"/>
-          <w:b w:val="0"/>
-          <w:bCs w:val="0"/>
-          <w:color w:val="auto"/>
-          <w:kern w:val="2"/>
+        <w:t xml:space="preserve">, that is mapping query vector to weight which is range from -10 to 10 by tanh function. Why multiply 10? Because tanh function value range is (-1,1), the probability ratio of </w:t>
+      </w:r>
+      <w:r>
+        <w:rPr>
+          <w:rFonts w:hint="eastAsia" w:ascii="Times New Roman" w:hAnsi="Times New Roman" w:cs="Times New Roman" w:eastAsiaTheme="minorEastAsia"/>
+          <w:b w:val="0"/>
+          <w:bCs w:val="0"/>
+          <w:color w:val="auto"/>
+          <w:kern w:val="2"/>
+          <w:position w:val="-6"/>
           <w:sz w:val="20"/>
           <w:szCs w:val="20"/>
           <w:lang w:val="en-US" w:eastAsia="zh-CN" w:bidi="ar-SA"/>
         </w:rPr>
         <w:object>
-          <v:shape id="_x0000_i1028" o:spt="75" type="#_x0000_t75" style="height:10pt;width:9pt;" o:ole="t" filled="f" o:preferrelative="t" stroked="f" coordsize="21600,21600">
+          <v:shape id="_x0000_i1048" o:spt="75" type="#_x0000_t75" style="height:16pt;width:17pt;" o:ole="t" filled="f" o:preferrelative="t" stroked="f" coordsize="21600,21600">
             <v:path/>
             <v:fill on="f" focussize="0,0"/>
             <v:stroke on="f"/>
@@ -2631,7 +2617,7 @@
             <w10:wrap type="none"/>
             <w10:anchorlock/>
           </v:shape>
-          <o:OLEObject Type="Embed" ProgID="Equation.KSEE3" ShapeID="_x0000_i1028" DrawAspect="Content" ObjectID="_1468075727" r:id="rId11">
+          <o:OLEObject Type="Embed" ProgID="Equation.KSEE3" ShapeID="_x0000_i1048" DrawAspect="Content" ObjectID="_1468075727" r:id="rId11">
             <o:LockedField>false</o:LockedField>
           </o:OLEObject>
         </w:object>
@@ -2647,21 +2633,22 @@
           <w:szCs w:val="20"/>
           <w:lang w:val="en-US" w:eastAsia="zh-CN" w:bidi="ar-SA"/>
         </w:rPr>
-        <w:t>d, the weight matrix is d</w:t>
-      </w:r>
-      <w:r>
-        <w:rPr>
-          <w:rFonts w:hint="eastAsia" w:ascii="Times New Roman" w:hAnsi="Times New Roman" w:cs="Times New Roman" w:eastAsiaTheme="minorEastAsia"/>
-          <w:b w:val="0"/>
-          <w:bCs w:val="0"/>
-          <w:color w:val="auto"/>
-          <w:kern w:val="2"/>
+        <w:t xml:space="preserve">, it is 0.13. when sequence length is long, very small probability is needed. So when multiply 10, the probability ratio is </w:t>
+      </w:r>
+      <w:r>
+        <w:rPr>
+          <w:rFonts w:hint="eastAsia" w:ascii="Times New Roman" w:hAnsi="Times New Roman" w:cs="Times New Roman" w:eastAsiaTheme="minorEastAsia"/>
+          <w:b w:val="0"/>
+          <w:bCs w:val="0"/>
+          <w:color w:val="auto"/>
+          <w:kern w:val="2"/>
+          <w:position w:val="-6"/>
           <w:sz w:val="20"/>
           <w:szCs w:val="20"/>
           <w:lang w:val="en-US" w:eastAsia="zh-CN" w:bidi="ar-SA"/>
         </w:rPr>
         <w:object>
-          <v:shape id="_x0000_i1029" o:spt="75" type="#_x0000_t75" style="height:10pt;width:9pt;" o:ole="t" filled="f" o:preferrelative="t" stroked="f" coordsize="21600,21600">
+          <v:shape id="_x0000_i1049" o:spt="75" type="#_x0000_t75" style="height:16pt;width:20pt;" o:ole="t" filled="f" o:preferrelative="t" stroked="f" coordsize="21600,21600">
             <v:path/>
             <v:fill on="f" focussize="0,0"/>
             <v:stroke on="f"/>
@@ -2670,7 +2657,7 @@
             <w10:wrap type="none"/>
             <w10:anchorlock/>
           </v:shape>
-          <o:OLEObject Type="Embed" ProgID="Equation.KSEE3" ShapeID="_x0000_i1029" DrawAspect="Content" ObjectID="_1468075728" r:id="rId13">
+          <o:OLEObject Type="Embed" ProgID="Equation.KSEE3" ShapeID="_x0000_i1049" DrawAspect="Content" ObjectID="_1468075728" r:id="rId13">
             <o:LockedField>false</o:LockedField>
           </o:OLEObject>
         </w:object>
@@ -2686,6 +2673,150 @@
           <w:szCs w:val="20"/>
           <w:lang w:val="en-US" w:eastAsia="zh-CN" w:bidi="ar-SA"/>
         </w:rPr>
+        <w:t>, it is 2</w:t>
+      </w:r>
+      <w:r>
+        <w:rPr>
+          <w:rFonts w:hint="eastAsia" w:ascii="微软雅黑" w:hAnsi="微软雅黑" w:eastAsia="微软雅黑" w:cs="微软雅黑"/>
+          <w:b w:val="0"/>
+          <w:bCs w:val="0"/>
+          <w:color w:val="auto"/>
+          <w:kern w:val="2"/>
+          <w:sz w:val="20"/>
+          <w:szCs w:val="20"/>
+          <w:lang w:val="en-US" w:eastAsia="zh-CN" w:bidi="ar-SA"/>
+        </w:rPr>
+        <w:t>×</w:t>
+      </w:r>
+      <w:r>
+        <w:rPr>
+          <w:rFonts w:hint="eastAsia" w:ascii="微软雅黑" w:hAnsi="微软雅黑" w:eastAsia="微软雅黑" w:cs="微软雅黑"/>
+          <w:b w:val="0"/>
+          <w:bCs w:val="0"/>
+          <w:color w:val="auto"/>
+          <w:kern w:val="2"/>
+          <w:position w:val="-6"/>
+          <w:sz w:val="20"/>
+          <w:szCs w:val="20"/>
+          <w:lang w:val="en-US" w:eastAsia="zh-CN" w:bidi="ar-SA"/>
+        </w:rPr>
+        <w:object>
+          <v:shape id="_x0000_i1050" o:spt="75" type="#_x0000_t75" style="height:16pt;width:22pt;" o:ole="t" filled="f" o:preferrelative="t" stroked="f" coordsize="21600,21600">
+            <v:path/>
+            <v:fill on="f" focussize="0,0"/>
+            <v:stroke on="f"/>
+            <v:imagedata r:id="rId16" o:title=""/>
+            <o:lock v:ext="edit" aspectratio="t"/>
+            <w10:wrap type="none"/>
+            <w10:anchorlock/>
+          </v:shape>
+          <o:OLEObject Type="Embed" ProgID="Equation.KSEE3" ShapeID="_x0000_i1050" DrawAspect="Content" ObjectID="_1468075729" r:id="rId15">
+            <o:LockedField>false</o:LockedField>
+          </o:OLEObject>
+        </w:object>
+      </w:r>
+      <w:r>
+        <w:rPr>
+          <w:rFonts w:hint="eastAsia" w:ascii="微软雅黑" w:hAnsi="微软雅黑" w:eastAsia="微软雅黑" w:cs="微软雅黑"/>
+          <w:b w:val="0"/>
+          <w:bCs w:val="0"/>
+          <w:color w:val="auto"/>
+          <w:kern w:val="2"/>
+          <w:sz w:val="20"/>
+          <w:szCs w:val="20"/>
+          <w:lang w:val="en-US" w:eastAsia="zh-CN" w:bidi="ar-SA"/>
+        </w:rPr>
+        <w:t>.</w:t>
+      </w:r>
+      <w:r>
+        <w:rPr>
+          <w:rFonts w:hint="eastAsia" w:ascii="Times New Roman" w:hAnsi="Times New Roman" w:cs="Times New Roman" w:eastAsiaTheme="minorEastAsia"/>
+          <w:b w:val="0"/>
+          <w:bCs w:val="0"/>
+          <w:color w:val="auto"/>
+          <w:kern w:val="2"/>
+          <w:sz w:val="20"/>
+          <w:szCs w:val="20"/>
+          <w:lang w:val="en-US" w:eastAsia="zh-CN" w:bidi="ar-SA"/>
+        </w:rPr>
+        <w:t xml:space="preserve"> Through this change, the computation time is decrease a lot. The analysis is the following. Set n is sequence length, d is embedding dimension, the input x is n</w:t>
+      </w:r>
+      <w:r>
+        <w:rPr>
+          <w:rFonts w:hint="eastAsia" w:ascii="Times New Roman" w:hAnsi="Times New Roman" w:cs="Times New Roman" w:eastAsiaTheme="minorEastAsia"/>
+          <w:b w:val="0"/>
+          <w:bCs w:val="0"/>
+          <w:color w:val="auto"/>
+          <w:kern w:val="2"/>
+          <w:sz w:val="20"/>
+          <w:szCs w:val="20"/>
+          <w:lang w:val="en-US" w:eastAsia="zh-CN" w:bidi="ar-SA"/>
+        </w:rPr>
+        <w:object>
+          <v:shape id="_x0000_i1027" o:spt="75" type="#_x0000_t75" style="height:10pt;width:9pt;" o:ole="t" filled="f" o:preferrelative="t" stroked="f" coordsize="21600,21600">
+            <v:path/>
+            <v:fill on="f" focussize="0,0"/>
+            <v:stroke on="f"/>
+            <v:imagedata r:id="rId18" o:title=""/>
+            <o:lock v:ext="edit" aspectratio="t"/>
+            <w10:wrap type="none"/>
+            <w10:anchorlock/>
+          </v:shape>
+          <o:OLEObject Type="Embed" ProgID="Equation.KSEE3" ShapeID="_x0000_i1027" DrawAspect="Content" ObjectID="_1468075730" r:id="rId17">
+            <o:LockedField>false</o:LockedField>
+          </o:OLEObject>
+        </w:object>
+      </w:r>
+      <w:r>
+        <w:rPr>
+          <w:rFonts w:hint="eastAsia" w:ascii="Times New Roman" w:hAnsi="Times New Roman" w:cs="Times New Roman" w:eastAsiaTheme="minorEastAsia"/>
+          <w:b w:val="0"/>
+          <w:bCs w:val="0"/>
+          <w:color w:val="auto"/>
+          <w:kern w:val="2"/>
+          <w:sz w:val="20"/>
+          <w:szCs w:val="20"/>
+          <w:lang w:val="en-US" w:eastAsia="zh-CN" w:bidi="ar-SA"/>
+        </w:rPr>
+        <w:t>d, the weight matrix is d</w:t>
+      </w:r>
+      <w:r>
+        <w:rPr>
+          <w:rFonts w:hint="eastAsia" w:ascii="Times New Roman" w:hAnsi="Times New Roman" w:cs="Times New Roman" w:eastAsiaTheme="minorEastAsia"/>
+          <w:b w:val="0"/>
+          <w:bCs w:val="0"/>
+          <w:color w:val="auto"/>
+          <w:kern w:val="2"/>
+          <w:sz w:val="20"/>
+          <w:szCs w:val="20"/>
+          <w:lang w:val="en-US" w:eastAsia="zh-CN" w:bidi="ar-SA"/>
+        </w:rPr>
+        <w:object>
+          <v:shape id="_x0000_i1028" o:spt="75" type="#_x0000_t75" style="height:10pt;width:9pt;" o:ole="t" filled="f" o:preferrelative="t" stroked="f" coordsize="21600,21600">
+            <v:path/>
+            <v:fill on="f" focussize="0,0"/>
+            <v:stroke on="f"/>
+            <v:imagedata r:id="rId20" o:title=""/>
+            <o:lock v:ext="edit" aspectratio="t"/>
+            <w10:wrap type="none"/>
+            <w10:anchorlock/>
+          </v:shape>
+          <o:OLEObject Type="Embed" ProgID="Equation.KSEE3" ShapeID="_x0000_i1028" DrawAspect="Content" ObjectID="_1468075731" r:id="rId19">
+            <o:LockedField>false</o:LockedField>
+          </o:OLEObject>
+        </w:object>
+      </w:r>
+      <w:r>
+        <w:rPr>
+          <w:rFonts w:hint="eastAsia" w:ascii="Times New Roman" w:hAnsi="Times New Roman" w:cs="Times New Roman" w:eastAsiaTheme="minorEastAsia"/>
+          <w:b w:val="0"/>
+          <w:bCs w:val="0"/>
+          <w:color w:val="auto"/>
+          <w:kern w:val="2"/>
+          <w:sz w:val="20"/>
+          <w:szCs w:val="20"/>
+          <w:lang w:val="en-US" w:eastAsia="zh-CN" w:bidi="ar-SA"/>
+        </w:rPr>
         <w:t>d, so the</w:t>
       </w:r>
       <w:r>
@@ -2700,7 +2831,7 @@
           <w:lang w:val="en-US" w:eastAsia="zh-CN" w:bidi="ar-SA"/>
         </w:rPr>
         <w:object>
-          <v:shape id="_x0000_i1030" o:spt="75" type="#_x0000_t75" style="height:18pt;width:27.2pt;" o:ole="t" filled="f" o:preferrelative="t" stroked="f" coordsize="21600,21600">
+          <v:shape id="_x0000_i1029" o:spt="75" type="#_x0000_t75" style="height:18pt;width:27.2pt;" o:ole="t" filled="f" o:preferrelative="t" stroked="f" coordsize="21600,21600">
             <v:path/>
             <v:fill on="f" focussize="0,0"/>
             <v:stroke on="f"/>
@@ -2709,7 +2840,7 @@
             <w10:wrap type="none"/>
             <w10:anchorlock/>
           </v:shape>
-          <o:OLEObject Type="Embed" ProgID="Equation.KSEE3" ShapeID="_x0000_i1030" DrawAspect="Content" ObjectID="_1468075729" r:id="rId15">
+          <o:OLEObject Type="Embed" ProgID="Equation.KSEE3" ShapeID="_x0000_i1029" DrawAspect="Content" ObjectID="_1468075732" r:id="rId21">
             <o:LockedField>false</o:LockedField>
           </o:OLEObject>
         </w:object>
@@ -2739,125 +2870,7 @@
           <w:lang w:val="en-US" w:eastAsia="zh-CN" w:bidi="ar-SA"/>
         </w:rPr>
         <w:object>
-          <v:shape id="_x0000_i1031" o:spt="75" type="#_x0000_t75" style="height:16pt;width:55pt;" o:ole="t" filled="f" o:preferrelative="t" stroked="f" coordsize="21600,21600">
-            <v:path/>
-            <v:fill on="f" focussize="0,0"/>
-            <v:stroke on="f"/>
-            <v:imagedata r:id="rId17" o:title=""/>
-            <o:lock v:ext="edit" aspectratio="t"/>
-            <w10:wrap type="none"/>
-            <w10:anchorlock/>
-          </v:shape>
-          <o:OLEObject Type="Embed" ProgID="Equation.KSEE3" ShapeID="_x0000_i1031" DrawAspect="Content" ObjectID="_1468075730" r:id="rId16">
-            <o:LockedField>false</o:LockedField>
-          </o:OLEObject>
-        </w:object>
-      </w:r>
-      <w:r>
-        <w:rPr>
-          <w:rFonts w:hint="eastAsia" w:ascii="Times New Roman" w:hAnsi="Times New Roman" w:cs="Times New Roman" w:eastAsiaTheme="minorEastAsia"/>
-          <w:b w:val="0"/>
-          <w:bCs w:val="0"/>
-          <w:color w:val="auto"/>
-          <w:kern w:val="2"/>
-          <w:sz w:val="20"/>
-          <w:szCs w:val="20"/>
-          <w:lang w:val="en-US" w:eastAsia="zh-CN" w:bidi="ar-SA"/>
-        </w:rPr>
-        <w:t xml:space="preserve">, the </w:t>
-      </w:r>
-      <w:r>
-        <w:rPr>
-          <w:rFonts w:hint="eastAsia" w:ascii="Times New Roman" w:hAnsi="Times New Roman" w:cs="Times New Roman" w:eastAsiaTheme="minorEastAsia"/>
-          <w:b w:val="0"/>
-          <w:bCs w:val="0"/>
-          <w:color w:val="auto"/>
-          <w:kern w:val="2"/>
-          <w:position w:val="-10"/>
-          <w:sz w:val="20"/>
-          <w:szCs w:val="20"/>
-          <w:lang w:val="en-US" w:eastAsia="zh-CN" w:bidi="ar-SA"/>
-        </w:rPr>
-        <w:object>
-          <v:shape id="_x0000_i1032" o:spt="75" alt="" type="#_x0000_t75" style="height:17pt;width:42.95pt;" o:ole="t" filled="f" o:preferrelative="t" stroked="f" coordsize="21600,21600">
-            <v:path/>
-            <v:fill on="f" focussize="0,0"/>
-            <v:stroke on="f"/>
-            <v:imagedata r:id="rId19" o:title=""/>
-            <o:lock v:ext="edit" aspectratio="t"/>
-            <w10:wrap type="none"/>
-            <w10:anchorlock/>
-          </v:shape>
-          <o:OLEObject Type="Embed" ProgID="Equation.KSEE3" ShapeID="_x0000_i1032" DrawAspect="Content" ObjectID="_1468075731" r:id="rId18">
-            <o:LockedField>false</o:LockedField>
-          </o:OLEObject>
-        </w:object>
-      </w:r>
-      <w:r>
-        <w:rPr>
-          <w:rFonts w:hint="eastAsia" w:ascii="Times New Roman" w:hAnsi="Times New Roman" w:cs="Times New Roman" w:eastAsiaTheme="minorEastAsia"/>
-          <w:b w:val="0"/>
-          <w:bCs w:val="0"/>
-          <w:color w:val="auto"/>
-          <w:kern w:val="2"/>
-          <w:sz w:val="20"/>
-          <w:szCs w:val="20"/>
-          <w:lang w:val="en-US" w:eastAsia="zh-CN" w:bidi="ar-SA"/>
-        </w:rPr>
-        <w:t xml:space="preserve"> have time complexity </w:t>
-      </w:r>
-      <w:r>
-        <w:rPr>
-          <w:rFonts w:hint="eastAsia" w:ascii="Times New Roman" w:hAnsi="Times New Roman" w:cs="Times New Roman" w:eastAsiaTheme="minorEastAsia"/>
-          <w:b w:val="0"/>
-          <w:bCs w:val="0"/>
-          <w:color w:val="auto"/>
-          <w:kern w:val="2"/>
-          <w:sz w:val="20"/>
-          <w:szCs w:val="20"/>
-          <w:lang w:val="en-US" w:eastAsia="zh-CN" w:bidi="ar-SA"/>
-        </w:rPr>
-        <w:object>
-          <v:shape id="_x0000_i1033" o:spt="75" type="#_x0000_t75" style="height:16pt;width:45pt;" o:ole="t" filled="f" o:preferrelative="t" stroked="f" coordsize="21600,21600">
-            <v:path/>
-            <v:fill on="f" focussize="0,0"/>
-            <v:stroke on="f"/>
-            <v:imagedata r:id="rId21" o:title=""/>
-            <o:lock v:ext="edit" aspectratio="t"/>
-            <w10:wrap type="none"/>
-            <w10:anchorlock/>
-          </v:shape>
-          <o:OLEObject Type="Embed" ProgID="Equation.KSEE3" ShapeID="_x0000_i1033" DrawAspect="Content" ObjectID="_1468075732" r:id="rId20">
-            <o:LockedField>false</o:LockedField>
-          </o:OLEObject>
-        </w:object>
-      </w:r>
-      <w:r>
-        <w:rPr>
-          <w:rFonts w:hint="eastAsia" w:ascii="Times New Roman" w:hAnsi="Times New Roman" w:cs="Times New Roman" w:eastAsiaTheme="minorEastAsia"/>
-          <w:b w:val="0"/>
-          <w:bCs w:val="0"/>
-          <w:color w:val="auto"/>
-          <w:kern w:val="2"/>
-          <w:sz w:val="20"/>
-          <w:szCs w:val="20"/>
-          <w:lang w:val="en-US" w:eastAsia="zh-CN" w:bidi="ar-SA"/>
-        </w:rPr>
-        <w:t xml:space="preserve">. The ratio is </w:t>
-      </w:r>
-      <w:r>
-        <w:rPr>
-          <w:rFonts w:hint="eastAsia" w:ascii="Times New Roman" w:hAnsi="Times New Roman" w:cs="Times New Roman" w:eastAsiaTheme="minorEastAsia"/>
-          <w:b w:val="0"/>
-          <w:bCs w:val="0"/>
-          <w:color w:val="auto"/>
-          <w:kern w:val="2"/>
-          <w:sz w:val="20"/>
-          <w:szCs w:val="20"/>
-          <w:lang w:val="en-US" w:eastAsia="zh-CN" w:bidi="ar-SA"/>
-        </w:rPr>
-        <w:object>
-          <v:shape id="_x0000_i1034" o:spt="75" type="#_x0000_t75" style="height:31pt;width:36pt;" o:ole="t" filled="f" o:preferrelative="t" stroked="f" coordsize="21600,21600">
+          <v:shape id="_x0000_i1030" o:spt="75" type="#_x0000_t75" style="height:16pt;width:55pt;" o:ole="t" filled="f" o:preferrelative="t" stroked="f" coordsize="21600,21600">
             <v:path/>
             <v:fill on="f" focussize="0,0"/>
             <v:stroke on="f"/>
@@ -2866,7 +2879,7 @@
             <w10:wrap type="none"/>
             <w10:anchorlock/>
           </v:shape>
-          <o:OLEObject Type="Embed" ProgID="Equation.KSEE3" ShapeID="_x0000_i1034" DrawAspect="Content" ObjectID="_1468075733" r:id="rId22">
+          <o:OLEObject Type="Embed" ProgID="Equation.KSEE3" ShapeID="_x0000_i1030" DrawAspect="Content" ObjectID="_1468075733" r:id="rId22">
             <o:LockedField>false</o:LockedField>
           </o:OLEObject>
         </w:object>
@@ -2882,21 +2895,22 @@
           <w:szCs w:val="20"/>
           <w:lang w:val="en-US" w:eastAsia="zh-CN" w:bidi="ar-SA"/>
         </w:rPr>
-        <w:t xml:space="preserve">. When n is small, the time decrease one half. When n is large, the time decrease much more. If put into the formula </w:t>
-      </w:r>
-      <w:r>
-        <w:rPr>
-          <w:rFonts w:hint="eastAsia" w:ascii="Times New Roman" w:hAnsi="Times New Roman" w:cs="Times New Roman" w:eastAsiaTheme="minorEastAsia"/>
-          <w:b w:val="0"/>
-          <w:bCs w:val="0"/>
-          <w:color w:val="auto"/>
-          <w:kern w:val="2"/>
+        <w:t xml:space="preserve">, the </w:t>
+      </w:r>
+      <w:r>
+        <w:rPr>
+          <w:rFonts w:hint="eastAsia" w:ascii="Times New Roman" w:hAnsi="Times New Roman" w:cs="Times New Roman" w:eastAsiaTheme="minorEastAsia"/>
+          <w:b w:val="0"/>
+          <w:bCs w:val="0"/>
+          <w:color w:val="auto"/>
+          <w:kern w:val="2"/>
+          <w:position w:val="-10"/>
           <w:sz w:val="20"/>
           <w:szCs w:val="20"/>
           <w:lang w:val="en-US" w:eastAsia="zh-CN" w:bidi="ar-SA"/>
         </w:rPr>
         <w:object>
-          <v:shape id="_x0000_i1035" o:spt="75" type="#_x0000_t75" style="height:38pt;width:101pt;" o:ole="t" filled="f" o:preferrelative="t" stroked="f" coordsize="21600,21600">
+          <v:shape id="_x0000_i1031" o:spt="75" alt="" type="#_x0000_t75" style="height:17pt;width:53.45pt;" o:ole="t" filled="f" o:preferrelative="t" stroked="f" coordsize="21600,21600">
             <v:path/>
             <v:fill on="f" focussize="0,0"/>
             <v:stroke on="f"/>
@@ -2905,7 +2919,7 @@
             <w10:wrap type="none"/>
             <w10:anchorlock/>
           </v:shape>
-          <o:OLEObject Type="Embed" ProgID="Equation.KSEE3" ShapeID="_x0000_i1035" DrawAspect="Content" ObjectID="_1468075734" r:id="rId24">
+          <o:OLEObject Type="Embed" ProgID="Equation.KSEE3" ShapeID="_x0000_i1031" DrawAspect="Content" ObjectID="_1468075734" r:id="rId24">
             <o:LockedField>false</o:LockedField>
           </o:OLEObject>
         </w:object>
@@ -2921,22 +2935,21 @@
           <w:szCs w:val="20"/>
           <w:lang w:val="en-US" w:eastAsia="zh-CN" w:bidi="ar-SA"/>
         </w:rPr>
-        <w:t xml:space="preserve">and </w:t>
-      </w:r>
-      <w:r>
-        <w:rPr>
-          <w:rFonts w:hint="eastAsia" w:ascii="Times New Roman" w:hAnsi="Times New Roman" w:cs="Times New Roman" w:eastAsiaTheme="minorEastAsia"/>
-          <w:b w:val="0"/>
-          <w:bCs w:val="0"/>
-          <w:color w:val="auto"/>
-          <w:kern w:val="2"/>
-          <w:position w:val="-10"/>
+        <w:t xml:space="preserve"> have time complexity </w:t>
+      </w:r>
+      <w:r>
+        <w:rPr>
+          <w:rFonts w:hint="eastAsia" w:ascii="Times New Roman" w:hAnsi="Times New Roman" w:cs="Times New Roman" w:eastAsiaTheme="minorEastAsia"/>
+          <w:b w:val="0"/>
+          <w:bCs w:val="0"/>
+          <w:color w:val="auto"/>
+          <w:kern w:val="2"/>
           <w:sz w:val="20"/>
           <w:szCs w:val="20"/>
           <w:lang w:val="en-US" w:eastAsia="zh-CN" w:bidi="ar-SA"/>
         </w:rPr>
         <w:object>
-          <v:shape id="_x0000_i1036" o:spt="75" alt="" type="#_x0000_t75" style="height:17pt;width:127pt;" o:ole="t" filled="f" o:preferrelative="t" stroked="f" coordsize="21600,21600">
+          <v:shape id="_x0000_i1032" o:spt="75" type="#_x0000_t75" style="height:16pt;width:45pt;" o:ole="t" filled="f" o:preferrelative="t" stroked="f" coordsize="21600,21600">
             <v:path/>
             <v:fill on="f" focussize="0,0"/>
             <v:stroke on="f"/>
@@ -2945,7 +2958,7 @@
             <w10:wrap type="none"/>
             <w10:anchorlock/>
           </v:shape>
-          <o:OLEObject Type="Embed" ProgID="Equation.KSEE3" ShapeID="_x0000_i1036" DrawAspect="Content" ObjectID="_1468075735" r:id="rId26">
+          <o:OLEObject Type="Embed" ProgID="Equation.KSEE3" ShapeID="_x0000_i1032" DrawAspect="Content" ObjectID="_1468075735" r:id="rId26">
             <o:LockedField>false</o:LockedField>
           </o:OLEObject>
         </w:object>
@@ -2961,7 +2974,7 @@
           <w:szCs w:val="20"/>
           <w:lang w:val="en-US" w:eastAsia="zh-CN" w:bidi="ar-SA"/>
         </w:rPr>
-        <w:t xml:space="preserve">, the ratio is </w:t>
+        <w:t xml:space="preserve">. The ratio is </w:t>
       </w:r>
       <w:r>
         <w:rPr>
@@ -2975,7 +2988,7 @@
           <w:lang w:val="en-US" w:eastAsia="zh-CN" w:bidi="ar-SA"/>
         </w:rPr>
         <w:object>
-          <v:shape id="_x0000_i1037" o:spt="75" type="#_x0000_t75" style="height:33pt;width:93pt;" o:ole="t" filled="f" o:preferrelative="t" stroked="f" coordsize="21600,21600">
+          <v:shape id="_x0000_i1033" o:spt="75" type="#_x0000_t75" style="height:31pt;width:36pt;" o:ole="t" filled="f" o:preferrelative="t" stroked="f" coordsize="21600,21600">
             <v:path/>
             <v:fill on="f" focussize="0,0"/>
             <v:stroke on="f"/>
@@ -2984,7 +2997,7 @@
             <w10:wrap type="none"/>
             <w10:anchorlock/>
           </v:shape>
-          <o:OLEObject Type="Embed" ProgID="Equation.KSEE3" ShapeID="_x0000_i1037" DrawAspect="Content" ObjectID="_1468075736" r:id="rId28">
+          <o:OLEObject Type="Embed" ProgID="Equation.KSEE3" ShapeID="_x0000_i1033" DrawAspect="Content" ObjectID="_1468075736" r:id="rId28">
             <o:LockedField>false</o:LockedField>
           </o:OLEObject>
         </w:object>
@@ -3000,7 +3013,7 @@
           <w:szCs w:val="20"/>
           <w:lang w:val="en-US" w:eastAsia="zh-CN" w:bidi="ar-SA"/>
         </w:rPr>
-        <w:t>=</w:t>
+        <w:t xml:space="preserve">. When n is small, the time decrease one half. When n is large, the time decrease much more. If put into the formula </w:t>
       </w:r>
       <w:r>
         <w:rPr>
@@ -3014,7 +3027,7 @@
           <w:lang w:val="en-US" w:eastAsia="zh-CN" w:bidi="ar-SA"/>
         </w:rPr>
         <w:object>
-          <v:shape id="_x0000_i1038" o:spt="75" type="#_x0000_t75" style="height:33pt;width:77pt;" o:ole="t" filled="f" o:preferrelative="t" stroked="f" coordsize="21600,21600">
+          <v:shape id="_x0000_i1034" o:spt="75" type="#_x0000_t75" style="height:38pt;width:101pt;" o:ole="t" filled="f" o:preferrelative="t" stroked="f" coordsize="21600,21600">
             <v:path/>
             <v:fill on="f" focussize="0,0"/>
             <v:stroke on="f"/>
@@ -3023,7 +3036,7 @@
             <w10:wrap type="none"/>
             <w10:anchorlock/>
           </v:shape>
-          <o:OLEObject Type="Embed" ProgID="Equation.KSEE3" ShapeID="_x0000_i1038" DrawAspect="Content" ObjectID="_1468075737" r:id="rId30">
+          <o:OLEObject Type="Embed" ProgID="Equation.KSEE3" ShapeID="_x0000_i1034" DrawAspect="Content" ObjectID="_1468075737" r:id="rId30">
             <o:LockedField>false</o:LockedField>
           </o:OLEObject>
         </w:object>
@@ -3039,21 +3052,22 @@
           <w:szCs w:val="20"/>
           <w:lang w:val="en-US" w:eastAsia="zh-CN" w:bidi="ar-SA"/>
         </w:rPr>
-        <w:t xml:space="preserve">. When d≫n，delete the low order term of d and 3n, the result of ratio is 0.5. The time decrease one half. When n≫d, the ratio is </w:t>
-      </w:r>
-      <w:r>
-        <w:rPr>
-          <w:rFonts w:hint="eastAsia" w:ascii="Times New Roman" w:hAnsi="Times New Roman" w:cs="Times New Roman" w:eastAsiaTheme="minorEastAsia"/>
-          <w:b w:val="0"/>
-          <w:bCs w:val="0"/>
-          <w:color w:val="auto"/>
-          <w:kern w:val="2"/>
+        <w:t xml:space="preserve">and </w:t>
+      </w:r>
+      <w:r>
+        <w:rPr>
+          <w:rFonts w:hint="eastAsia" w:ascii="Times New Roman" w:hAnsi="Times New Roman" w:cs="Times New Roman" w:eastAsiaTheme="minorEastAsia"/>
+          <w:b w:val="0"/>
+          <w:bCs w:val="0"/>
+          <w:color w:val="auto"/>
+          <w:kern w:val="2"/>
+          <w:position w:val="-10"/>
           <w:sz w:val="20"/>
           <w:szCs w:val="20"/>
           <w:lang w:val="en-US" w:eastAsia="zh-CN" w:bidi="ar-SA"/>
         </w:rPr>
         <w:object>
-          <v:shape id="_x0000_i1039" o:spt="75" type="#_x0000_t75" style="height:33pt;width:49.95pt;" o:ole="t" filled="f" o:preferrelative="t" stroked="f" coordsize="21600,21600">
+          <v:shape id="_x0000_i1035" o:spt="75" alt="" type="#_x0000_t75" style="height:17pt;width:137pt;" o:ole="t" filled="f" o:preferrelative="t" stroked="f" coordsize="21600,21600">
             <v:path/>
             <v:fill on="f" focussize="0,0"/>
             <v:stroke on="f"/>
@@ -3062,7 +3076,7 @@
             <w10:wrap type="none"/>
             <w10:anchorlock/>
           </v:shape>
-          <o:OLEObject Type="Embed" ProgID="Equation.KSEE3" ShapeID="_x0000_i1039" DrawAspect="Content" ObjectID="_1468075738" r:id="rId32">
+          <o:OLEObject Type="Embed" ProgID="Equation.KSEE3" ShapeID="_x0000_i1035" DrawAspect="Content" ObjectID="_1468075738" r:id="rId32">
             <o:LockedField>false</o:LockedField>
           </o:OLEObject>
         </w:object>
@@ -3078,8 +3092,21 @@
           <w:szCs w:val="20"/>
           <w:lang w:val="en-US" w:eastAsia="zh-CN" w:bidi="ar-SA"/>
         </w:rPr>
+        <w:t xml:space="preserve">, the ratio is </w:t>
+      </w:r>
+      <w:r>
+        <w:rPr>
+          <w:rFonts w:hint="eastAsia" w:ascii="Times New Roman" w:hAnsi="Times New Roman" w:cs="Times New Roman" w:eastAsiaTheme="minorEastAsia"/>
+          <w:b w:val="0"/>
+          <w:bCs w:val="0"/>
+          <w:color w:val="auto"/>
+          <w:kern w:val="2"/>
+          <w:sz w:val="20"/>
+          <w:szCs w:val="20"/>
+          <w:lang w:val="en-US" w:eastAsia="zh-CN" w:bidi="ar-SA"/>
+        </w:rPr>
         <w:object>
-          <v:shape id="_x0000_i1040" o:spt="75" type="#_x0000_t75" style="height:31pt;width:27pt;" o:ole="t" filled="f" o:preferrelative="t" stroked="f" coordsize="21600,21600">
+          <v:shape id="_x0000_i1036" o:spt="75" type="#_x0000_t75" style="height:33pt;width:93pt;" o:ole="t" filled="f" o:preferrelative="t" stroked="f" coordsize="21600,21600">
             <v:path/>
             <v:fill on="f" focussize="0,0"/>
             <v:stroke on="f"/>
@@ -3088,7 +3115,7 @@
             <w10:wrap type="none"/>
             <w10:anchorlock/>
           </v:shape>
-          <o:OLEObject Type="Embed" ProgID="Equation.KSEE3" ShapeID="_x0000_i1040" DrawAspect="Content" ObjectID="_1468075739" r:id="rId34">
+          <o:OLEObject Type="Embed" ProgID="Equation.KSEE3" ShapeID="_x0000_i1036" DrawAspect="Content" ObjectID="_1468075739" r:id="rId34">
             <o:LockedField>false</o:LockedField>
           </o:OLEObject>
         </w:object>
@@ -3104,8 +3131,114 @@
           <w:szCs w:val="20"/>
           <w:lang w:val="en-US" w:eastAsia="zh-CN" w:bidi="ar-SA"/>
         </w:rPr>
+        <w:t>=</w:t>
+      </w:r>
+      <w:r>
+        <w:rPr>
+          <w:rFonts w:hint="eastAsia" w:ascii="Times New Roman" w:hAnsi="Times New Roman" w:cs="Times New Roman" w:eastAsiaTheme="minorEastAsia"/>
+          <w:b w:val="0"/>
+          <w:bCs w:val="0"/>
+          <w:color w:val="auto"/>
+          <w:kern w:val="2"/>
+          <w:sz w:val="20"/>
+          <w:szCs w:val="20"/>
+          <w:lang w:val="en-US" w:eastAsia="zh-CN" w:bidi="ar-SA"/>
+        </w:rPr>
+        <w:object>
+          <v:shape id="_x0000_i1037" o:spt="75" type="#_x0000_t75" style="height:33pt;width:77pt;" o:ole="t" filled="f" o:preferrelative="t" stroked="f" coordsize="21600,21600">
+            <v:path/>
+            <v:fill on="f" focussize="0,0"/>
+            <v:stroke on="f"/>
+            <v:imagedata r:id="rId37" o:title=""/>
+            <o:lock v:ext="edit" aspectratio="t"/>
+            <w10:wrap type="none"/>
+            <w10:anchorlock/>
+          </v:shape>
+          <o:OLEObject Type="Embed" ProgID="Equation.KSEE3" ShapeID="_x0000_i1037" DrawAspect="Content" ObjectID="_1468075740" r:id="rId36">
+            <o:LockedField>false</o:LockedField>
+          </o:OLEObject>
+        </w:object>
+      </w:r>
+      <w:r>
+        <w:rPr>
+          <w:rFonts w:hint="eastAsia" w:ascii="Times New Roman" w:hAnsi="Times New Roman" w:cs="Times New Roman" w:eastAsiaTheme="minorEastAsia"/>
+          <w:b w:val="0"/>
+          <w:bCs w:val="0"/>
+          <w:color w:val="auto"/>
+          <w:kern w:val="2"/>
+          <w:sz w:val="20"/>
+          <w:szCs w:val="20"/>
+          <w:lang w:val="en-US" w:eastAsia="zh-CN" w:bidi="ar-SA"/>
+        </w:rPr>
+        <w:t xml:space="preserve">. When d≫n，delete the low order term of d and 3n, the result of ratio is 0.5. The time decrease one half. When n≫d, the ratio is </w:t>
+      </w:r>
+      <w:r>
+        <w:rPr>
+          <w:rFonts w:hint="eastAsia" w:ascii="Times New Roman" w:hAnsi="Times New Roman" w:cs="Times New Roman" w:eastAsiaTheme="minorEastAsia"/>
+          <w:b w:val="0"/>
+          <w:bCs w:val="0"/>
+          <w:color w:val="auto"/>
+          <w:kern w:val="2"/>
+          <w:sz w:val="20"/>
+          <w:szCs w:val="20"/>
+          <w:lang w:val="en-US" w:eastAsia="zh-CN" w:bidi="ar-SA"/>
+        </w:rPr>
+        <w:object>
+          <v:shape id="_x0000_i1038" o:spt="75" type="#_x0000_t75" style="height:33pt;width:49.95pt;" o:ole="t" filled="f" o:preferrelative="t" stroked="f" coordsize="21600,21600">
+            <v:path/>
+            <v:fill on="f" focussize="0,0"/>
+            <v:stroke on="f"/>
+            <v:imagedata r:id="rId39" o:title=""/>
+            <o:lock v:ext="edit" aspectratio="t"/>
+            <w10:wrap type="none"/>
+            <w10:anchorlock/>
+          </v:shape>
+          <o:OLEObject Type="Embed" ProgID="Equation.KSEE3" ShapeID="_x0000_i1038" DrawAspect="Content" ObjectID="_1468075741" r:id="rId38">
+            <o:LockedField>false</o:LockedField>
+          </o:OLEObject>
+        </w:object>
+      </w:r>
+      <w:r>
+        <w:rPr>
+          <w:rFonts w:hint="eastAsia" w:ascii="Times New Roman" w:hAnsi="Times New Roman" w:cs="Times New Roman" w:eastAsiaTheme="minorEastAsia"/>
+          <w:b w:val="0"/>
+          <w:bCs w:val="0"/>
+          <w:color w:val="auto"/>
+          <w:kern w:val="2"/>
+          <w:sz w:val="20"/>
+          <w:szCs w:val="20"/>
+          <w:lang w:val="en-US" w:eastAsia="zh-CN" w:bidi="ar-SA"/>
+        </w:rPr>
+        <w:object>
+          <v:shape id="_x0000_i1039" o:spt="75" type="#_x0000_t75" style="height:31pt;width:27pt;" o:ole="t" filled="f" o:preferrelative="t" stroked="f" coordsize="21600,21600">
+            <v:path/>
+            <v:fill on="f" focussize="0,0"/>
+            <v:stroke on="f"/>
+            <v:imagedata r:id="rId41" o:title=""/>
+            <o:lock v:ext="edit" aspectratio="t"/>
+            <w10:wrap type="none"/>
+            <w10:anchorlock/>
+          </v:shape>
+          <o:OLEObject Type="Embed" ProgID="Equation.KSEE3" ShapeID="_x0000_i1039" DrawAspect="Content" ObjectID="_1468075742" r:id="rId40">
+            <o:LockedField>false</o:LockedField>
+          </o:OLEObject>
+        </w:object>
+      </w:r>
+      <w:r>
+        <w:rPr>
+          <w:rFonts w:hint="eastAsia" w:ascii="Times New Roman" w:hAnsi="Times New Roman" w:cs="Times New Roman" w:eastAsiaTheme="minorEastAsia"/>
+          <w:b w:val="0"/>
+          <w:bCs w:val="0"/>
+          <w:color w:val="auto"/>
+          <w:kern w:val="2"/>
+          <w:sz w:val="20"/>
+          <w:szCs w:val="20"/>
+          <w:lang w:val="en-US" w:eastAsia="zh-CN" w:bidi="ar-SA"/>
+        </w:rPr>
         <w:t>, the time decrease much more.</w:t>
       </w:r>
+      <w:bookmarkStart w:id="0" w:name="_GoBack"/>
+      <w:bookmarkEnd w:id="0"/>
     </w:p>
     <w:p>
       <w:pPr>
@@ -4025,16 +4158,16 @@
           <w:lang w:val="en-US" w:eastAsia="zh-CN" w:bidi="ar-SA"/>
         </w:rPr>
         <w:object>
-          <v:shape id="_x0000_i1041" o:spt="75" alt="" type="#_x0000_t75" style="height:13.95pt;width:24.95pt;" o:ole="t" filled="f" o:preferrelative="t" stroked="f" coordsize="21600,21600">
+          <v:shape id="_x0000_i1040" o:spt="75" type="#_x0000_t75" style="height:13.95pt;width:24.95pt;" o:ole="t" filled="f" o:preferrelative="t" stroked="f" coordsize="21600,21600">
             <v:path/>
             <v:fill on="f" focussize="0,0"/>
             <v:stroke on="f"/>
-            <v:imagedata r:id="rId37" o:title=""/>
+            <v:imagedata r:id="rId43" o:title=""/>
             <o:lock v:ext="edit" aspectratio="t"/>
             <w10:wrap type="none"/>
             <w10:anchorlock/>
           </v:shape>
-          <o:OLEObject Type="Embed" ProgID="Equation.KSEE3" ShapeID="_x0000_i1041" DrawAspect="Content" ObjectID="_1468075740" r:id="rId36">
+          <o:OLEObject Type="Embed" ProgID="Equation.KSEE3" ShapeID="_x0000_i1040" DrawAspect="Content" ObjectID="_1468075743" r:id="rId42">
             <o:LockedField>false</o:LockedField>
           </o:OLEObject>
         </w:object>

--- a/Next Generation Agent.docx
+++ b/Next Generation Agent.docx
@@ -468,7 +468,59 @@
           <w:szCs w:val="20"/>
           <w:lang w:val="en-US" w:eastAsia="zh-CN" w:bidi="ar-SA"/>
         </w:rPr>
-        <w:t xml:space="preserve">With the help of one order dimension, the output3 is a sentence, so the reasoning speed is more higher than LLM. The probability of sentence is joint probability of words, so only high probability of words can produce, so the hallucination problem alleviates. </w:t>
+        <w:t xml:space="preserve">With the help of </w:t>
+      </w:r>
+      <w:r>
+        <w:rPr>
+          <w:rFonts w:hint="eastAsia" w:ascii="Times New Roman" w:hAnsi="Times New Roman" w:cs="Times New Roman" w:eastAsiaTheme="minorEastAsia"/>
+          <w:b w:val="0"/>
+          <w:bCs w:val="0"/>
+          <w:color w:val="auto"/>
+          <w:kern w:val="2"/>
+          <w:sz w:val="20"/>
+          <w:szCs w:val="20"/>
+          <w:lang w:val="en-US" w:eastAsia="zh-CN" w:bidi="ar-SA"/>
+        </w:rPr>
+        <w:t>two</w:t>
+      </w:r>
+      <w:r>
+        <w:rPr>
+          <w:rFonts w:hint="default" w:ascii="Times New Roman" w:hAnsi="Times New Roman" w:cs="Times New Roman" w:eastAsiaTheme="minorEastAsia"/>
+          <w:b w:val="0"/>
+          <w:bCs w:val="0"/>
+          <w:color w:val="auto"/>
+          <w:kern w:val="2"/>
+          <w:sz w:val="20"/>
+          <w:szCs w:val="20"/>
+          <w:lang w:val="en-US" w:eastAsia="zh-CN" w:bidi="ar-SA"/>
+        </w:rPr>
+        <w:t xml:space="preserve"> order dimension</w:t>
+      </w:r>
+      <w:r>
+        <w:rPr>
+          <w:rFonts w:hint="eastAsia" w:ascii="Times New Roman" w:hAnsi="Times New Roman" w:cs="Times New Roman" w:eastAsiaTheme="minorEastAsia"/>
+          <w:b w:val="0"/>
+          <w:bCs w:val="0"/>
+          <w:color w:val="auto"/>
+          <w:kern w:val="2"/>
+          <w:sz w:val="20"/>
+          <w:szCs w:val="20"/>
+          <w:lang w:val="en-US" w:eastAsia="zh-CN" w:bidi="ar-SA"/>
+        </w:rPr>
+        <w:t>s</w:t>
+      </w:r>
+      <w:r>
+        <w:rPr>
+          <w:rFonts w:hint="default" w:ascii="Times New Roman" w:hAnsi="Times New Roman" w:cs="Times New Roman" w:eastAsiaTheme="minorEastAsia"/>
+          <w:b w:val="0"/>
+          <w:bCs w:val="0"/>
+          <w:color w:val="auto"/>
+          <w:kern w:val="2"/>
+          <w:sz w:val="20"/>
+          <w:szCs w:val="20"/>
+          <w:lang w:val="en-US" w:eastAsia="zh-CN" w:bidi="ar-SA"/>
+        </w:rPr>
+        <w:t xml:space="preserve">, the output3 is a sentence, so the reasoning speed is more higher than LLM. The probability of sentence is joint probability of words, so only high probability of words can produce, so the hallucination problem alleviates. </w:t>
       </w:r>
       <w:r>
         <w:rPr>
@@ -1468,7 +1520,293 @@
           <w:szCs w:val="20"/>
           <w:lang w:val="en-US" w:eastAsia="zh-CN" w:bidi="ar-SA"/>
         </w:rPr>
-        <w:t xml:space="preserve"> But how to control the order of element of sentence precisely? Another method is adding one order dimension in the label, that is to say to predict the order of element of sentence. The following is the detail. First, add one dimension at the last of each element of sentence. Second, add one dimension at the last of each word in one element of sentence. This dimension is the order of sentence</w:t>
+        <w:t xml:space="preserve"> But how to control the order of element of sentence precisely? Another method is adding </w:t>
+      </w:r>
+      <w:r>
+        <w:rPr>
+          <w:rFonts w:hint="eastAsia" w:ascii="Times New Roman" w:hAnsi="Times New Roman" w:cs="Times New Roman" w:eastAsiaTheme="minorEastAsia"/>
+          <w:b w:val="0"/>
+          <w:bCs w:val="0"/>
+          <w:color w:val="auto"/>
+          <w:kern w:val="2"/>
+          <w:sz w:val="20"/>
+          <w:szCs w:val="20"/>
+          <w:lang w:val="en-US" w:eastAsia="zh-CN" w:bidi="ar-SA"/>
+        </w:rPr>
+        <w:t>two</w:t>
+      </w:r>
+      <w:r>
+        <w:rPr>
+          <w:rFonts w:hint="default" w:ascii="Times New Roman" w:hAnsi="Times New Roman" w:cs="Times New Roman" w:eastAsiaTheme="minorEastAsia"/>
+          <w:b w:val="0"/>
+          <w:bCs w:val="0"/>
+          <w:color w:val="auto"/>
+          <w:kern w:val="2"/>
+          <w:sz w:val="20"/>
+          <w:szCs w:val="20"/>
+          <w:lang w:val="en-US" w:eastAsia="zh-CN" w:bidi="ar-SA"/>
+        </w:rPr>
+        <w:t xml:space="preserve"> order dimension</w:t>
+      </w:r>
+      <w:r>
+        <w:rPr>
+          <w:rFonts w:hint="eastAsia" w:ascii="Times New Roman" w:hAnsi="Times New Roman" w:cs="Times New Roman" w:eastAsiaTheme="minorEastAsia"/>
+          <w:b w:val="0"/>
+          <w:bCs w:val="0"/>
+          <w:color w:val="auto"/>
+          <w:kern w:val="2"/>
+          <w:sz w:val="20"/>
+          <w:szCs w:val="20"/>
+          <w:lang w:val="en-US" w:eastAsia="zh-CN" w:bidi="ar-SA"/>
+        </w:rPr>
+        <w:t>s</w:t>
+      </w:r>
+      <w:r>
+        <w:rPr>
+          <w:rFonts w:hint="default" w:ascii="Times New Roman" w:hAnsi="Times New Roman" w:cs="Times New Roman" w:eastAsiaTheme="minorEastAsia"/>
+          <w:b w:val="0"/>
+          <w:bCs w:val="0"/>
+          <w:color w:val="auto"/>
+          <w:kern w:val="2"/>
+          <w:sz w:val="20"/>
+          <w:szCs w:val="20"/>
+          <w:lang w:val="en-US" w:eastAsia="zh-CN" w:bidi="ar-SA"/>
+        </w:rPr>
+        <w:t xml:space="preserve"> in the label</w:t>
+      </w:r>
+      <w:r>
+        <w:rPr>
+          <w:rFonts w:hint="eastAsia" w:ascii="Times New Roman" w:hAnsi="Times New Roman" w:cs="Times New Roman" w:eastAsiaTheme="minorEastAsia"/>
+          <w:b w:val="0"/>
+          <w:bCs w:val="0"/>
+          <w:color w:val="auto"/>
+          <w:kern w:val="2"/>
+          <w:sz w:val="20"/>
+          <w:szCs w:val="20"/>
+          <w:lang w:val="en-US" w:eastAsia="zh-CN" w:bidi="ar-SA"/>
+        </w:rPr>
+        <w:t xml:space="preserve"> and the input</w:t>
+      </w:r>
+      <w:r>
+        <w:rPr>
+          <w:rFonts w:hint="default" w:ascii="Times New Roman" w:hAnsi="Times New Roman" w:cs="Times New Roman" w:eastAsiaTheme="minorEastAsia"/>
+          <w:b w:val="0"/>
+          <w:bCs w:val="0"/>
+          <w:color w:val="auto"/>
+          <w:kern w:val="2"/>
+          <w:sz w:val="20"/>
+          <w:szCs w:val="20"/>
+          <w:lang w:val="en-US" w:eastAsia="zh-CN" w:bidi="ar-SA"/>
+        </w:rPr>
+        <w:t>, that is to say to predict the order of element of sentence</w:t>
+      </w:r>
+      <w:r>
+        <w:rPr>
+          <w:rFonts w:hint="eastAsia" w:ascii="Times New Roman" w:hAnsi="Times New Roman" w:cs="Times New Roman" w:eastAsiaTheme="minorEastAsia"/>
+          <w:b w:val="0"/>
+          <w:bCs w:val="0"/>
+          <w:color w:val="auto"/>
+          <w:kern w:val="2"/>
+          <w:sz w:val="20"/>
+          <w:szCs w:val="20"/>
+          <w:lang w:val="en-US" w:eastAsia="zh-CN" w:bidi="ar-SA"/>
+        </w:rPr>
+        <w:t xml:space="preserve"> and the order of word in that element</w:t>
+      </w:r>
+      <w:r>
+        <w:rPr>
+          <w:rFonts w:hint="default" w:ascii="Times New Roman" w:hAnsi="Times New Roman" w:cs="Times New Roman" w:eastAsiaTheme="minorEastAsia"/>
+          <w:b w:val="0"/>
+          <w:bCs w:val="0"/>
+          <w:color w:val="auto"/>
+          <w:kern w:val="2"/>
+          <w:sz w:val="20"/>
+          <w:szCs w:val="20"/>
+          <w:lang w:val="en-US" w:eastAsia="zh-CN" w:bidi="ar-SA"/>
+        </w:rPr>
+        <w:t>. The following is the detail. First, add</w:t>
+      </w:r>
+      <w:r>
+        <w:rPr>
+          <w:rFonts w:hint="eastAsia" w:ascii="Times New Roman" w:hAnsi="Times New Roman" w:cs="Times New Roman" w:eastAsiaTheme="minorEastAsia"/>
+          <w:b w:val="0"/>
+          <w:bCs w:val="0"/>
+          <w:color w:val="auto"/>
+          <w:kern w:val="2"/>
+          <w:sz w:val="20"/>
+          <w:szCs w:val="20"/>
+          <w:lang w:val="en-US" w:eastAsia="zh-CN" w:bidi="ar-SA"/>
+        </w:rPr>
+        <w:t xml:space="preserve"> one order dimension</w:t>
+      </w:r>
+      <w:r>
+        <w:rPr>
+          <w:rFonts w:hint="default" w:ascii="Times New Roman" w:hAnsi="Times New Roman" w:cs="Times New Roman" w:eastAsiaTheme="minorEastAsia"/>
+          <w:b w:val="0"/>
+          <w:bCs w:val="0"/>
+          <w:color w:val="auto"/>
+          <w:kern w:val="2"/>
+          <w:sz w:val="20"/>
+          <w:szCs w:val="20"/>
+          <w:lang w:val="en-US" w:eastAsia="zh-CN" w:bidi="ar-SA"/>
+        </w:rPr>
+        <w:t xml:space="preserve"> </w:t>
+      </w:r>
+      <w:r>
+        <w:rPr>
+          <w:rFonts w:hint="eastAsia" w:ascii="Times New Roman" w:hAnsi="Times New Roman" w:cs="Times New Roman" w:eastAsiaTheme="minorEastAsia"/>
+          <w:b w:val="0"/>
+          <w:bCs w:val="0"/>
+          <w:color w:val="auto"/>
+          <w:kern w:val="2"/>
+          <w:sz w:val="20"/>
+          <w:szCs w:val="20"/>
+          <w:lang w:val="en-US" w:eastAsia="zh-CN" w:bidi="ar-SA"/>
+        </w:rPr>
+        <w:t xml:space="preserve">of </w:t>
+      </w:r>
+      <w:r>
+        <w:rPr>
+          <w:rFonts w:hint="default" w:ascii="Times New Roman" w:hAnsi="Times New Roman" w:cs="Times New Roman" w:eastAsiaTheme="minorEastAsia"/>
+          <w:b w:val="0"/>
+          <w:bCs w:val="0"/>
+          <w:color w:val="auto"/>
+          <w:kern w:val="2"/>
+          <w:sz w:val="20"/>
+          <w:szCs w:val="20"/>
+          <w:lang w:val="en-US" w:eastAsia="zh-CN" w:bidi="ar-SA"/>
+        </w:rPr>
+        <w:t>element of sentence</w:t>
+      </w:r>
+      <w:r>
+        <w:rPr>
+          <w:rFonts w:hint="eastAsia" w:ascii="Times New Roman" w:hAnsi="Times New Roman" w:cs="Times New Roman" w:eastAsiaTheme="minorEastAsia"/>
+          <w:b w:val="0"/>
+          <w:bCs w:val="0"/>
+          <w:color w:val="auto"/>
+          <w:kern w:val="2"/>
+          <w:sz w:val="20"/>
+          <w:szCs w:val="20"/>
+          <w:lang w:val="en-US" w:eastAsia="zh-CN" w:bidi="ar-SA"/>
+        </w:rPr>
+        <w:t xml:space="preserve">. </w:t>
+      </w:r>
+      <w:r>
+        <w:rPr>
+          <w:rFonts w:hint="default" w:ascii="Times New Roman" w:hAnsi="Times New Roman" w:cs="Times New Roman" w:eastAsiaTheme="minorEastAsia"/>
+          <w:b w:val="0"/>
+          <w:bCs w:val="0"/>
+          <w:color w:val="auto"/>
+          <w:kern w:val="2"/>
+          <w:sz w:val="20"/>
+          <w:szCs w:val="20"/>
+          <w:lang w:val="en-US" w:eastAsia="zh-CN" w:bidi="ar-SA"/>
+        </w:rPr>
+        <w:t>Second,</w:t>
+      </w:r>
+      <w:r>
+        <w:rPr>
+          <w:rFonts w:hint="eastAsia" w:ascii="Times New Roman" w:hAnsi="Times New Roman" w:cs="Times New Roman" w:eastAsiaTheme="minorEastAsia"/>
+          <w:b w:val="0"/>
+          <w:bCs w:val="0"/>
+          <w:color w:val="auto"/>
+          <w:kern w:val="2"/>
+          <w:sz w:val="20"/>
+          <w:szCs w:val="20"/>
+          <w:lang w:val="en-US" w:eastAsia="zh-CN" w:bidi="ar-SA"/>
+        </w:rPr>
+        <w:t xml:space="preserve"> </w:t>
+      </w:r>
+      <w:r>
+        <w:rPr>
+          <w:rFonts w:hint="default" w:ascii="Times New Roman" w:hAnsi="Times New Roman" w:cs="Times New Roman" w:eastAsiaTheme="minorEastAsia"/>
+          <w:b w:val="0"/>
+          <w:bCs w:val="0"/>
+          <w:color w:val="auto"/>
+          <w:kern w:val="2"/>
+          <w:sz w:val="20"/>
+          <w:szCs w:val="20"/>
+          <w:lang w:val="en-US" w:eastAsia="zh-CN" w:bidi="ar-SA"/>
+        </w:rPr>
+        <w:t>add one</w:t>
+      </w:r>
+      <w:r>
+        <w:rPr>
+          <w:rFonts w:hint="eastAsia" w:ascii="Times New Roman" w:hAnsi="Times New Roman" w:cs="Times New Roman" w:eastAsiaTheme="minorEastAsia"/>
+          <w:b w:val="0"/>
+          <w:bCs w:val="0"/>
+          <w:color w:val="auto"/>
+          <w:kern w:val="2"/>
+          <w:sz w:val="20"/>
+          <w:szCs w:val="20"/>
+          <w:lang w:val="en-US" w:eastAsia="zh-CN" w:bidi="ar-SA"/>
+        </w:rPr>
+        <w:t xml:space="preserve"> order</w:t>
+      </w:r>
+      <w:r>
+        <w:rPr>
+          <w:rFonts w:hint="default" w:ascii="Times New Roman" w:hAnsi="Times New Roman" w:cs="Times New Roman" w:eastAsiaTheme="minorEastAsia"/>
+          <w:b w:val="0"/>
+          <w:bCs w:val="0"/>
+          <w:color w:val="auto"/>
+          <w:kern w:val="2"/>
+          <w:sz w:val="20"/>
+          <w:szCs w:val="20"/>
+          <w:lang w:val="en-US" w:eastAsia="zh-CN" w:bidi="ar-SA"/>
+        </w:rPr>
+        <w:t xml:space="preserve"> dimension of each word in </w:t>
+      </w:r>
+      <w:r>
+        <w:rPr>
+          <w:rFonts w:hint="eastAsia" w:ascii="Times New Roman" w:hAnsi="Times New Roman" w:cs="Times New Roman" w:eastAsiaTheme="minorEastAsia"/>
+          <w:b w:val="0"/>
+          <w:bCs w:val="0"/>
+          <w:color w:val="auto"/>
+          <w:kern w:val="2"/>
+          <w:sz w:val="20"/>
+          <w:szCs w:val="20"/>
+          <w:lang w:val="en-US" w:eastAsia="zh-CN" w:bidi="ar-SA"/>
+        </w:rPr>
+        <w:t>that</w:t>
+      </w:r>
+      <w:r>
+        <w:rPr>
+          <w:rFonts w:hint="default" w:ascii="Times New Roman" w:hAnsi="Times New Roman" w:cs="Times New Roman" w:eastAsiaTheme="minorEastAsia"/>
+          <w:b w:val="0"/>
+          <w:bCs w:val="0"/>
+          <w:color w:val="auto"/>
+          <w:kern w:val="2"/>
+          <w:sz w:val="20"/>
+          <w:szCs w:val="20"/>
+          <w:lang w:val="en-US" w:eastAsia="zh-CN" w:bidi="ar-SA"/>
+        </w:rPr>
+        <w:t xml:space="preserve"> element</w:t>
+      </w:r>
+      <w:r>
+        <w:rPr>
+          <w:rFonts w:hint="eastAsia" w:ascii="Times New Roman" w:hAnsi="Times New Roman" w:cs="Times New Roman" w:eastAsiaTheme="minorEastAsia"/>
+          <w:b w:val="0"/>
+          <w:bCs w:val="0"/>
+          <w:color w:val="auto"/>
+          <w:kern w:val="2"/>
+          <w:sz w:val="20"/>
+          <w:szCs w:val="20"/>
+          <w:lang w:val="en-US" w:eastAsia="zh-CN" w:bidi="ar-SA"/>
+        </w:rPr>
+        <w:t>.</w:t>
+      </w:r>
+      <w:r>
+        <w:rPr>
+          <w:rFonts w:hint="default" w:ascii="Times New Roman" w:hAnsi="Times New Roman" w:cs="Times New Roman" w:eastAsiaTheme="minorEastAsia"/>
+          <w:b w:val="0"/>
+          <w:bCs w:val="0"/>
+          <w:color w:val="auto"/>
+          <w:kern w:val="2"/>
+          <w:sz w:val="20"/>
+          <w:szCs w:val="20"/>
+          <w:lang w:val="en-US" w:eastAsia="zh-CN" w:bidi="ar-SA"/>
+        </w:rPr>
+        <w:t xml:space="preserve"> This dimension is the order of sentence</w:t>
       </w:r>
       <w:r>
         <w:rPr>
@@ -1774,13 +2112,31 @@
           <w:rFonts w:hint="default" w:ascii="Times New Roman" w:hAnsi="Times New Roman" w:cs="Times New Roman" w:eastAsiaTheme="minorEastAsia"/>
           <w:b w:val="0"/>
           <w:bCs w:val="0"/>
-          <w:color w:val="auto"/>
-          <w:kern w:val="2"/>
-          <w:sz w:val="20"/>
-          <w:szCs w:val="20"/>
-          <w:lang w:val="en-US" w:eastAsia="zh-CN" w:bidi="ar-SA"/>
-        </w:rPr>
-        <w:t xml:space="preserve"> This method needs less classes and attributes, just to produce the words in one element of sentence, so less dimensions. This method is better for No.3 network, however the first method is better for No.1 network. Because the output3 is a sentence which like human behaves, not a word that LLM generates，the context is some sentences, so it is more comprehensive than constrained which LLM behaves. The probability of sentence is joint probability of words, so only high probability of words can produce, so the hallucination problem alleviates. </w:t>
+          <w:color w:val="E54C5E" w:themeColor="accent6"/>
+          <w:kern w:val="2"/>
+          <w:sz w:val="20"/>
+          <w:szCs w:val="20"/>
+          <w:lang w:val="en-US" w:eastAsia="zh-CN" w:bidi="ar-SA"/>
+          <w14:textFill>
+            <w14:solidFill>
+              <w14:schemeClr w14:val="accent6"/>
+            </w14:solidFill>
+          </w14:textFill>
+        </w:rPr>
+        <w:t xml:space="preserve"> </w:t>
+      </w:r>
+      <w:r>
+        <w:rPr>
+          <w:rFonts w:hint="default" w:ascii="Times New Roman" w:hAnsi="Times New Roman" w:cs="Times New Roman" w:eastAsiaTheme="minorEastAsia"/>
+          <w:b w:val="0"/>
+          <w:bCs w:val="0"/>
+          <w:color w:val="auto"/>
+          <w:kern w:val="2"/>
+          <w:sz w:val="20"/>
+          <w:szCs w:val="20"/>
+          <w:lang w:val="en-US" w:eastAsia="zh-CN" w:bidi="ar-SA"/>
+        </w:rPr>
+        <w:t xml:space="preserve">This method needs less classes and attributes, just to produce the words in one element of sentence, so less dimensions. This method is better for No.3 network, however the first method is better for No.1 network. Because the output3 is a sentence which like human behaves, not a word that LLM generates，the context is some sentences, so it is more comprehensive than constrained which LLM behaves. The probability of sentence is joint probability of words, so only high probability of words can produce, so the hallucination problem alleviates. </w:t>
       </w:r>
     </w:p>
     <w:p>
@@ -2493,7 +2849,7 @@
         <w:jc w:val="both"/>
         <w:textAlignment w:val="auto"/>
         <w:rPr>
-          <w:rFonts w:hint="default" w:ascii="Times New Roman" w:hAnsi="Times New Roman" w:cs="Times New Roman" w:eastAsiaTheme="minorEastAsia"/>
+          <w:rFonts w:hint="eastAsia" w:ascii="Times New Roman" w:hAnsi="Times New Roman" w:cs="Times New Roman" w:eastAsiaTheme="minorEastAsia"/>
           <w:b w:val="0"/>
           <w:bCs w:val="0"/>
           <w:color w:val="auto"/>
@@ -2529,7 +2885,7 @@
           <w:lang w:val="en-US" w:eastAsia="zh-CN" w:bidi="ar-SA"/>
         </w:rPr>
         <w:object>
-          <v:shape id="_x0000_i1046" o:spt="75" type="#_x0000_t75" style="height:17pt;width:53.45pt;" o:ole="t" filled="f" o:preferrelative="t" stroked="f" coordsize="21600,21600">
+          <v:shape id="_x0000_i1025" o:spt="75" type="#_x0000_t75" style="height:17pt;width:53.45pt;" o:ole="t" filled="f" o:preferrelative="t" stroked="f" coordsize="21600,21600">
             <v:path/>
             <v:fill on="f" focussize="0,0"/>
             <v:stroke on="f"/>
@@ -2538,7 +2894,7 @@
             <w10:wrap type="none"/>
             <w10:anchorlock/>
           </v:shape>
-          <o:OLEObject Type="Embed" ProgID="Equation.KSEE3" ShapeID="_x0000_i1046" DrawAspect="Content" ObjectID="_1468075725" r:id="rId7">
+          <o:OLEObject Type="Embed" ProgID="Equation.KSEE3" ShapeID="_x0000_i1025" DrawAspect="Content" ObjectID="_1468075725" r:id="rId7">
             <o:LockedField>false</o:LockedField>
           </o:OLEObject>
         </w:object>
@@ -2568,7 +2924,7 @@
           <w:lang w:val="en-US" w:eastAsia="zh-CN" w:bidi="ar-SA"/>
         </w:rPr>
         <w:object>
-          <v:shape id="_x0000_i1047" o:spt="75" type="#_x0000_t75" style="height:18pt;width:27.2pt;" o:ole="t" filled="f" o:preferrelative="t" stroked="f" coordsize="21600,21600">
+          <v:shape id="_x0000_i1026" o:spt="75" type="#_x0000_t75" style="height:18pt;width:27.2pt;" o:ole="t" filled="f" o:preferrelative="t" stroked="f" coordsize="21600,21600">
             <v:path/>
             <v:fill on="f" focussize="0,0"/>
             <v:stroke on="f"/>
@@ -2577,7 +2933,7 @@
             <w10:wrap type="none"/>
             <w10:anchorlock/>
           </v:shape>
-          <o:OLEObject Type="Embed" ProgID="Equation.KSEE3" ShapeID="_x0000_i1047" DrawAspect="Content" ObjectID="_1468075726" r:id="rId9">
+          <o:OLEObject Type="Embed" ProgID="Equation.KSEE3" ShapeID="_x0000_i1026" DrawAspect="Content" ObjectID="_1468075726" r:id="rId9">
             <o:LockedField>false</o:LockedField>
           </o:OLEObject>
         </w:object>
@@ -2608,7 +2964,7 @@
           <w:lang w:val="en-US" w:eastAsia="zh-CN" w:bidi="ar-SA"/>
         </w:rPr>
         <w:object>
-          <v:shape id="_x0000_i1048" o:spt="75" type="#_x0000_t75" style="height:16pt;width:17pt;" o:ole="t" filled="f" o:preferrelative="t" stroked="f" coordsize="21600,21600">
+          <v:shape id="_x0000_i1027" o:spt="75" type="#_x0000_t75" style="height:16pt;width:17pt;" o:ole="t" filled="f" o:preferrelative="t" stroked="f" coordsize="21600,21600">
             <v:path/>
             <v:fill on="f" focussize="0,0"/>
             <v:stroke on="f"/>
@@ -2617,7 +2973,7 @@
             <w10:wrap type="none"/>
             <w10:anchorlock/>
           </v:shape>
-          <o:OLEObject Type="Embed" ProgID="Equation.KSEE3" ShapeID="_x0000_i1048" DrawAspect="Content" ObjectID="_1468075727" r:id="rId11">
+          <o:OLEObject Type="Embed" ProgID="Equation.KSEE3" ShapeID="_x0000_i1027" DrawAspect="Content" ObjectID="_1468075727" r:id="rId11">
             <o:LockedField>false</o:LockedField>
           </o:OLEObject>
         </w:object>
@@ -2648,7 +3004,7 @@
           <w:lang w:val="en-US" w:eastAsia="zh-CN" w:bidi="ar-SA"/>
         </w:rPr>
         <w:object>
-          <v:shape id="_x0000_i1049" o:spt="75" type="#_x0000_t75" style="height:16pt;width:20pt;" o:ole="t" filled="f" o:preferrelative="t" stroked="f" coordsize="21600,21600">
+          <v:shape id="_x0000_i1028" o:spt="75" type="#_x0000_t75" style="height:16pt;width:20pt;" o:ole="t" filled="f" o:preferrelative="t" stroked="f" coordsize="21600,21600">
             <v:path/>
             <v:fill on="f" focussize="0,0"/>
             <v:stroke on="f"/>
@@ -2657,7 +3013,7 @@
             <w10:wrap type="none"/>
             <w10:anchorlock/>
           </v:shape>
-          <o:OLEObject Type="Embed" ProgID="Equation.KSEE3" ShapeID="_x0000_i1049" DrawAspect="Content" ObjectID="_1468075728" r:id="rId13">
+          <o:OLEObject Type="Embed" ProgID="Equation.KSEE3" ShapeID="_x0000_i1028" DrawAspect="Content" ObjectID="_1468075728" r:id="rId13">
             <o:LockedField>false</o:LockedField>
           </o:OLEObject>
         </w:object>
@@ -2701,7 +3057,7 @@
           <w:lang w:val="en-US" w:eastAsia="zh-CN" w:bidi="ar-SA"/>
         </w:rPr>
         <w:object>
-          <v:shape id="_x0000_i1050" o:spt="75" type="#_x0000_t75" style="height:16pt;width:22pt;" o:ole="t" filled="f" o:preferrelative="t" stroked="f" coordsize="21600,21600">
+          <v:shape id="_x0000_i1029" o:spt="75" type="#_x0000_t75" style="height:16pt;width:22pt;" o:ole="t" filled="f" o:preferrelative="t" stroked="f" coordsize="21600,21600">
             <v:path/>
             <v:fill on="f" focussize="0,0"/>
             <v:stroke on="f"/>
@@ -2710,7 +3066,7 @@
             <w10:wrap type="none"/>
             <w10:anchorlock/>
           </v:shape>
-          <o:OLEObject Type="Embed" ProgID="Equation.KSEE3" ShapeID="_x0000_i1050" DrawAspect="Content" ObjectID="_1468075729" r:id="rId15">
+          <o:OLEObject Type="Embed" ProgID="Equation.KSEE3" ShapeID="_x0000_i1029" DrawAspect="Content" ObjectID="_1468075729" r:id="rId15">
             <o:LockedField>false</o:LockedField>
           </o:OLEObject>
         </w:object>
@@ -2739,7 +3095,7 @@
           <w:szCs w:val="20"/>
           <w:lang w:val="en-US" w:eastAsia="zh-CN" w:bidi="ar-SA"/>
         </w:rPr>
-        <w:t xml:space="preserve"> Through this change, the computation time is decrease a lot. The analysis is the following. Set n is sequence length, d is embedding dimension, the input x is n</w:t>
+        <w:t xml:space="preserve"> Through this change, the computation time decreases a lot. The analysis is the following. Set n is sequence length, d is embedding dimension, the input x is n</w:t>
       </w:r>
       <w:r>
         <w:rPr>
@@ -2753,7 +3109,7 @@
           <w:lang w:val="en-US" w:eastAsia="zh-CN" w:bidi="ar-SA"/>
         </w:rPr>
         <w:object>
-          <v:shape id="_x0000_i1027" o:spt="75" type="#_x0000_t75" style="height:10pt;width:9pt;" o:ole="t" filled="f" o:preferrelative="t" stroked="f" coordsize="21600,21600">
+          <v:shape id="_x0000_i1030" o:spt="75" type="#_x0000_t75" style="height:10pt;width:9pt;" o:ole="t" filled="f" o:preferrelative="t" stroked="f" coordsize="21600,21600">
             <v:path/>
             <v:fill on="f" focussize="0,0"/>
             <v:stroke on="f"/>
@@ -2762,7 +3118,7 @@
             <w10:wrap type="none"/>
             <w10:anchorlock/>
           </v:shape>
-          <o:OLEObject Type="Embed" ProgID="Equation.KSEE3" ShapeID="_x0000_i1027" DrawAspect="Content" ObjectID="_1468075730" r:id="rId17">
+          <o:OLEObject Type="Embed" ProgID="Equation.KSEE3" ShapeID="_x0000_i1030" DrawAspect="Content" ObjectID="_1468075730" r:id="rId17">
             <o:LockedField>false</o:LockedField>
           </o:OLEObject>
         </w:object>
@@ -2792,7 +3148,7 @@
           <w:lang w:val="en-US" w:eastAsia="zh-CN" w:bidi="ar-SA"/>
         </w:rPr>
         <w:object>
-          <v:shape id="_x0000_i1028" o:spt="75" type="#_x0000_t75" style="height:10pt;width:9pt;" o:ole="t" filled="f" o:preferrelative="t" stroked="f" coordsize="21600,21600">
+          <v:shape id="_x0000_i1031" o:spt="75" type="#_x0000_t75" style="height:10pt;width:9pt;" o:ole="t" filled="f" o:preferrelative="t" stroked="f" coordsize="21600,21600">
             <v:path/>
             <v:fill on="f" focussize="0,0"/>
             <v:stroke on="f"/>
@@ -2801,7 +3157,7 @@
             <w10:wrap type="none"/>
             <w10:anchorlock/>
           </v:shape>
-          <o:OLEObject Type="Embed" ProgID="Equation.KSEE3" ShapeID="_x0000_i1028" DrawAspect="Content" ObjectID="_1468075731" r:id="rId19">
+          <o:OLEObject Type="Embed" ProgID="Equation.KSEE3" ShapeID="_x0000_i1031" DrawAspect="Content" ObjectID="_1468075731" r:id="rId19">
             <o:LockedField>false</o:LockedField>
           </o:OLEObject>
         </w:object>
@@ -2831,7 +3187,7 @@
           <w:lang w:val="en-US" w:eastAsia="zh-CN" w:bidi="ar-SA"/>
         </w:rPr>
         <w:object>
-          <v:shape id="_x0000_i1029" o:spt="75" type="#_x0000_t75" style="height:18pt;width:27.2pt;" o:ole="t" filled="f" o:preferrelative="t" stroked="f" coordsize="21600,21600">
+          <v:shape id="_x0000_i1032" o:spt="75" type="#_x0000_t75" style="height:18pt;width:27.2pt;" o:ole="t" filled="f" o:preferrelative="t" stroked="f" coordsize="21600,21600">
             <v:path/>
             <v:fill on="f" focussize="0,0"/>
             <v:stroke on="f"/>
@@ -2840,7 +3196,7 @@
             <w10:wrap type="none"/>
             <w10:anchorlock/>
           </v:shape>
-          <o:OLEObject Type="Embed" ProgID="Equation.KSEE3" ShapeID="_x0000_i1029" DrawAspect="Content" ObjectID="_1468075732" r:id="rId21">
+          <o:OLEObject Type="Embed" ProgID="Equation.KSEE3" ShapeID="_x0000_i1032" DrawAspect="Content" ObjectID="_1468075732" r:id="rId21">
             <o:LockedField>false</o:LockedField>
           </o:OLEObject>
         </w:object>
@@ -2870,7 +3226,7 @@
           <w:lang w:val="en-US" w:eastAsia="zh-CN" w:bidi="ar-SA"/>
         </w:rPr>
         <w:object>
-          <v:shape id="_x0000_i1030" o:spt="75" type="#_x0000_t75" style="height:16pt;width:55pt;" o:ole="t" filled="f" o:preferrelative="t" stroked="f" coordsize="21600,21600">
+          <v:shape id="_x0000_i1033" o:spt="75" type="#_x0000_t75" style="height:16pt;width:55pt;" o:ole="t" filled="f" o:preferrelative="t" stroked="f" coordsize="21600,21600">
             <v:path/>
             <v:fill on="f" focussize="0,0"/>
             <v:stroke on="f"/>
@@ -2879,7 +3235,7 @@
             <w10:wrap type="none"/>
             <w10:anchorlock/>
           </v:shape>
-          <o:OLEObject Type="Embed" ProgID="Equation.KSEE3" ShapeID="_x0000_i1030" DrawAspect="Content" ObjectID="_1468075733" r:id="rId22">
+          <o:OLEObject Type="Embed" ProgID="Equation.KSEE3" ShapeID="_x0000_i1033" DrawAspect="Content" ObjectID="_1468075733" r:id="rId22">
             <o:LockedField>false</o:LockedField>
           </o:OLEObject>
         </w:object>
@@ -2910,7 +3266,7 @@
           <w:lang w:val="en-US" w:eastAsia="zh-CN" w:bidi="ar-SA"/>
         </w:rPr>
         <w:object>
-          <v:shape id="_x0000_i1031" o:spt="75" alt="" type="#_x0000_t75" style="height:17pt;width:53.45pt;" o:ole="t" filled="f" o:preferrelative="t" stroked="f" coordsize="21600,21600">
+          <v:shape id="_x0000_i1034" o:spt="75" type="#_x0000_t75" style="height:17pt;width:53.45pt;" o:ole="t" filled="f" o:preferrelative="t" stroked="f" coordsize="21600,21600">
             <v:path/>
             <v:fill on="f" focussize="0,0"/>
             <v:stroke on="f"/>
@@ -2919,7 +3275,7 @@
             <w10:wrap type="none"/>
             <w10:anchorlock/>
           </v:shape>
-          <o:OLEObject Type="Embed" ProgID="Equation.KSEE3" ShapeID="_x0000_i1031" DrawAspect="Content" ObjectID="_1468075734" r:id="rId24">
+          <o:OLEObject Type="Embed" ProgID="Equation.KSEE3" ShapeID="_x0000_i1034" DrawAspect="Content" ObjectID="_1468075734" r:id="rId24">
             <o:LockedField>false</o:LockedField>
           </o:OLEObject>
         </w:object>
@@ -2949,7 +3305,7 @@
           <w:lang w:val="en-US" w:eastAsia="zh-CN" w:bidi="ar-SA"/>
         </w:rPr>
         <w:object>
-          <v:shape id="_x0000_i1032" o:spt="75" type="#_x0000_t75" style="height:16pt;width:45pt;" o:ole="t" filled="f" o:preferrelative="t" stroked="f" coordsize="21600,21600">
+          <v:shape id="_x0000_i1035" o:spt="75" type="#_x0000_t75" style="height:16pt;width:45pt;" o:ole="t" filled="f" o:preferrelative="t" stroked="f" coordsize="21600,21600">
             <v:path/>
             <v:fill on="f" focussize="0,0"/>
             <v:stroke on="f"/>
@@ -2958,7 +3314,7 @@
             <w10:wrap type="none"/>
             <w10:anchorlock/>
           </v:shape>
-          <o:OLEObject Type="Embed" ProgID="Equation.KSEE3" ShapeID="_x0000_i1032" DrawAspect="Content" ObjectID="_1468075735" r:id="rId26">
+          <o:OLEObject Type="Embed" ProgID="Equation.KSEE3" ShapeID="_x0000_i1035" DrawAspect="Content" ObjectID="_1468075735" r:id="rId26">
             <o:LockedField>false</o:LockedField>
           </o:OLEObject>
         </w:object>
@@ -2988,7 +3344,7 @@
           <w:lang w:val="en-US" w:eastAsia="zh-CN" w:bidi="ar-SA"/>
         </w:rPr>
         <w:object>
-          <v:shape id="_x0000_i1033" o:spt="75" type="#_x0000_t75" style="height:31pt;width:36pt;" o:ole="t" filled="f" o:preferrelative="t" stroked="f" coordsize="21600,21600">
+          <v:shape id="_x0000_i1036" o:spt="75" type="#_x0000_t75" style="height:31pt;width:36pt;" o:ole="t" filled="f" o:preferrelative="t" stroked="f" coordsize="21600,21600">
             <v:path/>
             <v:fill on="f" focussize="0,0"/>
             <v:stroke on="f"/>
@@ -2997,7 +3353,7 @@
             <w10:wrap type="none"/>
             <w10:anchorlock/>
           </v:shape>
-          <o:OLEObject Type="Embed" ProgID="Equation.KSEE3" ShapeID="_x0000_i1033" DrawAspect="Content" ObjectID="_1468075736" r:id="rId28">
+          <o:OLEObject Type="Embed" ProgID="Equation.KSEE3" ShapeID="_x0000_i1036" DrawAspect="Content" ObjectID="_1468075736" r:id="rId28">
             <o:LockedField>false</o:LockedField>
           </o:OLEObject>
         </w:object>
@@ -3027,7 +3383,7 @@
           <w:lang w:val="en-US" w:eastAsia="zh-CN" w:bidi="ar-SA"/>
         </w:rPr>
         <w:object>
-          <v:shape id="_x0000_i1034" o:spt="75" type="#_x0000_t75" style="height:38pt;width:101pt;" o:ole="t" filled="f" o:preferrelative="t" stroked="f" coordsize="21600,21600">
+          <v:shape id="_x0000_i1037" o:spt="75" type="#_x0000_t75" style="height:38pt;width:101pt;" o:ole="t" filled="f" o:preferrelative="t" stroked="f" coordsize="21600,21600">
             <v:path/>
             <v:fill on="f" focussize="0,0"/>
             <v:stroke on="f"/>
@@ -3036,7 +3392,7 @@
             <w10:wrap type="none"/>
             <w10:anchorlock/>
           </v:shape>
-          <o:OLEObject Type="Embed" ProgID="Equation.KSEE3" ShapeID="_x0000_i1034" DrawAspect="Content" ObjectID="_1468075737" r:id="rId30">
+          <o:OLEObject Type="Embed" ProgID="Equation.KSEE3" ShapeID="_x0000_i1037" DrawAspect="Content" ObjectID="_1468075737" r:id="rId30">
             <o:LockedField>false</o:LockedField>
           </o:OLEObject>
         </w:object>
@@ -3067,7 +3423,7 @@
           <w:lang w:val="en-US" w:eastAsia="zh-CN" w:bidi="ar-SA"/>
         </w:rPr>
         <w:object>
-          <v:shape id="_x0000_i1035" o:spt="75" alt="" type="#_x0000_t75" style="height:17pt;width:137pt;" o:ole="t" filled="f" o:preferrelative="t" stroked="f" coordsize="21600,21600">
+          <v:shape id="_x0000_i1038" o:spt="75" type="#_x0000_t75" style="height:17pt;width:137pt;" o:ole="t" filled="f" o:preferrelative="t" stroked="f" coordsize="21600,21600">
             <v:path/>
             <v:fill on="f" focussize="0,0"/>
             <v:stroke on="f"/>
@@ -3076,7 +3432,7 @@
             <w10:wrap type="none"/>
             <w10:anchorlock/>
           </v:shape>
-          <o:OLEObject Type="Embed" ProgID="Equation.KSEE3" ShapeID="_x0000_i1035" DrawAspect="Content" ObjectID="_1468075738" r:id="rId32">
+          <o:OLEObject Type="Embed" ProgID="Equation.KSEE3" ShapeID="_x0000_i1038" DrawAspect="Content" ObjectID="_1468075738" r:id="rId32">
             <o:LockedField>false</o:LockedField>
           </o:OLEObject>
         </w:object>
@@ -3106,7 +3462,7 @@
           <w:lang w:val="en-US" w:eastAsia="zh-CN" w:bidi="ar-SA"/>
         </w:rPr>
         <w:object>
-          <v:shape id="_x0000_i1036" o:spt="75" type="#_x0000_t75" style="height:33pt;width:93pt;" o:ole="t" filled="f" o:preferrelative="t" stroked="f" coordsize="21600,21600">
+          <v:shape id="_x0000_i1039" o:spt="75" alt="" type="#_x0000_t75" style="height:33pt;width:93pt;" o:ole="t" filled="f" o:preferrelative="t" stroked="f" coordsize="21600,21600">
             <v:path/>
             <v:fill on="f" focussize="0,0"/>
             <v:stroke on="f"/>
@@ -3115,7 +3471,7 @@
             <w10:wrap type="none"/>
             <w10:anchorlock/>
           </v:shape>
-          <o:OLEObject Type="Embed" ProgID="Equation.KSEE3" ShapeID="_x0000_i1036" DrawAspect="Content" ObjectID="_1468075739" r:id="rId34">
+          <o:OLEObject Type="Embed" ProgID="Equation.KSEE3" ShapeID="_x0000_i1039" DrawAspect="Content" ObjectID="_1468075739" r:id="rId34">
             <o:LockedField>false</o:LockedField>
           </o:OLEObject>
         </w:object>
@@ -3140,12 +3496,13 @@
           <w:bCs w:val="0"/>
           <w:color w:val="auto"/>
           <w:kern w:val="2"/>
+          <w:position w:val="-24"/>
           <w:sz w:val="20"/>
           <w:szCs w:val="20"/>
           <w:lang w:val="en-US" w:eastAsia="zh-CN" w:bidi="ar-SA"/>
         </w:rPr>
         <w:object>
-          <v:shape id="_x0000_i1037" o:spt="75" type="#_x0000_t75" style="height:33pt;width:77pt;" o:ole="t" filled="f" o:preferrelative="t" stroked="f" coordsize="21600,21600">
+          <v:shape id="_x0000_i1040" o:spt="75" alt="" type="#_x0000_t75" style="height:33pt;width:77pt;" o:ole="t" filled="f" o:preferrelative="t" stroked="f" coordsize="21600,21600">
             <v:path/>
             <v:fill on="f" focussize="0,0"/>
             <v:stroke on="f"/>
@@ -3154,7 +3511,7 @@
             <w10:wrap type="none"/>
             <w10:anchorlock/>
           </v:shape>
-          <o:OLEObject Type="Embed" ProgID="Equation.KSEE3" ShapeID="_x0000_i1037" DrawAspect="Content" ObjectID="_1468075740" r:id="rId36">
+          <o:OLEObject Type="Embed" ProgID="Equation.KSEE3" ShapeID="_x0000_i1040" DrawAspect="Content" ObjectID="_1468075740" r:id="rId36">
             <o:LockedField>false</o:LockedField>
           </o:OLEObject>
         </w:object>
@@ -3170,22 +3527,22 @@
           <w:szCs w:val="20"/>
           <w:lang w:val="en-US" w:eastAsia="zh-CN" w:bidi="ar-SA"/>
         </w:rPr>
-        <w:t xml:space="preserve">. When d≫n，delete the low order term of d and 3n, the result of ratio is 0.5. The time decrease one half. When n≫d, the ratio is </w:t>
-      </w:r>
-      <w:r>
-        <w:rPr>
-          <w:rFonts w:hint="eastAsia" w:ascii="Times New Roman" w:hAnsi="Times New Roman" w:cs="Times New Roman" w:eastAsiaTheme="minorEastAsia"/>
-          <w:b w:val="0"/>
-          <w:bCs w:val="0"/>
-          <w:color w:val="auto"/>
-          <w:kern w:val="2"/>
+        <w:t xml:space="preserve">. When d≫n，delete the low order term of d and 2n, the ratio is </w:t>
+      </w:r>
+      <w:r>
+        <w:rPr>
+          <w:rFonts w:hint="eastAsia" w:ascii="Times New Roman" w:hAnsi="Times New Roman" w:cs="Times New Roman" w:eastAsiaTheme="minorEastAsia"/>
+          <w:b w:val="0"/>
+          <w:bCs w:val="0"/>
+          <w:color w:val="auto"/>
+          <w:kern w:val="2"/>
+          <w:position w:val="-24"/>
           <w:sz w:val="20"/>
           <w:szCs w:val="20"/>
           <w:lang w:val="en-US" w:eastAsia="zh-CN" w:bidi="ar-SA"/>
         </w:rPr>
         <w:object>
-          <v:shape id="_x0000_i1038" o:spt="75" type="#_x0000_t75" style="height:33pt;width:49.95pt;" o:ole="t" filled="f" o:preferrelative="t" stroked="f" coordsize="21600,21600">
-            <v:path/>
+          <v:shape id="_x0000_i1053" o:spt="75" type="#_x0000_t75" style="height:31pt;width:12pt;" o:ole="t" filled="f" o:preferrelative="t" stroked="f" coordsize="21600,21600">
             <v:fill on="f" focussize="0,0"/>
             <v:stroke on="f"/>
             <v:imagedata r:id="rId39" o:title=""/>
@@ -3193,7 +3550,7 @@
             <w10:wrap type="none"/>
             <w10:anchorlock/>
           </v:shape>
-          <o:OLEObject Type="Embed" ProgID="Equation.KSEE3" ShapeID="_x0000_i1038" DrawAspect="Content" ObjectID="_1468075741" r:id="rId38">
+          <o:OLEObject Type="Embed" ProgID="Equation.KSEE3" ShapeID="_x0000_i1053" DrawAspect="Content" ObjectID="_1468075741" r:id="rId38">
             <o:LockedField>false</o:LockedField>
           </o:OLEObject>
         </w:object>
@@ -3209,8 +3566,22 @@
           <w:szCs w:val="20"/>
           <w:lang w:val="en-US" w:eastAsia="zh-CN" w:bidi="ar-SA"/>
         </w:rPr>
+        <w:t xml:space="preserve">. When n≫d, the ratio is </w:t>
+      </w:r>
+      <w:r>
+        <w:rPr>
+          <w:rFonts w:hint="eastAsia" w:ascii="Times New Roman" w:hAnsi="Times New Roman" w:cs="Times New Roman" w:eastAsiaTheme="minorEastAsia"/>
+          <w:b w:val="0"/>
+          <w:bCs w:val="0"/>
+          <w:color w:val="auto"/>
+          <w:kern w:val="2"/>
+          <w:position w:val="-28"/>
+          <w:sz w:val="20"/>
+          <w:szCs w:val="20"/>
+          <w:lang w:val="en-US" w:eastAsia="zh-CN" w:bidi="ar-SA"/>
+        </w:rPr>
         <w:object>
-          <v:shape id="_x0000_i1039" o:spt="75" type="#_x0000_t75" style="height:31pt;width:27pt;" o:ole="t" filled="f" o:preferrelative="t" stroked="f" coordsize="21600,21600">
+          <v:shape id="_x0000_i1041" o:spt="75" alt="" type="#_x0000_t75" style="height:33pt;width:51pt;" o:ole="t" filled="f" o:preferrelative="t" stroked="f" coordsize="21600,21600">
             <v:path/>
             <v:fill on="f" focussize="0,0"/>
             <v:stroke on="f"/>
@@ -3219,7 +3590,7 @@
             <w10:wrap type="none"/>
             <w10:anchorlock/>
           </v:shape>
-          <o:OLEObject Type="Embed" ProgID="Equation.KSEE3" ShapeID="_x0000_i1039" DrawAspect="Content" ObjectID="_1468075742" r:id="rId40">
+          <o:OLEObject Type="Embed" ProgID="Equation.KSEE3" ShapeID="_x0000_i1041" DrawAspect="Content" ObjectID="_1468075742" r:id="rId40">
             <o:LockedField>false</o:LockedField>
           </o:OLEObject>
         </w:object>
@@ -3231,14 +3602,39 @@
           <w:bCs w:val="0"/>
           <w:color w:val="auto"/>
           <w:kern w:val="2"/>
-          <w:sz w:val="20"/>
-          <w:szCs w:val="20"/>
-          <w:lang w:val="en-US" w:eastAsia="zh-CN" w:bidi="ar-SA"/>
-        </w:rPr>
-        <w:t>, the time decrease much more.</w:t>
-      </w:r>
-      <w:bookmarkStart w:id="0" w:name="_GoBack"/>
-      <w:bookmarkEnd w:id="0"/>
+          <w:position w:val="-24"/>
+          <w:sz w:val="20"/>
+          <w:szCs w:val="20"/>
+          <w:lang w:val="en-US" w:eastAsia="zh-CN" w:bidi="ar-SA"/>
+        </w:rPr>
+        <w:object>
+          <v:shape id="_x0000_i1051" o:spt="75" alt="" type="#_x0000_t75" style="height:31pt;width:21pt;" o:ole="t" filled="f" o:preferrelative="t" stroked="f" coordsize="21600,21600">
+            <v:path/>
+            <v:fill on="f" focussize="0,0"/>
+            <v:stroke on="f"/>
+            <v:imagedata r:id="rId43" o:title=""/>
+            <o:lock v:ext="edit" aspectratio="t"/>
+            <w10:wrap type="none"/>
+            <w10:anchorlock/>
+          </v:shape>
+          <o:OLEObject Type="Embed" ProgID="Equation.KSEE3" ShapeID="_x0000_i1051" DrawAspect="Content" ObjectID="_1468075743" r:id="rId42">
+            <o:LockedField>false</o:LockedField>
+          </o:OLEObject>
+        </w:object>
+      </w:r>
+      <w:r>
+        <w:rPr>
+          <w:rFonts w:hint="eastAsia" w:ascii="Times New Roman" w:hAnsi="Times New Roman" w:cs="Times New Roman" w:eastAsiaTheme="minorEastAsia"/>
+          <w:b w:val="0"/>
+          <w:bCs w:val="0"/>
+          <w:color w:val="auto"/>
+          <w:kern w:val="2"/>
+          <w:sz w:val="20"/>
+          <w:szCs w:val="20"/>
+          <w:lang w:val="en-US" w:eastAsia="zh-CN" w:bidi="ar-SA"/>
+        </w:rPr>
+        <w:t xml:space="preserve">, the time decrease much more. </w:t>
+      </w:r>
     </w:p>
     <w:p>
       <w:pPr>
@@ -3290,97 +3686,324 @@
           <w:szCs w:val="20"/>
           <w:lang w:val="en-US" w:eastAsia="zh-CN" w:bidi="ar-SA"/>
         </w:rPr>
-        <w:t>Causal reasoning is realized by concat</w:t>
-      </w:r>
-      <w:r>
-        <w:rPr>
-          <w:rFonts w:hint="eastAsia" w:ascii="Times New Roman" w:hAnsi="Times New Roman" w:cs="Times New Roman" w:eastAsiaTheme="minorEastAsia"/>
-          <w:b w:val="0"/>
-          <w:bCs w:val="0"/>
-          <w:color w:val="auto"/>
-          <w:kern w:val="2"/>
-          <w:position w:val="-10"/>
-          <w:sz w:val="20"/>
-          <w:szCs w:val="20"/>
-          <w:lang w:val="en-US" w:eastAsia="zh-CN" w:bidi="ar-SA"/>
-        </w:rPr>
-        <w:t>e</w:t>
-      </w:r>
-      <w:r>
-        <w:rPr>
-          <w:rFonts w:hint="eastAsia" w:ascii="Times New Roman" w:hAnsi="Times New Roman" w:cs="Times New Roman" w:eastAsiaTheme="minorEastAsia"/>
-          <w:b w:val="0"/>
-          <w:bCs w:val="0"/>
-          <w:color w:val="auto"/>
-          <w:kern w:val="2"/>
-          <w:sz w:val="20"/>
-          <w:szCs w:val="20"/>
-          <w:lang w:val="en-US" w:eastAsia="zh-CN" w:bidi="ar-SA"/>
-        </w:rPr>
-        <w:t>nate output3 with the input of  No.3 as the new input of  No.3. For example, the robot see an glass cup on the desk, it is a initial scene. Then the output3 is pushing it down when low probability value function is selected, while the output3 is always pick it up with high probability value function selected. The new scene of input is the glass cup is broken, the initial scene concatenates with the new scene( the two scenes make context) and the action pushing it down as the input of  No.3, the new output3 is the logic of casual reasoning. Continuous reasoning is also realized by concatenate output3 with the input of  No.3 as the new input of  No.3.</w:t>
-      </w:r>
-      <w:r>
-        <w:rPr>
-          <w:rFonts w:hint="eastAsia" w:ascii="Times New Roman" w:hAnsi="Times New Roman" w:cs="Times New Roman" w:eastAsiaTheme="minorEastAsia"/>
-          <w:b w:val="0"/>
-          <w:bCs w:val="0"/>
-          <w:color w:val="E54C5E" w:themeColor="accent6"/>
-          <w:kern w:val="2"/>
-          <w:sz w:val="20"/>
-          <w:szCs w:val="20"/>
-          <w:lang w:val="en-US" w:eastAsia="zh-CN" w:bidi="ar-SA"/>
-          <w14:textFill>
-            <w14:solidFill>
-              <w14:schemeClr w14:val="accent6"/>
-            </w14:solidFill>
-          </w14:textFill>
-        </w:rPr>
-        <w:t xml:space="preserve"> </w:t>
-      </w:r>
-    </w:p>
-    <w:p>
-      <w:pPr>
-        <w:keepNext w:val="0"/>
-        <w:keepLines w:val="0"/>
-        <w:pageBreakBefore w:val="0"/>
-        <w:widowControl w:val="0"/>
-        <w:numPr>
-          <w:ilvl w:val="0"/>
-          <w:numId w:val="2"/>
-        </w:numPr>
-        <w:kinsoku/>
-        <w:wordWrap/>
-        <w:overflowPunct/>
-        <w:topLinePunct w:val="0"/>
-        <w:autoSpaceDE/>
-        <w:autoSpaceDN/>
-        <w:bidi w:val="0"/>
-        <w:adjustRightInd/>
-        <w:snapToGrid/>
-        <w:spacing w:after="0" w:line="360" w:lineRule="auto"/>
-        <w:ind w:left="0" w:leftChars="0" w:right="240" w:firstLine="0" w:firstLineChars="0"/>
-        <w:textAlignment w:val="auto"/>
-        <w:rPr>
-          <w:rFonts w:hint="default" w:ascii="Times New Roman" w:hAnsi="Times New Roman" w:cs="Times New Roman"/>
-          <w:b/>
-          <w:bCs/>
-          <w:color w:val="auto"/>
-          <w:sz w:val="20"/>
-          <w:szCs w:val="20"/>
-          <w:lang w:val="en-US" w:eastAsia="zh-CN"/>
-        </w:rPr>
-      </w:pPr>
-      <w:r>
-        <w:rPr>
-          <w:rFonts w:hint="default" w:ascii="Times New Roman" w:hAnsi="Times New Roman" w:cs="Times New Roman"/>
-          <w:b/>
-          <w:bCs/>
-          <w:color w:val="auto"/>
-          <w:sz w:val="20"/>
-          <w:szCs w:val="20"/>
-          <w:lang w:val="en-US" w:eastAsia="zh-CN"/>
-        </w:rPr>
-        <w:t>Thinking</w:t>
+        <w:t xml:space="preserve">Another method is treating classification as regression, the loss function is mse, softmax function is no longer needed. This method can produce the output vector and order dimension simultaneously. </w:t>
+      </w:r>
+      <w:r>
+        <w:rPr>
+          <w:rFonts w:hint="eastAsia" w:ascii="Times New Roman" w:hAnsi="Times New Roman" w:cs="Times New Roman" w:eastAsiaTheme="minorEastAsia"/>
+          <w:b w:val="0"/>
+          <w:bCs w:val="0"/>
+          <w:color w:val="auto"/>
+          <w:kern w:val="2"/>
+          <w:sz w:val="20"/>
+          <w:szCs w:val="20"/>
+          <w:lang w:val="en-US" w:eastAsia="zh-CN" w:bidi="ar-SA"/>
+        </w:rPr>
+        <w:object>
+          <v:shape id="_x0000_i1044" o:spt="75" type="#_x0000_t75" style="height:18pt;width:26pt;" o:ole="t" filled="f" o:preferrelative="t" stroked="f" coordsize="21600,21600">
+            <v:fill on="f" focussize="0,0"/>
+            <v:stroke on="f"/>
+            <v:imagedata r:id="rId45" o:title=""/>
+            <o:lock v:ext="edit" aspectratio="t"/>
+            <w10:wrap type="none"/>
+            <w10:anchorlock/>
+          </v:shape>
+          <o:OLEObject Type="Embed" ProgID="Equation.KSEE3" ShapeID="_x0000_i1044" DrawAspect="Content" ObjectID="_1468075744" r:id="rId44">
+            <o:LockedField>false</o:LockedField>
+          </o:OLEObject>
+        </w:object>
+      </w:r>
+      <w:r>
+        <w:rPr>
+          <w:rFonts w:hint="eastAsia" w:ascii="Times New Roman" w:hAnsi="Times New Roman" w:cs="Times New Roman" w:eastAsiaTheme="minorEastAsia"/>
+          <w:b w:val="0"/>
+          <w:bCs w:val="0"/>
+          <w:color w:val="auto"/>
+          <w:kern w:val="2"/>
+          <w:sz w:val="20"/>
+          <w:szCs w:val="20"/>
+          <w:lang w:val="en-US" w:eastAsia="zh-CN" w:bidi="ar-SA"/>
+        </w:rPr>
+        <w:t xml:space="preserve"> can be substituted by </w:t>
+      </w:r>
+      <w:r>
+        <w:rPr>
+          <w:rFonts w:hint="eastAsia" w:ascii="Times New Roman" w:hAnsi="Times New Roman" w:cs="Times New Roman" w:eastAsiaTheme="minorEastAsia"/>
+          <w:b w:val="0"/>
+          <w:bCs w:val="0"/>
+          <w:color w:val="auto"/>
+          <w:kern w:val="2"/>
+          <w:sz w:val="20"/>
+          <w:szCs w:val="20"/>
+          <w:lang w:val="en-US" w:eastAsia="zh-CN" w:bidi="ar-SA"/>
+        </w:rPr>
+        <w:object>
+          <v:shape id="_x0000_i1045" o:spt="75" type="#_x0000_t75" style="height:16pt;width:12pt;" o:ole="t" filled="f" o:preferrelative="t" stroked="f" coordsize="21600,21600">
+            <v:fill on="f" focussize="0,0"/>
+            <v:stroke on="f"/>
+            <v:imagedata r:id="rId47" o:title=""/>
+            <o:lock v:ext="edit" aspectratio="t"/>
+            <w10:wrap type="none"/>
+            <w10:anchorlock/>
+          </v:shape>
+          <o:OLEObject Type="Embed" ProgID="Equation.KSEE3" ShapeID="_x0000_i1045" DrawAspect="Content" ObjectID="_1468075745" r:id="rId46">
+            <o:LockedField>false</o:LockedField>
+          </o:OLEObject>
+        </w:object>
+      </w:r>
+      <w:r>
+        <w:rPr>
+          <w:rFonts w:hint="eastAsia" w:ascii="Times New Roman" w:hAnsi="Times New Roman" w:cs="Times New Roman" w:eastAsiaTheme="minorEastAsia"/>
+          <w:b w:val="0"/>
+          <w:bCs w:val="0"/>
+          <w:color w:val="auto"/>
+          <w:kern w:val="2"/>
+          <w:sz w:val="20"/>
+          <w:szCs w:val="20"/>
+          <w:lang w:val="en-US" w:eastAsia="zh-CN" w:bidi="ar-SA"/>
+        </w:rPr>
+        <w:t xml:space="preserve">, put into the formula </w:t>
+      </w:r>
+      <w:r>
+        <w:rPr>
+          <w:rFonts w:hint="eastAsia" w:ascii="Times New Roman" w:hAnsi="Times New Roman" w:cs="Times New Roman" w:eastAsiaTheme="minorEastAsia"/>
+          <w:b w:val="0"/>
+          <w:bCs w:val="0"/>
+          <w:color w:val="auto"/>
+          <w:kern w:val="2"/>
+          <w:sz w:val="20"/>
+          <w:szCs w:val="20"/>
+          <w:lang w:val="en-US" w:eastAsia="zh-CN" w:bidi="ar-SA"/>
+        </w:rPr>
+        <w:object>
+          <v:shape id="_x0000_i1046" o:spt="75" type="#_x0000_t75" style="height:16pt;width:29pt;" o:ole="t" filled="f" o:preferrelative="t" stroked="f" coordsize="21600,21600">
+            <v:fill on="f" focussize="0,0"/>
+            <v:stroke on="f"/>
+            <v:imagedata r:id="rId49" o:title=""/>
+            <o:lock v:ext="edit" aspectratio="t"/>
+            <w10:wrap type="none"/>
+            <w10:anchorlock/>
+          </v:shape>
+          <o:OLEObject Type="Embed" ProgID="Equation.KSEE3" ShapeID="_x0000_i1046" DrawAspect="Content" ObjectID="_1468075746" r:id="rId48">
+            <o:LockedField>false</o:LockedField>
+          </o:OLEObject>
+        </w:object>
+      </w:r>
+      <w:r>
+        <w:rPr>
+          <w:rFonts w:hint="eastAsia" w:ascii="Times New Roman" w:hAnsi="Times New Roman" w:cs="Times New Roman" w:eastAsiaTheme="minorEastAsia"/>
+          <w:b w:val="0"/>
+          <w:bCs w:val="0"/>
+          <w:color w:val="auto"/>
+          <w:kern w:val="2"/>
+          <w:sz w:val="20"/>
+          <w:szCs w:val="20"/>
+          <w:lang w:val="en-US" w:eastAsia="zh-CN" w:bidi="ar-SA"/>
+        </w:rPr>
+        <w:t xml:space="preserve">,The ratio is </w:t>
+      </w:r>
+      <w:r>
+        <w:rPr>
+          <w:rFonts w:hint="eastAsia" w:ascii="Times New Roman" w:hAnsi="Times New Roman" w:cs="Times New Roman" w:eastAsiaTheme="minorEastAsia"/>
+          <w:b w:val="0"/>
+          <w:bCs w:val="0"/>
+          <w:color w:val="auto"/>
+          <w:kern w:val="2"/>
+          <w:sz w:val="20"/>
+          <w:szCs w:val="20"/>
+          <w:lang w:val="en-US" w:eastAsia="zh-CN" w:bidi="ar-SA"/>
+        </w:rPr>
+        <w:object>
+          <v:shape id="_x0000_i1047" o:spt="75" type="#_x0000_t75" style="height:33pt;width:93pt;" o:ole="t" filled="f" o:preferrelative="t" stroked="f" coordsize="21600,21600">
+            <v:fill on="f" focussize="0,0"/>
+            <v:stroke on="f"/>
+            <v:imagedata r:id="rId51" o:title=""/>
+            <o:lock v:ext="edit" aspectratio="t"/>
+            <w10:wrap type="none"/>
+            <w10:anchorlock/>
+          </v:shape>
+          <o:OLEObject Type="Embed" ProgID="Equation.KSEE3" ShapeID="_x0000_i1047" DrawAspect="Content" ObjectID="_1468075747" r:id="rId50">
+            <o:LockedField>false</o:LockedField>
+          </o:OLEObject>
+        </w:object>
+      </w:r>
+      <w:r>
+        <w:rPr>
+          <w:rFonts w:hint="eastAsia" w:ascii="Times New Roman" w:hAnsi="Times New Roman" w:cs="Times New Roman" w:eastAsiaTheme="minorEastAsia"/>
+          <w:b w:val="0"/>
+          <w:bCs w:val="0"/>
+          <w:color w:val="auto"/>
+          <w:kern w:val="2"/>
+          <w:sz w:val="20"/>
+          <w:szCs w:val="20"/>
+          <w:lang w:val="en-US" w:eastAsia="zh-CN" w:bidi="ar-SA"/>
+        </w:rPr>
+        <w:t xml:space="preserve"> =</w:t>
+      </w:r>
+      <w:r>
+        <w:rPr>
+          <w:rFonts w:hint="eastAsia" w:ascii="Times New Roman" w:hAnsi="Times New Roman" w:cs="Times New Roman" w:eastAsiaTheme="minorEastAsia"/>
+          <w:b w:val="0"/>
+          <w:bCs w:val="0"/>
+          <w:color w:val="auto"/>
+          <w:kern w:val="2"/>
+          <w:sz w:val="20"/>
+          <w:szCs w:val="20"/>
+          <w:lang w:val="en-US" w:eastAsia="zh-CN" w:bidi="ar-SA"/>
+        </w:rPr>
+        <w:object>
+          <v:shape id="_x0000_i1052" o:spt="75" type="#_x0000_t75" style="height:33pt;width:77pt;" o:ole="t" filled="f" o:preferrelative="t" stroked="f" coordsize="21600,21600">
+            <v:fill on="f" focussize="0,0"/>
+            <v:stroke on="f"/>
+            <v:imagedata r:id="rId53" o:title=""/>
+            <o:lock v:ext="edit" aspectratio="t"/>
+            <w10:wrap type="none"/>
+            <w10:anchorlock/>
+          </v:shape>
+          <o:OLEObject Type="Embed" ProgID="Equation.KSEE3" ShapeID="_x0000_i1052" DrawAspect="Content" ObjectID="_1468075748" r:id="rId52">
+            <o:LockedField>false</o:LockedField>
+          </o:OLEObject>
+        </w:object>
+      </w:r>
+      <w:r>
+        <w:rPr>
+          <w:rFonts w:hint="eastAsia" w:ascii="Times New Roman" w:hAnsi="Times New Roman" w:cs="Times New Roman" w:eastAsiaTheme="minorEastAsia"/>
+          <w:b w:val="0"/>
+          <w:bCs w:val="0"/>
+          <w:color w:val="auto"/>
+          <w:kern w:val="2"/>
+          <w:sz w:val="20"/>
+          <w:szCs w:val="20"/>
+          <w:lang w:val="en-US" w:eastAsia="zh-CN" w:bidi="ar-SA"/>
+        </w:rPr>
+        <w:t xml:space="preserve">. When d≫n, the ratio is </w:t>
+      </w:r>
+      <w:r>
+        <w:rPr>
+          <w:rFonts w:hint="eastAsia" w:ascii="Times New Roman" w:hAnsi="Times New Roman" w:cs="Times New Roman" w:eastAsiaTheme="minorEastAsia"/>
+          <w:b w:val="0"/>
+          <w:bCs w:val="0"/>
+          <w:color w:val="auto"/>
+          <w:kern w:val="2"/>
+          <w:sz w:val="20"/>
+          <w:szCs w:val="20"/>
+          <w:lang w:val="en-US" w:eastAsia="zh-CN" w:bidi="ar-SA"/>
+        </w:rPr>
+        <w:object>
+          <v:shape id="_x0000_i1054" o:spt="75" type="#_x0000_t75" style="height:31pt;width:12pt;" o:ole="t" filled="f" o:preferrelative="t" stroked="f" coordsize="21600,21600">
+            <v:fill on="f" focussize="0,0"/>
+            <v:stroke on="f"/>
+            <v:imagedata r:id="rId55" o:title=""/>
+            <o:lock v:ext="edit" aspectratio="t"/>
+            <w10:wrap type="none"/>
+            <w10:anchorlock/>
+          </v:shape>
+          <o:OLEObject Type="Embed" ProgID="Equation.KSEE3" ShapeID="_x0000_i1054" DrawAspect="Content" ObjectID="_1468075749" r:id="rId54">
+            <o:LockedField>false</o:LockedField>
+          </o:OLEObject>
+        </w:object>
+      </w:r>
+      <w:r>
+        <w:rPr>
+          <w:rFonts w:hint="eastAsia" w:ascii="Times New Roman" w:hAnsi="Times New Roman" w:cs="Times New Roman" w:eastAsiaTheme="minorEastAsia"/>
+          <w:b w:val="0"/>
+          <w:bCs w:val="0"/>
+          <w:color w:val="auto"/>
+          <w:kern w:val="2"/>
+          <w:sz w:val="20"/>
+          <w:szCs w:val="20"/>
+          <w:lang w:val="en-US" w:eastAsia="zh-CN" w:bidi="ar-SA"/>
+        </w:rPr>
+        <w:t>. When n≫d, the ratio is</w:t>
+      </w:r>
+      <w:r>
+        <w:rPr>
+          <w:rFonts w:hint="eastAsia" w:ascii="Times New Roman" w:hAnsi="Times New Roman" w:cs="Times New Roman" w:eastAsiaTheme="minorEastAsia"/>
+          <w:b w:val="0"/>
+          <w:bCs w:val="0"/>
+          <w:color w:val="auto"/>
+          <w:kern w:val="2"/>
+          <w:sz w:val="20"/>
+          <w:szCs w:val="20"/>
+          <w:lang w:val="en-US" w:eastAsia="zh-CN" w:bidi="ar-SA"/>
+        </w:rPr>
+        <w:object>
+          <v:shape id="_x0000_i1055" o:spt="75" type="#_x0000_t75" style="height:31pt;width:57pt;" o:ole="t" filled="f" o:preferrelative="t" stroked="f" coordsize="21600,21600">
+            <v:fill on="f" focussize="0,0"/>
+            <v:stroke on="f"/>
+            <v:imagedata r:id="rId57" o:title=""/>
+            <o:lock v:ext="edit" aspectratio="t"/>
+            <w10:wrap type="none"/>
+            <w10:anchorlock/>
+          </v:shape>
+          <o:OLEObject Type="Embed" ProgID="Equation.KSEE3" ShapeID="_x0000_i1055" DrawAspect="Content" ObjectID="_1468075750" r:id="rId56">
+            <o:LockedField>false</o:LockedField>
+          </o:OLEObject>
+        </w:object>
+      </w:r>
+      <w:r>
+        <w:rPr>
+          <w:rFonts w:hint="eastAsia" w:ascii="Times New Roman" w:hAnsi="Times New Roman" w:cs="Times New Roman" w:eastAsiaTheme="minorEastAsia"/>
+          <w:b w:val="0"/>
+          <w:bCs w:val="0"/>
+          <w:color w:val="auto"/>
+          <w:kern w:val="2"/>
+          <w:sz w:val="20"/>
+          <w:szCs w:val="20"/>
+          <w:lang w:val="en-US" w:eastAsia="zh-CN" w:bidi="ar-SA"/>
+        </w:rPr>
+        <w:t>≈</w:t>
+      </w:r>
+      <w:r>
+        <w:rPr>
+          <w:rFonts w:hint="eastAsia" w:ascii="Times New Roman" w:hAnsi="Times New Roman" w:cs="Times New Roman" w:eastAsiaTheme="minorEastAsia"/>
+          <w:b w:val="0"/>
+          <w:bCs w:val="0"/>
+          <w:color w:val="auto"/>
+          <w:kern w:val="2"/>
+          <w:sz w:val="20"/>
+          <w:szCs w:val="20"/>
+          <w:lang w:val="en-US" w:eastAsia="zh-CN" w:bidi="ar-SA"/>
+        </w:rPr>
+        <w:object>
+          <v:shape id="_x0000_i1056" o:spt="75" type="#_x0000_t75" style="height:31pt;width:13pt;" o:ole="t" filled="f" o:preferrelative="t" stroked="f" coordsize="21600,21600">
+            <v:fill on="f" focussize="0,0"/>
+            <v:stroke on="f"/>
+            <v:imagedata r:id="rId59" o:title=""/>
+            <o:lock v:ext="edit" aspectratio="t"/>
+            <w10:wrap type="none"/>
+            <w10:anchorlock/>
+          </v:shape>
+          <o:OLEObject Type="Embed" ProgID="Equation.KSEE3" ShapeID="_x0000_i1056" DrawAspect="Content" ObjectID="_1468075751" r:id="rId58">
+            <o:LockedField>false</o:LockedField>
+          </o:OLEObject>
+        </w:object>
+      </w:r>
+      <w:r>
+        <w:rPr>
+          <w:rFonts w:hint="eastAsia" w:ascii="Times New Roman" w:hAnsi="Times New Roman" w:cs="Times New Roman" w:eastAsiaTheme="minorEastAsia"/>
+          <w:b w:val="0"/>
+          <w:bCs w:val="0"/>
+          <w:color w:val="auto"/>
+          <w:kern w:val="2"/>
+          <w:sz w:val="20"/>
+          <w:szCs w:val="20"/>
+          <w:lang w:val="en-US" w:eastAsia="zh-CN" w:bidi="ar-SA"/>
+        </w:rPr>
+        <w:t xml:space="preserve">, </w:t>
+      </w:r>
+      <w:r>
+        <w:rPr>
+          <w:rFonts w:hint="eastAsia" w:ascii="Times New Roman" w:hAnsi="Times New Roman" w:cs="Times New Roman" w:eastAsiaTheme="minorEastAsia"/>
+          <w:b w:val="0"/>
+          <w:bCs w:val="0"/>
+          <w:color w:val="auto"/>
+          <w:kern w:val="2"/>
+          <w:sz w:val="20"/>
+          <w:szCs w:val="20"/>
+          <w:lang w:val="en-US" w:eastAsia="zh-CN" w:bidi="ar-SA"/>
+        </w:rPr>
+        <w:t xml:space="preserve">the time decrease much more. </w:t>
       </w:r>
     </w:p>
     <w:p>
@@ -3424,211 +4047,43 @@
       </w:pPr>
       <w:r>
         <w:rPr>
-          <w:rFonts w:hint="default" w:ascii="Times New Roman" w:hAnsi="Times New Roman" w:cs="Times New Roman" w:eastAsiaTheme="minorEastAsia"/>
-          <w:b w:val="0"/>
-          <w:bCs w:val="0"/>
-          <w:color w:val="auto"/>
-          <w:kern w:val="2"/>
-          <w:sz w:val="20"/>
-          <w:szCs w:val="20"/>
-          <w:lang w:val="en-US" w:eastAsia="zh-CN" w:bidi="ar-SA"/>
-        </w:rPr>
-        <w:t>In Autonomous driving filed, the perception is directly mapping to actions. Why we add two networks? Because the high level robot confronts more complex environment than simple road situation, so two more network added. The new agent have two new networks to interact with the true world that is the robot really need. It produces common sense,</w:t>
-      </w:r>
-      <w:r>
-        <w:rPr>
-          <w:rFonts w:hint="eastAsia" w:ascii="Times New Roman" w:hAnsi="Times New Roman" w:cs="Times New Roman" w:eastAsiaTheme="minorEastAsia"/>
-          <w:b w:val="0"/>
-          <w:bCs w:val="0"/>
-          <w:color w:val="auto"/>
-          <w:kern w:val="2"/>
-          <w:sz w:val="20"/>
-          <w:szCs w:val="20"/>
-          <w:lang w:val="en-US" w:eastAsia="zh-CN" w:bidi="ar-SA"/>
-        </w:rPr>
-        <w:t xml:space="preserve"> </w:t>
-      </w:r>
-      <w:r>
-        <w:rPr>
-          <w:rFonts w:hint="default" w:ascii="Times New Roman" w:hAnsi="Times New Roman" w:cs="Times New Roman" w:eastAsiaTheme="minorEastAsia"/>
-          <w:b w:val="0"/>
-          <w:bCs w:val="0"/>
-          <w:color w:val="auto"/>
-          <w:kern w:val="2"/>
-          <w:sz w:val="20"/>
-          <w:szCs w:val="20"/>
-          <w:lang w:val="en-US" w:eastAsia="zh-CN" w:bidi="ar-SA"/>
-        </w:rPr>
-        <w:t>memory, and consciousness, that makes robot more like human. Each of the four networks just do one thing, so it focus what it can do just like brain works. Because the huge label work and the huge computing power are needed, I can’t test it by myself, so only theory is here.</w:t>
-      </w:r>
-      <w:r>
-        <w:rPr>
-          <w:rFonts w:hint="eastAsia" w:ascii="Times New Roman" w:hAnsi="Times New Roman" w:cs="Times New Roman" w:eastAsiaTheme="minorEastAsia"/>
-          <w:b w:val="0"/>
-          <w:bCs w:val="0"/>
-          <w:color w:val="auto"/>
-          <w:kern w:val="2"/>
-          <w:sz w:val="20"/>
-          <w:szCs w:val="20"/>
-          <w:lang w:val="en-US" w:eastAsia="zh-CN" w:bidi="ar-SA"/>
-        </w:rPr>
-        <w:t xml:space="preserve"> How dose the whole network do? For example, when the robot see an apple on the desk by camera, it is firstly classify to vision, then subclass </w:t>
-      </w:r>
-      <w:r>
-        <w:rPr>
-          <w:rFonts w:hint="default" w:ascii="Times New Roman" w:hAnsi="Times New Roman" w:cs="Times New Roman" w:eastAsiaTheme="minorEastAsia"/>
-          <w:b w:val="0"/>
-          <w:bCs w:val="0"/>
-          <w:color w:val="auto"/>
-          <w:kern w:val="2"/>
-          <w:sz w:val="20"/>
-          <w:szCs w:val="20"/>
-          <w:lang w:val="en-US" w:eastAsia="zh-CN" w:bidi="ar-SA"/>
-        </w:rPr>
-        <w:t>declarative sentence</w:t>
-      </w:r>
-      <w:r>
-        <w:rPr>
-          <w:rFonts w:hint="eastAsia" w:ascii="Times New Roman" w:hAnsi="Times New Roman" w:cs="Times New Roman" w:eastAsiaTheme="minorEastAsia"/>
-          <w:b w:val="0"/>
-          <w:bCs w:val="0"/>
-          <w:color w:val="auto"/>
-          <w:kern w:val="2"/>
-          <w:sz w:val="20"/>
-          <w:szCs w:val="20"/>
-          <w:lang w:val="en-US" w:eastAsia="zh-CN" w:bidi="ar-SA"/>
-        </w:rPr>
-        <w:t>, then subclass subject is plant, then fruit, then apple. Copula is is, predicative is on the desk. A sentence is produced. It is part of output1. With apple class and its upper class</w:t>
-      </w:r>
-      <w:r>
-        <w:rPr>
-          <w:rFonts w:hint="default" w:ascii="Times New Roman" w:hAnsi="Times New Roman" w:cs="Times New Roman" w:eastAsiaTheme="minorEastAsia"/>
-          <w:b w:val="0"/>
-          <w:bCs w:val="0"/>
-          <w:color w:val="auto"/>
-          <w:kern w:val="2"/>
-          <w:sz w:val="20"/>
-          <w:szCs w:val="20"/>
-          <w:lang w:val="en-US" w:eastAsia="zh-CN" w:bidi="ar-SA"/>
-        </w:rPr>
-        <w:t>’</w:t>
-      </w:r>
-      <w:r>
-        <w:rPr>
-          <w:rFonts w:hint="eastAsia" w:ascii="Times New Roman" w:hAnsi="Times New Roman" w:cs="Times New Roman" w:eastAsiaTheme="minorEastAsia"/>
-          <w:b w:val="0"/>
-          <w:bCs w:val="0"/>
-          <w:color w:val="auto"/>
-          <w:kern w:val="2"/>
-          <w:sz w:val="20"/>
-          <w:szCs w:val="20"/>
-          <w:lang w:val="en-US" w:eastAsia="zh-CN" w:bidi="ar-SA"/>
-        </w:rPr>
-        <w:t>s attributes and on the desk class and its upper class</w:t>
-      </w:r>
-      <w:r>
-        <w:rPr>
-          <w:rFonts w:hint="default" w:ascii="Times New Roman" w:hAnsi="Times New Roman" w:cs="Times New Roman" w:eastAsiaTheme="minorEastAsia"/>
-          <w:b w:val="0"/>
-          <w:bCs w:val="0"/>
-          <w:color w:val="auto"/>
-          <w:kern w:val="2"/>
-          <w:sz w:val="20"/>
-          <w:szCs w:val="20"/>
-          <w:lang w:val="en-US" w:eastAsia="zh-CN" w:bidi="ar-SA"/>
-        </w:rPr>
-        <w:t>’</w:t>
-      </w:r>
-      <w:r>
-        <w:rPr>
-          <w:rFonts w:hint="eastAsia" w:ascii="Times New Roman" w:hAnsi="Times New Roman" w:cs="Times New Roman" w:eastAsiaTheme="minorEastAsia"/>
-          <w:b w:val="0"/>
-          <w:bCs w:val="0"/>
-          <w:color w:val="auto"/>
-          <w:kern w:val="2"/>
-          <w:sz w:val="20"/>
-          <w:szCs w:val="20"/>
-          <w:lang w:val="en-US" w:eastAsia="zh-CN" w:bidi="ar-SA"/>
-        </w:rPr>
-        <w:t>s attributes we know the apple is fruit(the upper level class), it can eat, can make many food and more information about apple(fruit</w:t>
-      </w:r>
-      <w:r>
-        <w:rPr>
-          <w:rFonts w:hint="default" w:ascii="Times New Roman" w:hAnsi="Times New Roman" w:cs="Times New Roman" w:eastAsiaTheme="minorEastAsia"/>
-          <w:b w:val="0"/>
-          <w:bCs w:val="0"/>
-          <w:color w:val="auto"/>
-          <w:kern w:val="2"/>
-          <w:sz w:val="20"/>
-          <w:szCs w:val="20"/>
-          <w:lang w:val="en-US" w:eastAsia="zh-CN" w:bidi="ar-SA"/>
-        </w:rPr>
-        <w:t>’</w:t>
-      </w:r>
-      <w:r>
-        <w:rPr>
-          <w:rFonts w:hint="eastAsia" w:ascii="Times New Roman" w:hAnsi="Times New Roman" w:cs="Times New Roman" w:eastAsiaTheme="minorEastAsia"/>
-          <w:b w:val="0"/>
-          <w:bCs w:val="0"/>
-          <w:color w:val="auto"/>
-          <w:kern w:val="2"/>
-          <w:sz w:val="20"/>
-          <w:szCs w:val="20"/>
-          <w:lang w:val="en-US" w:eastAsia="zh-CN" w:bidi="ar-SA"/>
-        </w:rPr>
-        <w:t>s attributes or plant</w:t>
-      </w:r>
-      <w:r>
-        <w:rPr>
-          <w:rFonts w:hint="default" w:ascii="Times New Roman" w:hAnsi="Times New Roman" w:cs="Times New Roman" w:eastAsiaTheme="minorEastAsia"/>
-          <w:b w:val="0"/>
-          <w:bCs w:val="0"/>
-          <w:color w:val="auto"/>
-          <w:kern w:val="2"/>
-          <w:sz w:val="20"/>
-          <w:szCs w:val="20"/>
-          <w:lang w:val="en-US" w:eastAsia="zh-CN" w:bidi="ar-SA"/>
-        </w:rPr>
-        <w:t>’</w:t>
-      </w:r>
-      <w:r>
-        <w:rPr>
-          <w:rFonts w:hint="eastAsia" w:ascii="Times New Roman" w:hAnsi="Times New Roman" w:cs="Times New Roman" w:eastAsiaTheme="minorEastAsia"/>
-          <w:b w:val="0"/>
-          <w:bCs w:val="0"/>
-          <w:color w:val="auto"/>
-          <w:kern w:val="2"/>
-          <w:sz w:val="20"/>
-          <w:szCs w:val="20"/>
-          <w:lang w:val="en-US" w:eastAsia="zh-CN" w:bidi="ar-SA"/>
-        </w:rPr>
-        <w:t>s attributes)[2]. The order of output1 is from low level class to upper level class, the more upper level the more abstract and generality, first the sentence, then the common sense, it is liking object inheritance in object-oriented programming. So common sense is part of the output1, the aim or intention of vision input is none. We also know desk is a matter to put something on by its upper class</w:t>
-      </w:r>
-      <w:r>
-        <w:rPr>
-          <w:rFonts w:hint="default" w:ascii="Times New Roman" w:hAnsi="Times New Roman" w:cs="Times New Roman" w:eastAsiaTheme="minorEastAsia"/>
-          <w:b w:val="0"/>
-          <w:bCs w:val="0"/>
-          <w:color w:val="auto"/>
-          <w:kern w:val="2"/>
-          <w:sz w:val="20"/>
-          <w:szCs w:val="20"/>
-          <w:lang w:val="en-US" w:eastAsia="zh-CN" w:bidi="ar-SA"/>
-        </w:rPr>
-        <w:t>’</w:t>
-      </w:r>
-      <w:r>
-        <w:rPr>
-          <w:rFonts w:hint="eastAsia" w:ascii="Times New Roman" w:hAnsi="Times New Roman" w:cs="Times New Roman" w:eastAsiaTheme="minorEastAsia"/>
-          <w:b w:val="0"/>
-          <w:bCs w:val="0"/>
-          <w:color w:val="auto"/>
-          <w:kern w:val="2"/>
-          <w:sz w:val="20"/>
-          <w:szCs w:val="20"/>
-          <w:lang w:val="en-US" w:eastAsia="zh-CN" w:bidi="ar-SA"/>
-        </w:rPr>
-        <w:t>s attributes. Meanwhile, the robot may receive the audio information( I am hungry) said by another people. It is processed similarly as vision, the aim or intention of audio input is greatest satisfaction(No.3.5).</w:t>
+          <w:rFonts w:hint="eastAsia" w:ascii="Times New Roman" w:hAnsi="Times New Roman" w:cs="Times New Roman" w:eastAsiaTheme="minorEastAsia"/>
+          <w:b w:val="0"/>
+          <w:bCs w:val="0"/>
+          <w:color w:val="auto"/>
+          <w:kern w:val="2"/>
+          <w:sz w:val="20"/>
+          <w:szCs w:val="20"/>
+          <w:lang w:val="en-US" w:eastAsia="zh-CN" w:bidi="ar-SA"/>
+        </w:rPr>
+        <w:t>Causal reasoning is realized by concat</w:t>
+      </w:r>
+      <w:r>
+        <w:rPr>
+          <w:rFonts w:hint="eastAsia" w:ascii="Times New Roman" w:hAnsi="Times New Roman" w:cs="Times New Roman" w:eastAsiaTheme="minorEastAsia"/>
+          <w:b w:val="0"/>
+          <w:bCs w:val="0"/>
+          <w:color w:val="auto"/>
+          <w:kern w:val="2"/>
+          <w:position w:val="-10"/>
+          <w:sz w:val="20"/>
+          <w:szCs w:val="20"/>
+          <w:lang w:val="en-US" w:eastAsia="zh-CN" w:bidi="ar-SA"/>
+        </w:rPr>
+        <w:t>e</w:t>
+      </w:r>
+      <w:r>
+        <w:rPr>
+          <w:rFonts w:hint="eastAsia" w:ascii="Times New Roman" w:hAnsi="Times New Roman" w:cs="Times New Roman" w:eastAsiaTheme="minorEastAsia"/>
+          <w:b w:val="0"/>
+          <w:bCs w:val="0"/>
+          <w:color w:val="auto"/>
+          <w:kern w:val="2"/>
+          <w:sz w:val="20"/>
+          <w:szCs w:val="20"/>
+          <w:lang w:val="en-US" w:eastAsia="zh-CN" w:bidi="ar-SA"/>
+        </w:rPr>
+        <w:t>nate output3 with the input of  No.3 as the new input of  No.3. For example, the robot see an glass cup on the desk, it is a initial scene. Then the output3 is pushing it down when low probability value function is selected, while the output3 is always pick it up with high probability value function selected. The new scene of input is the glass cup is broken, the initial scene concatenates with the new scene( the two scenes make context) and the action pushing it down as the input of  No.3, the new output3 is the logic of casual reasoning. Continuous reasoning is also realized by concatenate output3 with the input of  No.3 as the new input of  No.3.</w:t>
       </w:r>
       <w:r>
         <w:rPr>
@@ -3647,50 +4102,6 @@
           </w14:textFill>
         </w:rPr>
         <w:t xml:space="preserve"> </w:t>
-      </w:r>
-      <w:r>
-        <w:rPr>
-          <w:rFonts w:hint="eastAsia" w:ascii="Times New Roman" w:hAnsi="Times New Roman" w:cs="Times New Roman" w:eastAsiaTheme="minorEastAsia"/>
-          <w:b w:val="0"/>
-          <w:bCs w:val="0"/>
-          <w:color w:val="auto"/>
-          <w:kern w:val="2"/>
-          <w:sz w:val="20"/>
-          <w:szCs w:val="20"/>
-          <w:lang w:val="en-US" w:eastAsia="zh-CN" w:bidi="ar-SA"/>
-        </w:rPr>
-        <w:t>The network No.2 generates memory from the sentence.</w:t>
-      </w:r>
-      <w:r>
-        <w:rPr>
-          <w:rFonts w:hint="eastAsia" w:ascii="Times New Roman" w:hAnsi="Times New Roman" w:cs="Times New Roman" w:eastAsiaTheme="minorEastAsia"/>
-          <w:b w:val="0"/>
-          <w:bCs w:val="0"/>
-          <w:color w:val="E54C5E" w:themeColor="accent6"/>
-          <w:kern w:val="2"/>
-          <w:sz w:val="20"/>
-          <w:szCs w:val="20"/>
-          <w:lang w:val="en-US" w:eastAsia="zh-CN" w:bidi="ar-SA"/>
-          <w14:textFill>
-            <w14:solidFill>
-              <w14:schemeClr w14:val="accent6"/>
-            </w14:solidFill>
-          </w14:textFill>
-        </w:rPr>
-        <w:t xml:space="preserve"> </w:t>
-      </w:r>
-      <w:r>
-        <w:rPr>
-          <w:rFonts w:hint="eastAsia" w:ascii="Times New Roman" w:hAnsi="Times New Roman" w:cs="Times New Roman" w:eastAsiaTheme="minorEastAsia"/>
-          <w:b w:val="0"/>
-          <w:bCs w:val="0"/>
-          <w:color w:val="auto"/>
-          <w:kern w:val="2"/>
-          <w:sz w:val="20"/>
-          <w:szCs w:val="20"/>
-          <w:lang w:val="en-US" w:eastAsia="zh-CN" w:bidi="ar-SA"/>
-        </w:rPr>
-        <w:t>With the vision and audio information, the robot make decision by network No.3. The output3 is that pick up the apple, then wash it, then give it to the man. If only vision information, the robot can select the value function by experience by itself. The network No.4 is mapping theory to practice, that is the rotation of motor then the pose control and the path selection of  the robot.</w:t>
       </w:r>
     </w:p>
     <w:p>
@@ -3713,7 +4124,7 @@
         <w:adjustRightInd/>
         <w:snapToGrid/>
         <w:spacing w:after="0" w:line="360" w:lineRule="auto"/>
-        <w:ind w:left="0" w:leftChars="0" w:right="240" w:rightChars="0" w:firstLine="0" w:firstLineChars="0"/>
+        <w:ind w:left="0" w:leftChars="0" w:right="240" w:firstLine="0" w:firstLineChars="0"/>
         <w:textAlignment w:val="auto"/>
         <w:rPr>
           <w:rFonts w:hint="default" w:ascii="Times New Roman" w:hAnsi="Times New Roman" w:cs="Times New Roman"/>
@@ -3735,7 +4146,7 @@
           <w:szCs w:val="20"/>
           <w:lang w:val="en-US" w:eastAsia="zh-CN"/>
         </w:rPr>
-        <w:t>Conclusion</w:t>
+        <w:t>Thinking</w:t>
       </w:r>
     </w:p>
     <w:p>
@@ -3780,28 +4191,317 @@
       <w:r>
         <w:rPr>
           <w:rFonts w:hint="default" w:ascii="Times New Roman" w:hAnsi="Times New Roman" w:cs="Times New Roman" w:eastAsiaTheme="minorEastAsia"/>
+          <w:b w:val="0"/>
+          <w:bCs w:val="0"/>
+          <w:color w:val="auto"/>
+          <w:kern w:val="2"/>
+          <w:sz w:val="20"/>
+          <w:szCs w:val="20"/>
+          <w:lang w:val="en-US" w:eastAsia="zh-CN" w:bidi="ar-SA"/>
+        </w:rPr>
+        <w:t>In Autonomous driving filed, the perception is directly mapping to actions. Why we add two networks? Because the high level robot confronts more complex environment than simple road situation, so two more network added. The new agent have two new networks to interact with the true world that is the robot really need. It produces common sense,</w:t>
+      </w:r>
+      <w:r>
+        <w:rPr>
+          <w:rFonts w:hint="eastAsia" w:ascii="Times New Roman" w:hAnsi="Times New Roman" w:cs="Times New Roman" w:eastAsiaTheme="minorEastAsia"/>
+          <w:b w:val="0"/>
+          <w:bCs w:val="0"/>
+          <w:color w:val="auto"/>
+          <w:kern w:val="2"/>
+          <w:sz w:val="20"/>
+          <w:szCs w:val="20"/>
+          <w:lang w:val="en-US" w:eastAsia="zh-CN" w:bidi="ar-SA"/>
+        </w:rPr>
+        <w:t xml:space="preserve"> </w:t>
+      </w:r>
+      <w:r>
+        <w:rPr>
+          <w:rFonts w:hint="default" w:ascii="Times New Roman" w:hAnsi="Times New Roman" w:cs="Times New Roman" w:eastAsiaTheme="minorEastAsia"/>
+          <w:b w:val="0"/>
+          <w:bCs w:val="0"/>
+          <w:color w:val="auto"/>
+          <w:kern w:val="2"/>
+          <w:sz w:val="20"/>
+          <w:szCs w:val="20"/>
+          <w:lang w:val="en-US" w:eastAsia="zh-CN" w:bidi="ar-SA"/>
+        </w:rPr>
+        <w:t>memory, and consciousness, that makes robot more like human. Each of the four networks just do one thing, so it focus what it can do just like brain works. Because the huge label work and the huge computing power are needed, I can’t test it by myself, so only theory is here.</w:t>
+      </w:r>
+      <w:r>
+        <w:rPr>
+          <w:rFonts w:hint="eastAsia" w:ascii="Times New Roman" w:hAnsi="Times New Roman" w:cs="Times New Roman" w:eastAsiaTheme="minorEastAsia"/>
+          <w:b w:val="0"/>
+          <w:bCs w:val="0"/>
+          <w:color w:val="auto"/>
+          <w:kern w:val="2"/>
+          <w:sz w:val="20"/>
+          <w:szCs w:val="20"/>
+          <w:lang w:val="en-US" w:eastAsia="zh-CN" w:bidi="ar-SA"/>
+        </w:rPr>
+        <w:t xml:space="preserve"> How dose the whole network do? For example, when the robot see an apple on the desk by camera, it is firstly classify to vision, then subclass </w:t>
+      </w:r>
+      <w:r>
+        <w:rPr>
+          <w:rFonts w:hint="default" w:ascii="Times New Roman" w:hAnsi="Times New Roman" w:cs="Times New Roman" w:eastAsiaTheme="minorEastAsia"/>
+          <w:b w:val="0"/>
+          <w:bCs w:val="0"/>
+          <w:color w:val="auto"/>
+          <w:kern w:val="2"/>
+          <w:sz w:val="20"/>
+          <w:szCs w:val="20"/>
+          <w:lang w:val="en-US" w:eastAsia="zh-CN" w:bidi="ar-SA"/>
+        </w:rPr>
+        <w:t>declarative sentence</w:t>
+      </w:r>
+      <w:r>
+        <w:rPr>
+          <w:rFonts w:hint="eastAsia" w:ascii="Times New Roman" w:hAnsi="Times New Roman" w:cs="Times New Roman" w:eastAsiaTheme="minorEastAsia"/>
+          <w:b w:val="0"/>
+          <w:bCs w:val="0"/>
+          <w:color w:val="auto"/>
+          <w:kern w:val="2"/>
+          <w:sz w:val="20"/>
+          <w:szCs w:val="20"/>
+          <w:lang w:val="en-US" w:eastAsia="zh-CN" w:bidi="ar-SA"/>
+        </w:rPr>
+        <w:t>, then subclass subject is plant, then fruit, then apple. Copula is is, predicative is on the desk. A sentence is produced. It is part of output1. With apple class and its upper class</w:t>
+      </w:r>
+      <w:r>
+        <w:rPr>
+          <w:rFonts w:hint="default" w:ascii="Times New Roman" w:hAnsi="Times New Roman" w:cs="Times New Roman" w:eastAsiaTheme="minorEastAsia"/>
+          <w:b w:val="0"/>
+          <w:bCs w:val="0"/>
+          <w:color w:val="auto"/>
+          <w:kern w:val="2"/>
+          <w:sz w:val="20"/>
+          <w:szCs w:val="20"/>
+          <w:lang w:val="en-US" w:eastAsia="zh-CN" w:bidi="ar-SA"/>
+        </w:rPr>
+        <w:t>’</w:t>
+      </w:r>
+      <w:r>
+        <w:rPr>
+          <w:rFonts w:hint="eastAsia" w:ascii="Times New Roman" w:hAnsi="Times New Roman" w:cs="Times New Roman" w:eastAsiaTheme="minorEastAsia"/>
+          <w:b w:val="0"/>
+          <w:bCs w:val="0"/>
+          <w:color w:val="auto"/>
+          <w:kern w:val="2"/>
+          <w:sz w:val="20"/>
+          <w:szCs w:val="20"/>
+          <w:lang w:val="en-US" w:eastAsia="zh-CN" w:bidi="ar-SA"/>
+        </w:rPr>
+        <w:t>s attributes and on the desk class and its upper class</w:t>
+      </w:r>
+      <w:r>
+        <w:rPr>
+          <w:rFonts w:hint="default" w:ascii="Times New Roman" w:hAnsi="Times New Roman" w:cs="Times New Roman" w:eastAsiaTheme="minorEastAsia"/>
+          <w:b w:val="0"/>
+          <w:bCs w:val="0"/>
+          <w:color w:val="auto"/>
+          <w:kern w:val="2"/>
+          <w:sz w:val="20"/>
+          <w:szCs w:val="20"/>
+          <w:lang w:val="en-US" w:eastAsia="zh-CN" w:bidi="ar-SA"/>
+        </w:rPr>
+        <w:t>’</w:t>
+      </w:r>
+      <w:r>
+        <w:rPr>
+          <w:rFonts w:hint="eastAsia" w:ascii="Times New Roman" w:hAnsi="Times New Roman" w:cs="Times New Roman" w:eastAsiaTheme="minorEastAsia"/>
+          <w:b w:val="0"/>
+          <w:bCs w:val="0"/>
+          <w:color w:val="auto"/>
+          <w:kern w:val="2"/>
+          <w:sz w:val="20"/>
+          <w:szCs w:val="20"/>
+          <w:lang w:val="en-US" w:eastAsia="zh-CN" w:bidi="ar-SA"/>
+        </w:rPr>
+        <w:t>s attributes we know the apple is fruit(the upper level class), it can eat, can make many food and more information about apple(fruit</w:t>
+      </w:r>
+      <w:r>
+        <w:rPr>
+          <w:rFonts w:hint="default" w:ascii="Times New Roman" w:hAnsi="Times New Roman" w:cs="Times New Roman" w:eastAsiaTheme="minorEastAsia"/>
+          <w:b w:val="0"/>
+          <w:bCs w:val="0"/>
+          <w:color w:val="auto"/>
+          <w:kern w:val="2"/>
+          <w:sz w:val="20"/>
+          <w:szCs w:val="20"/>
+          <w:lang w:val="en-US" w:eastAsia="zh-CN" w:bidi="ar-SA"/>
+        </w:rPr>
+        <w:t>’</w:t>
+      </w:r>
+      <w:r>
+        <w:rPr>
+          <w:rFonts w:hint="eastAsia" w:ascii="Times New Roman" w:hAnsi="Times New Roman" w:cs="Times New Roman" w:eastAsiaTheme="minorEastAsia"/>
+          <w:b w:val="0"/>
+          <w:bCs w:val="0"/>
+          <w:color w:val="auto"/>
+          <w:kern w:val="2"/>
+          <w:sz w:val="20"/>
+          <w:szCs w:val="20"/>
+          <w:lang w:val="en-US" w:eastAsia="zh-CN" w:bidi="ar-SA"/>
+        </w:rPr>
+        <w:t>s attributes or plant</w:t>
+      </w:r>
+      <w:r>
+        <w:rPr>
+          <w:rFonts w:hint="default" w:ascii="Times New Roman" w:hAnsi="Times New Roman" w:cs="Times New Roman" w:eastAsiaTheme="minorEastAsia"/>
+          <w:b w:val="0"/>
+          <w:bCs w:val="0"/>
+          <w:color w:val="auto"/>
+          <w:kern w:val="2"/>
+          <w:sz w:val="20"/>
+          <w:szCs w:val="20"/>
+          <w:lang w:val="en-US" w:eastAsia="zh-CN" w:bidi="ar-SA"/>
+        </w:rPr>
+        <w:t>’</w:t>
+      </w:r>
+      <w:r>
+        <w:rPr>
+          <w:rFonts w:hint="eastAsia" w:ascii="Times New Roman" w:hAnsi="Times New Roman" w:cs="Times New Roman" w:eastAsiaTheme="minorEastAsia"/>
+          <w:b w:val="0"/>
+          <w:bCs w:val="0"/>
+          <w:color w:val="auto"/>
+          <w:kern w:val="2"/>
+          <w:sz w:val="20"/>
+          <w:szCs w:val="20"/>
+          <w:lang w:val="en-US" w:eastAsia="zh-CN" w:bidi="ar-SA"/>
+        </w:rPr>
+        <w:t>s attributes)[2]. The order of output1 is from low level class to upper level class, the more upper level the more abstract and generality, first the sentence, then the common sense, it is liking object inheritance in object-oriented programming. So common sense is part of the output1, the aim or intention of vision input is none. We also know desk is a matter to put something on by its upper class</w:t>
+      </w:r>
+      <w:r>
+        <w:rPr>
+          <w:rFonts w:hint="default" w:ascii="Times New Roman" w:hAnsi="Times New Roman" w:cs="Times New Roman" w:eastAsiaTheme="minorEastAsia"/>
+          <w:b w:val="0"/>
+          <w:bCs w:val="0"/>
+          <w:color w:val="auto"/>
+          <w:kern w:val="2"/>
+          <w:sz w:val="20"/>
+          <w:szCs w:val="20"/>
+          <w:lang w:val="en-US" w:eastAsia="zh-CN" w:bidi="ar-SA"/>
+        </w:rPr>
+        <w:t>’</w:t>
+      </w:r>
+      <w:r>
+        <w:rPr>
+          <w:rFonts w:hint="eastAsia" w:ascii="Times New Roman" w:hAnsi="Times New Roman" w:cs="Times New Roman" w:eastAsiaTheme="minorEastAsia"/>
+          <w:b w:val="0"/>
+          <w:bCs w:val="0"/>
+          <w:color w:val="auto"/>
+          <w:kern w:val="2"/>
+          <w:sz w:val="20"/>
+          <w:szCs w:val="20"/>
+          <w:lang w:val="en-US" w:eastAsia="zh-CN" w:bidi="ar-SA"/>
+        </w:rPr>
+        <w:t>s attributes. Meanwhile, the robot may receive the audio information( I am hungry) said by another people. It is processed similarly as vision, the aim or intention of audio input is greatest satisfaction(No.3.5).</w:t>
+      </w:r>
+      <w:r>
+        <w:rPr>
+          <w:rFonts w:hint="eastAsia" w:ascii="Times New Roman" w:hAnsi="Times New Roman" w:cs="Times New Roman" w:eastAsiaTheme="minorEastAsia"/>
+          <w:b w:val="0"/>
+          <w:bCs w:val="0"/>
+          <w:color w:val="E54C5E" w:themeColor="accent6"/>
+          <w:kern w:val="2"/>
+          <w:sz w:val="20"/>
+          <w:szCs w:val="20"/>
+          <w:lang w:val="en-US" w:eastAsia="zh-CN" w:bidi="ar-SA"/>
+          <w14:textFill>
+            <w14:solidFill>
+              <w14:schemeClr w14:val="accent6"/>
+            </w14:solidFill>
+          </w14:textFill>
+        </w:rPr>
+        <w:t xml:space="preserve"> </w:t>
+      </w:r>
+      <w:r>
+        <w:rPr>
+          <w:rFonts w:hint="eastAsia" w:ascii="Times New Roman" w:hAnsi="Times New Roman" w:cs="Times New Roman" w:eastAsiaTheme="minorEastAsia"/>
+          <w:b w:val="0"/>
+          <w:bCs w:val="0"/>
+          <w:color w:val="auto"/>
+          <w:kern w:val="2"/>
+          <w:sz w:val="20"/>
+          <w:szCs w:val="20"/>
+          <w:lang w:val="en-US" w:eastAsia="zh-CN" w:bidi="ar-SA"/>
+        </w:rPr>
+        <w:t>The network No.2 generates memory from the sentence.</w:t>
+      </w:r>
+      <w:r>
+        <w:rPr>
+          <w:rFonts w:hint="eastAsia" w:ascii="Times New Roman" w:hAnsi="Times New Roman" w:cs="Times New Roman" w:eastAsiaTheme="minorEastAsia"/>
+          <w:b w:val="0"/>
+          <w:bCs w:val="0"/>
+          <w:color w:val="E54C5E" w:themeColor="accent6"/>
+          <w:kern w:val="2"/>
+          <w:sz w:val="20"/>
+          <w:szCs w:val="20"/>
+          <w:lang w:val="en-US" w:eastAsia="zh-CN" w:bidi="ar-SA"/>
+          <w14:textFill>
+            <w14:solidFill>
+              <w14:schemeClr w14:val="accent6"/>
+            </w14:solidFill>
+          </w14:textFill>
+        </w:rPr>
+        <w:t xml:space="preserve"> </w:t>
+      </w:r>
+      <w:r>
+        <w:rPr>
+          <w:rFonts w:hint="eastAsia" w:ascii="Times New Roman" w:hAnsi="Times New Roman" w:cs="Times New Roman" w:eastAsiaTheme="minorEastAsia"/>
+          <w:b w:val="0"/>
+          <w:bCs w:val="0"/>
+          <w:color w:val="auto"/>
+          <w:kern w:val="2"/>
+          <w:sz w:val="20"/>
+          <w:szCs w:val="20"/>
+          <w:lang w:val="en-US" w:eastAsia="zh-CN" w:bidi="ar-SA"/>
+        </w:rPr>
+        <w:t>With the vision and audio information, the robot make decision by network No.3. The output3 is that pick up the apple, then wash it, then give it to the man. If only vision information, the robot can select the value function by experience by itself. The network No.4 is mapping theory to practice, that is the rotation of motor then the pose control and the path selection of  the robot.</w:t>
+      </w:r>
+    </w:p>
+    <w:p>
+      <w:pPr>
+        <w:keepNext w:val="0"/>
+        <w:keepLines w:val="0"/>
+        <w:pageBreakBefore w:val="0"/>
+        <w:widowControl w:val="0"/>
+        <w:numPr>
+          <w:ilvl w:val="0"/>
+          <w:numId w:val="2"/>
+        </w:numPr>
+        <w:kinsoku/>
+        <w:wordWrap/>
+        <w:overflowPunct/>
+        <w:topLinePunct w:val="0"/>
+        <w:autoSpaceDE/>
+        <w:autoSpaceDN/>
+        <w:bidi w:val="0"/>
+        <w:adjustRightInd/>
+        <w:snapToGrid/>
+        <w:spacing w:after="0" w:line="360" w:lineRule="auto"/>
+        <w:ind w:left="0" w:leftChars="0" w:right="240" w:rightChars="0" w:firstLine="0" w:firstLineChars="0"/>
+        <w:textAlignment w:val="auto"/>
+        <w:rPr>
+          <w:rFonts w:hint="default" w:ascii="Times New Roman" w:hAnsi="Times New Roman" w:cs="Times New Roman"/>
           <w:b/>
           <w:bCs/>
           <w:color w:val="auto"/>
-          <w:kern w:val="2"/>
-          <w:sz w:val="20"/>
-          <w:szCs w:val="20"/>
-          <w:lang w:val="en-US" w:eastAsia="zh-CN" w:bidi="ar-SA"/>
-        </w:rPr>
-        <w:t xml:space="preserve">4.1 </w:t>
-      </w:r>
-      <w:r>
-        <w:rPr>
-          <w:rFonts w:hint="default" w:ascii="Times New Roman" w:hAnsi="Times New Roman" w:cs="Times New Roman" w:eastAsiaTheme="minorEastAsia"/>
-          <w:b w:val="0"/>
-          <w:bCs w:val="0"/>
-          <w:color w:val="auto"/>
-          <w:kern w:val="2"/>
-          <w:sz w:val="20"/>
-          <w:szCs w:val="20"/>
-          <w:lang w:val="en-US" w:eastAsia="zh-CN" w:bidi="ar-SA"/>
-        </w:rPr>
-        <w:t>In order to overcome the drawbacks LLM has, a new agent is proposed. The agent contains four DNNs, which is abstract network, concrete network, decision network, execution network. Each of the four networks just do one thing, so it focus what it can do just like brain works.</w:t>
+          <w:sz w:val="20"/>
+          <w:szCs w:val="20"/>
+          <w:lang w:val="en-US" w:eastAsia="zh-CN"/>
+        </w:rPr>
+      </w:pPr>
+      <w:r>
+        <w:rPr>
+          <w:rFonts w:hint="default" w:ascii="Times New Roman" w:hAnsi="Times New Roman" w:cs="Times New Roman"/>
+          <w:b/>
+          <w:bCs/>
+          <w:color w:val="auto"/>
+          <w:sz w:val="20"/>
+          <w:szCs w:val="20"/>
+          <w:lang w:val="en-US" w:eastAsia="zh-CN"/>
+        </w:rPr>
+        <w:t>Conclusion</w:t>
       </w:r>
     </w:p>
     <w:p>
@@ -3854,46 +4554,20 @@
           <w:szCs w:val="20"/>
           <w:lang w:val="en-US" w:eastAsia="zh-CN" w:bidi="ar-SA"/>
         </w:rPr>
-        <w:t xml:space="preserve">4.2 </w:t>
-      </w:r>
-      <w:r>
-        <w:rPr>
-          <w:rFonts w:hint="default" w:ascii="Times New Roman" w:hAnsi="Times New Roman" w:cs="Times New Roman" w:eastAsiaTheme="minorEastAsia"/>
-          <w:b w:val="0"/>
-          <w:bCs w:val="0"/>
-          <w:color w:val="auto"/>
-          <w:kern w:val="2"/>
-          <w:sz w:val="20"/>
-          <w:szCs w:val="20"/>
-          <w:lang w:val="en-US" w:eastAsia="zh-CN" w:bidi="ar-SA"/>
-        </w:rPr>
-        <w:t>The new agent has two new networks to interact with the true world that is the robot really need. It produces common sense,</w:t>
-      </w:r>
-      <w:r>
-        <w:rPr>
-          <w:rFonts w:hint="eastAsia" w:ascii="Times New Roman" w:hAnsi="Times New Roman" w:cs="Times New Roman" w:eastAsiaTheme="minorEastAsia"/>
-          <w:b w:val="0"/>
-          <w:bCs w:val="0"/>
-          <w:color w:val="auto"/>
-          <w:kern w:val="2"/>
-          <w:sz w:val="20"/>
-          <w:szCs w:val="20"/>
-          <w:lang w:val="en-US" w:eastAsia="zh-CN" w:bidi="ar-SA"/>
-        </w:rPr>
-        <w:t xml:space="preserve"> </w:t>
-      </w:r>
-      <w:r>
-        <w:rPr>
-          <w:rFonts w:hint="default" w:ascii="Times New Roman" w:hAnsi="Times New Roman" w:cs="Times New Roman" w:eastAsiaTheme="minorEastAsia"/>
-          <w:b w:val="0"/>
-          <w:bCs w:val="0"/>
-          <w:color w:val="auto"/>
-          <w:kern w:val="2"/>
-          <w:sz w:val="20"/>
-          <w:szCs w:val="20"/>
-          <w:lang w:val="en-US" w:eastAsia="zh-CN" w:bidi="ar-SA"/>
-        </w:rPr>
-        <w:t xml:space="preserve">memory, and consciousness, that makes robot more like human. </w:t>
+        <w:t xml:space="preserve">4.1 </w:t>
+      </w:r>
+      <w:r>
+        <w:rPr>
+          <w:rFonts w:hint="default" w:ascii="Times New Roman" w:hAnsi="Times New Roman" w:cs="Times New Roman" w:eastAsiaTheme="minorEastAsia"/>
+          <w:b w:val="0"/>
+          <w:bCs w:val="0"/>
+          <w:color w:val="auto"/>
+          <w:kern w:val="2"/>
+          <w:sz w:val="20"/>
+          <w:szCs w:val="20"/>
+          <w:lang w:val="en-US" w:eastAsia="zh-CN" w:bidi="ar-SA"/>
+        </w:rPr>
+        <w:t>In order to overcome the drawbacks LLM has, a new agent is proposed. The agent contains four DNNs, which is abstract network, concrete network, decision network, execution network. Each of the four networks just do one thing, so it focus what it can do just like brain works.</w:t>
       </w:r>
     </w:p>
     <w:p>
@@ -3946,11 +4620,24 @@
           <w:szCs w:val="20"/>
           <w:lang w:val="en-US" w:eastAsia="zh-CN" w:bidi="ar-SA"/>
         </w:rPr>
-        <w:t>4.3</w:t>
-      </w:r>
-      <w:r>
-        <w:rPr>
-          <w:rFonts w:hint="default" w:ascii="Times New Roman" w:hAnsi="Times New Roman" w:cs="Times New Roman" w:eastAsiaTheme="minorEastAsia"/>
+        <w:t xml:space="preserve">4.2 </w:t>
+      </w:r>
+      <w:r>
+        <w:rPr>
+          <w:rFonts w:hint="default" w:ascii="Times New Roman" w:hAnsi="Times New Roman" w:cs="Times New Roman" w:eastAsiaTheme="minorEastAsia"/>
+          <w:b w:val="0"/>
+          <w:bCs w:val="0"/>
+          <w:color w:val="auto"/>
+          <w:kern w:val="2"/>
+          <w:sz w:val="20"/>
+          <w:szCs w:val="20"/>
+          <w:lang w:val="en-US" w:eastAsia="zh-CN" w:bidi="ar-SA"/>
+        </w:rPr>
+        <w:t>The new agent has two new networks to interact with the true world that is the robot really need. It produces common sense,</w:t>
+      </w:r>
+      <w:r>
+        <w:rPr>
+          <w:rFonts w:hint="eastAsia" w:ascii="Times New Roman" w:hAnsi="Times New Roman" w:cs="Times New Roman" w:eastAsiaTheme="minorEastAsia"/>
           <w:b w:val="0"/>
           <w:bCs w:val="0"/>
           <w:color w:val="auto"/>
@@ -3963,42 +4650,16 @@
       </w:r>
       <w:r>
         <w:rPr>
-          <w:rFonts w:hint="eastAsia" w:ascii="Times New Roman" w:hAnsi="Times New Roman" w:cs="Times New Roman" w:eastAsiaTheme="minorEastAsia"/>
-          <w:b w:val="0"/>
-          <w:bCs w:val="0"/>
-          <w:color w:val="auto"/>
-          <w:kern w:val="2"/>
-          <w:sz w:val="20"/>
-          <w:szCs w:val="20"/>
-          <w:lang w:val="en-US" w:eastAsia="zh-CN" w:bidi="ar-SA"/>
-        </w:rPr>
-        <w:t>With the help of muti-level classes and sentence structure, output1 is produced as one sentence and common sense.</w:t>
-      </w:r>
-      <w:r>
-        <w:rPr>
-          <w:rFonts w:hint="default" w:ascii="Times New Roman" w:hAnsi="Times New Roman" w:cs="Times New Roman" w:eastAsiaTheme="minorEastAsia"/>
-          <w:b/>
-          <w:bCs/>
-          <w:color w:val="auto"/>
-          <w:kern w:val="2"/>
-          <w:sz w:val="20"/>
-          <w:szCs w:val="20"/>
-          <w:lang w:val="en-US" w:eastAsia="zh-CN" w:bidi="ar-SA"/>
-        </w:rPr>
-        <w:t xml:space="preserve"> </w:t>
-      </w:r>
-      <w:r>
-        <w:rPr>
-          <w:rFonts w:hint="default" w:ascii="Times New Roman" w:hAnsi="Times New Roman" w:cs="Times New Roman" w:eastAsiaTheme="minorEastAsia"/>
-          <w:b w:val="0"/>
-          <w:bCs w:val="0"/>
-          <w:color w:val="auto"/>
-          <w:kern w:val="2"/>
-          <w:sz w:val="20"/>
-          <w:szCs w:val="20"/>
-          <w:lang w:val="en-US" w:eastAsia="zh-CN" w:bidi="ar-SA"/>
-        </w:rPr>
-        <w:t xml:space="preserve">With the help of one order dimension, the output3 is a sentence, so the reasoning speed is more higher than LLM. The probability of sentence is joint probability of words, so only high probability of words can produce, so the hallucination problem alleviates. </w:t>
+          <w:rFonts w:hint="default" w:ascii="Times New Roman" w:hAnsi="Times New Roman" w:cs="Times New Roman" w:eastAsiaTheme="minorEastAsia"/>
+          <w:b w:val="0"/>
+          <w:bCs w:val="0"/>
+          <w:color w:val="auto"/>
+          <w:kern w:val="2"/>
+          <w:sz w:val="20"/>
+          <w:szCs w:val="20"/>
+          <w:lang w:val="en-US" w:eastAsia="zh-CN" w:bidi="ar-SA"/>
+        </w:rPr>
+        <w:t xml:space="preserve">memory, and consciousness, that makes robot more like human. </w:t>
       </w:r>
     </w:p>
     <w:p>
@@ -4042,7 +4703,7 @@
       </w:pPr>
       <w:r>
         <w:rPr>
-          <w:rFonts w:hint="eastAsia" w:ascii="Times New Roman" w:hAnsi="Times New Roman" w:cs="Times New Roman" w:eastAsiaTheme="minorEastAsia"/>
+          <w:rFonts w:hint="default" w:ascii="Times New Roman" w:hAnsi="Times New Roman" w:cs="Times New Roman" w:eastAsiaTheme="minorEastAsia"/>
           <w:b/>
           <w:bCs/>
           <w:color w:val="auto"/>
@@ -4051,33 +4712,113 @@
           <w:szCs w:val="20"/>
           <w:lang w:val="en-US" w:eastAsia="zh-CN" w:bidi="ar-SA"/>
         </w:rPr>
-        <w:t xml:space="preserve">4.4 </w:t>
-      </w:r>
-      <w:r>
-        <w:rPr>
-          <w:rFonts w:hint="eastAsia" w:ascii="Times New Roman" w:hAnsi="Times New Roman" w:cs="Times New Roman" w:eastAsiaTheme="minorEastAsia"/>
-          <w:b w:val="0"/>
-          <w:bCs w:val="0"/>
-          <w:color w:val="auto"/>
-          <w:kern w:val="2"/>
-          <w:sz w:val="20"/>
-          <w:szCs w:val="20"/>
-          <w:lang w:val="en-US" w:eastAsia="zh-CN" w:bidi="ar-SA"/>
-        </w:rPr>
-        <w:t xml:space="preserve">With the help of multi-value functions, the independent consciousness is produced. </w:t>
-      </w:r>
-      <w:r>
-        <w:rPr>
-          <w:rFonts w:hint="default" w:ascii="Times New Roman" w:hAnsi="Times New Roman" w:cs="Times New Roman" w:eastAsiaTheme="minorEastAsia"/>
-          <w:b w:val="0"/>
-          <w:bCs w:val="0"/>
-          <w:color w:val="auto"/>
-          <w:kern w:val="2"/>
-          <w:sz w:val="20"/>
-          <w:szCs w:val="20"/>
-          <w:lang w:val="en-US" w:eastAsia="zh-CN" w:bidi="ar-SA"/>
-        </w:rPr>
-        <w:t>It is initiative, not rely on prompt.</w:t>
+        <w:t>4.3</w:t>
+      </w:r>
+      <w:r>
+        <w:rPr>
+          <w:rFonts w:hint="default" w:ascii="Times New Roman" w:hAnsi="Times New Roman" w:cs="Times New Roman" w:eastAsiaTheme="minorEastAsia"/>
+          <w:b w:val="0"/>
+          <w:bCs w:val="0"/>
+          <w:color w:val="auto"/>
+          <w:kern w:val="2"/>
+          <w:sz w:val="20"/>
+          <w:szCs w:val="20"/>
+          <w:lang w:val="en-US" w:eastAsia="zh-CN" w:bidi="ar-SA"/>
+        </w:rPr>
+        <w:t xml:space="preserve"> </w:t>
+      </w:r>
+      <w:r>
+        <w:rPr>
+          <w:rFonts w:hint="eastAsia" w:ascii="Times New Roman" w:hAnsi="Times New Roman" w:cs="Times New Roman" w:eastAsiaTheme="minorEastAsia"/>
+          <w:b w:val="0"/>
+          <w:bCs w:val="0"/>
+          <w:color w:val="auto"/>
+          <w:kern w:val="2"/>
+          <w:sz w:val="20"/>
+          <w:szCs w:val="20"/>
+          <w:lang w:val="en-US" w:eastAsia="zh-CN" w:bidi="ar-SA"/>
+        </w:rPr>
+        <w:t>With the help of muti-level classes and sentence structure, output1 is produced as one sentence and common sense.</w:t>
+      </w:r>
+      <w:r>
+        <w:rPr>
+          <w:rFonts w:hint="default" w:ascii="Times New Roman" w:hAnsi="Times New Roman" w:cs="Times New Roman" w:eastAsiaTheme="minorEastAsia"/>
+          <w:b/>
+          <w:bCs/>
+          <w:color w:val="auto"/>
+          <w:kern w:val="2"/>
+          <w:sz w:val="20"/>
+          <w:szCs w:val="20"/>
+          <w:lang w:val="en-US" w:eastAsia="zh-CN" w:bidi="ar-SA"/>
+        </w:rPr>
+        <w:t xml:space="preserve"> </w:t>
+      </w:r>
+      <w:r>
+        <w:rPr>
+          <w:rFonts w:hint="default" w:ascii="Times New Roman" w:hAnsi="Times New Roman" w:cs="Times New Roman" w:eastAsiaTheme="minorEastAsia"/>
+          <w:b w:val="0"/>
+          <w:bCs w:val="0"/>
+          <w:color w:val="auto"/>
+          <w:kern w:val="2"/>
+          <w:sz w:val="20"/>
+          <w:szCs w:val="20"/>
+          <w:lang w:val="en-US" w:eastAsia="zh-CN" w:bidi="ar-SA"/>
+        </w:rPr>
+        <w:t xml:space="preserve">With the help of </w:t>
+      </w:r>
+      <w:r>
+        <w:rPr>
+          <w:rFonts w:hint="eastAsia" w:ascii="Times New Roman" w:hAnsi="Times New Roman" w:cs="Times New Roman" w:eastAsiaTheme="minorEastAsia"/>
+          <w:b w:val="0"/>
+          <w:bCs w:val="0"/>
+          <w:color w:val="auto"/>
+          <w:kern w:val="2"/>
+          <w:sz w:val="20"/>
+          <w:szCs w:val="20"/>
+          <w:lang w:val="en-US" w:eastAsia="zh-CN" w:bidi="ar-SA"/>
+        </w:rPr>
+        <w:t>two</w:t>
+      </w:r>
+      <w:r>
+        <w:rPr>
+          <w:rFonts w:hint="default" w:ascii="Times New Roman" w:hAnsi="Times New Roman" w:cs="Times New Roman" w:eastAsiaTheme="minorEastAsia"/>
+          <w:b w:val="0"/>
+          <w:bCs w:val="0"/>
+          <w:color w:val="auto"/>
+          <w:kern w:val="2"/>
+          <w:sz w:val="20"/>
+          <w:szCs w:val="20"/>
+          <w:lang w:val="en-US" w:eastAsia="zh-CN" w:bidi="ar-SA"/>
+        </w:rPr>
+        <w:t xml:space="preserve"> order dimension</w:t>
+      </w:r>
+      <w:r>
+        <w:rPr>
+          <w:rFonts w:hint="eastAsia" w:ascii="Times New Roman" w:hAnsi="Times New Roman" w:cs="Times New Roman" w:eastAsiaTheme="minorEastAsia"/>
+          <w:b w:val="0"/>
+          <w:bCs w:val="0"/>
+          <w:color w:val="auto"/>
+          <w:kern w:val="2"/>
+          <w:sz w:val="20"/>
+          <w:szCs w:val="20"/>
+          <w:lang w:val="en-US" w:eastAsia="zh-CN" w:bidi="ar-SA"/>
+        </w:rPr>
+        <w:t>s</w:t>
+      </w:r>
+      <w:bookmarkStart w:id="0" w:name="_GoBack"/>
+      <w:bookmarkEnd w:id="0"/>
+      <w:r>
+        <w:rPr>
+          <w:rFonts w:hint="default" w:ascii="Times New Roman" w:hAnsi="Times New Roman" w:cs="Times New Roman" w:eastAsiaTheme="minorEastAsia"/>
+          <w:b w:val="0"/>
+          <w:bCs w:val="0"/>
+          <w:color w:val="auto"/>
+          <w:kern w:val="2"/>
+          <w:sz w:val="20"/>
+          <w:szCs w:val="20"/>
+          <w:lang w:val="en-US" w:eastAsia="zh-CN" w:bidi="ar-SA"/>
+        </w:rPr>
+        <w:t xml:space="preserve">, the output3 is a sentence, so the reasoning speed is more higher than LLM. The probability of sentence is joint probability of words, so only high probability of words can produce, so the hallucination problem alleviates. </w:t>
       </w:r>
     </w:p>
     <w:p>
@@ -4110,6 +4851,18 @@
         <w:textAlignment w:val="auto"/>
         <w:rPr>
           <w:rFonts w:hint="default" w:ascii="Times New Roman" w:hAnsi="Times New Roman" w:cs="Times New Roman" w:eastAsiaTheme="minorEastAsia"/>
+          <w:b w:val="0"/>
+          <w:bCs w:val="0"/>
+          <w:color w:val="auto"/>
+          <w:kern w:val="2"/>
+          <w:sz w:val="20"/>
+          <w:szCs w:val="20"/>
+          <w:lang w:val="en-US" w:eastAsia="zh-CN" w:bidi="ar-SA"/>
+        </w:rPr>
+      </w:pPr>
+      <w:r>
+        <w:rPr>
+          <w:rFonts w:hint="eastAsia" w:ascii="Times New Roman" w:hAnsi="Times New Roman" w:cs="Times New Roman" w:eastAsiaTheme="minorEastAsia"/>
           <w:b/>
           <w:bCs/>
           <w:color w:val="auto"/>
@@ -4118,10 +4871,65 @@
           <w:szCs w:val="20"/>
           <w:lang w:val="en-US" w:eastAsia="zh-CN" w:bidi="ar-SA"/>
         </w:rPr>
-      </w:pPr>
-      <w:r>
-        <w:rPr>
-          <w:rFonts w:hint="eastAsia" w:ascii="Times New Roman" w:hAnsi="Times New Roman" w:cs="Times New Roman" w:eastAsiaTheme="minorEastAsia"/>
+        <w:t xml:space="preserve">4.4 </w:t>
+      </w:r>
+      <w:r>
+        <w:rPr>
+          <w:rFonts w:hint="eastAsia" w:ascii="Times New Roman" w:hAnsi="Times New Roman" w:cs="Times New Roman" w:eastAsiaTheme="minorEastAsia"/>
+          <w:b w:val="0"/>
+          <w:bCs w:val="0"/>
+          <w:color w:val="auto"/>
+          <w:kern w:val="2"/>
+          <w:sz w:val="20"/>
+          <w:szCs w:val="20"/>
+          <w:lang w:val="en-US" w:eastAsia="zh-CN" w:bidi="ar-SA"/>
+        </w:rPr>
+        <w:t xml:space="preserve">With the help of multi-value functions, the independent consciousness is produced. </w:t>
+      </w:r>
+      <w:r>
+        <w:rPr>
+          <w:rFonts w:hint="default" w:ascii="Times New Roman" w:hAnsi="Times New Roman" w:cs="Times New Roman" w:eastAsiaTheme="minorEastAsia"/>
+          <w:b w:val="0"/>
+          <w:bCs w:val="0"/>
+          <w:color w:val="auto"/>
+          <w:kern w:val="2"/>
+          <w:sz w:val="20"/>
+          <w:szCs w:val="20"/>
+          <w:lang w:val="en-US" w:eastAsia="zh-CN" w:bidi="ar-SA"/>
+        </w:rPr>
+        <w:t>It is initiative, not rely on prompt.</w:t>
+      </w:r>
+    </w:p>
+    <w:p>
+      <w:pPr>
+        <w:pStyle w:val="2"/>
+        <w:keepNext w:val="0"/>
+        <w:keepLines w:val="0"/>
+        <w:pageBreakBefore w:val="0"/>
+        <w:widowControl/>
+        <w:suppressLineNumbers w:val="0"/>
+        <w:pBdr>
+          <w:top w:val="none" w:color="auto" w:sz="0" w:space="0"/>
+          <w:left w:val="none" w:color="auto" w:sz="0" w:space="0"/>
+          <w:bottom w:val="none" w:color="auto" w:sz="0" w:space="0"/>
+          <w:right w:val="none" w:color="auto" w:sz="0" w:space="0"/>
+        </w:pBdr>
+        <w:shd w:val="clear" w:fill="FFFFFF"/>
+        <w:kinsoku/>
+        <w:wordWrap/>
+        <w:overflowPunct/>
+        <w:topLinePunct w:val="0"/>
+        <w:autoSpaceDE/>
+        <w:autoSpaceDN/>
+        <w:bidi w:val="0"/>
+        <w:adjustRightInd/>
+        <w:snapToGrid/>
+        <w:spacing w:before="360" w:beforeAutospacing="0" w:after="120" w:afterAutospacing="0" w:line="360" w:lineRule="auto"/>
+        <w:ind w:left="0" w:right="0" w:firstLine="0"/>
+        <w:jc w:val="both"/>
+        <w:textAlignment w:val="auto"/>
+        <w:rPr>
+          <w:rFonts w:hint="default" w:ascii="Times New Roman" w:hAnsi="Times New Roman" w:cs="Times New Roman" w:eastAsiaTheme="minorEastAsia"/>
           <w:b/>
           <w:bCs/>
           <w:color w:val="auto"/>
@@ -4130,6 +4938,18 @@
           <w:szCs w:val="20"/>
           <w:lang w:val="en-US" w:eastAsia="zh-CN" w:bidi="ar-SA"/>
         </w:rPr>
+      </w:pPr>
+      <w:r>
+        <w:rPr>
+          <w:rFonts w:hint="eastAsia" w:ascii="Times New Roman" w:hAnsi="Times New Roman" w:cs="Times New Roman" w:eastAsiaTheme="minorEastAsia"/>
+          <w:b/>
+          <w:bCs/>
+          <w:color w:val="auto"/>
+          <w:kern w:val="2"/>
+          <w:sz w:val="20"/>
+          <w:szCs w:val="20"/>
+          <w:lang w:val="en-US" w:eastAsia="zh-CN" w:bidi="ar-SA"/>
+        </w:rPr>
         <w:t xml:space="preserve">4.5 </w:t>
       </w:r>
       <w:r>
@@ -4158,16 +4978,16 @@
           <w:lang w:val="en-US" w:eastAsia="zh-CN" w:bidi="ar-SA"/>
         </w:rPr>
         <w:object>
-          <v:shape id="_x0000_i1040" o:spt="75" type="#_x0000_t75" style="height:13.95pt;width:24.95pt;" o:ole="t" filled="f" o:preferrelative="t" stroked="f" coordsize="21600,21600">
+          <v:shape id="_x0000_i1043" o:spt="75" type="#_x0000_t75" style="height:13.95pt;width:24.95pt;" o:ole="t" filled="f" o:preferrelative="t" stroked="f" coordsize="21600,21600">
             <v:path/>
             <v:fill on="f" focussize="0,0"/>
             <v:stroke on="f"/>
-            <v:imagedata r:id="rId43" o:title=""/>
+            <v:imagedata r:id="rId61" o:title=""/>
             <o:lock v:ext="edit" aspectratio="t"/>
             <w10:wrap type="none"/>
             <w10:anchorlock/>
           </v:shape>
-          <o:OLEObject Type="Embed" ProgID="Equation.KSEE3" ShapeID="_x0000_i1040" DrawAspect="Content" ObjectID="_1468075743" r:id="rId42">
+          <o:OLEObject Type="Embed" ProgID="Equation.KSEE3" ShapeID="_x0000_i1043" DrawAspect="Content" ObjectID="_1468075752" r:id="rId60">
             <o:LockedField>false</o:LockedField>
           </o:OLEObject>
         </w:object>

--- a/Next Generation Agent.docx
+++ b/Next Generation Agent.docx
@@ -1051,9 +1051,9 @@
         </w:rPr>
         <w:drawing>
           <wp:inline distT="0" distB="0" distL="114300" distR="114300">
-            <wp:extent cx="4307840" cy="1822450"/>
-            <wp:effectExtent l="0" t="0" r="16510" b="6350"/>
-            <wp:docPr id="2" name="图片 2" descr="图片总架构"/>
+            <wp:extent cx="4307840" cy="2005330"/>
+            <wp:effectExtent l="0" t="0" r="16510" b="13970"/>
+            <wp:docPr id="2" name="图片 2" descr="图片总架构新"/>
             <wp:cNvGraphicFramePr>
               <a:graphicFrameLocks xmlns:a="http://schemas.openxmlformats.org/drawingml/2006/main" noChangeAspect="1"/>
             </wp:cNvGraphicFramePr>
@@ -1061,7 +1061,7 @@
               <a:graphicData uri="http://schemas.openxmlformats.org/drawingml/2006/picture">
                 <pic:pic xmlns:pic="http://schemas.openxmlformats.org/drawingml/2006/picture">
                   <pic:nvPicPr>
-                    <pic:cNvPr id="2" name="图片 2" descr="图片总架构"/>
+                    <pic:cNvPr id="2" name="图片 2" descr="图片总架构新"/>
                     <pic:cNvPicPr>
                       <a:picLocks noChangeAspect="1"/>
                     </pic:cNvPicPr>
@@ -1075,7 +1075,7 @@
                   <pic:spPr>
                     <a:xfrm>
                       <a:off x="0" y="0"/>
-                      <a:ext cx="4307840" cy="1822450"/>
+                      <a:ext cx="4307840" cy="2005330"/>
                     </a:xfrm>
                     <a:prstGeom prst="rect">
                       <a:avLst/>
@@ -1087,6 +1087,8 @@
           </wp:inline>
         </w:drawing>
       </w:r>
+      <w:bookmarkStart w:id="0" w:name="_GoBack"/>
+      <w:bookmarkEnd w:id="0"/>
     </w:p>
     <w:p>
       <w:pPr>
@@ -3462,7 +3464,7 @@
           <w:lang w:val="en-US" w:eastAsia="zh-CN" w:bidi="ar-SA"/>
         </w:rPr>
         <w:object>
-          <v:shape id="_x0000_i1039" o:spt="75" alt="" type="#_x0000_t75" style="height:33pt;width:93pt;" o:ole="t" filled="f" o:preferrelative="t" stroked="f" coordsize="21600,21600">
+          <v:shape id="_x0000_i1039" o:spt="75" type="#_x0000_t75" style="height:33pt;width:93pt;" o:ole="t" filled="f" o:preferrelative="t" stroked="f" coordsize="21600,21600">
             <v:path/>
             <v:fill on="f" focussize="0,0"/>
             <v:stroke on="f"/>
@@ -3502,7 +3504,7 @@
           <w:lang w:val="en-US" w:eastAsia="zh-CN" w:bidi="ar-SA"/>
         </w:rPr>
         <w:object>
-          <v:shape id="_x0000_i1040" o:spt="75" alt="" type="#_x0000_t75" style="height:33pt;width:77pt;" o:ole="t" filled="f" o:preferrelative="t" stroked="f" coordsize="21600,21600">
+          <v:shape id="_x0000_i1040" o:spt="75" type="#_x0000_t75" style="height:33pt;width:77pt;" o:ole="t" filled="f" o:preferrelative="t" stroked="f" coordsize="21600,21600">
             <v:path/>
             <v:fill on="f" focussize="0,0"/>
             <v:stroke on="f"/>
@@ -3542,7 +3544,8 @@
           <w:lang w:val="en-US" w:eastAsia="zh-CN" w:bidi="ar-SA"/>
         </w:rPr>
         <w:object>
-          <v:shape id="_x0000_i1053" o:spt="75" type="#_x0000_t75" style="height:31pt;width:12pt;" o:ole="t" filled="f" o:preferrelative="t" stroked="f" coordsize="21600,21600">
+          <v:shape id="_x0000_i1041" o:spt="75" type="#_x0000_t75" style="height:31pt;width:12pt;" o:ole="t" filled="f" o:preferrelative="t" stroked="f" coordsize="21600,21600">
+            <v:path/>
             <v:fill on="f" focussize="0,0"/>
             <v:stroke on="f"/>
             <v:imagedata r:id="rId39" o:title=""/>
@@ -3550,7 +3553,7 @@
             <w10:wrap type="none"/>
             <w10:anchorlock/>
           </v:shape>
-          <o:OLEObject Type="Embed" ProgID="Equation.KSEE3" ShapeID="_x0000_i1053" DrawAspect="Content" ObjectID="_1468075741" r:id="rId38">
+          <o:OLEObject Type="Embed" ProgID="Equation.KSEE3" ShapeID="_x0000_i1041" DrawAspect="Content" ObjectID="_1468075741" r:id="rId38">
             <o:LockedField>false</o:LockedField>
           </o:OLEObject>
         </w:object>
@@ -3581,7 +3584,7 @@
           <w:lang w:val="en-US" w:eastAsia="zh-CN" w:bidi="ar-SA"/>
         </w:rPr>
         <w:object>
-          <v:shape id="_x0000_i1041" o:spt="75" alt="" type="#_x0000_t75" style="height:33pt;width:51pt;" o:ole="t" filled="f" o:preferrelative="t" stroked="f" coordsize="21600,21600">
+          <v:shape id="_x0000_i1042" o:spt="75" type="#_x0000_t75" style="height:33pt;width:51pt;" o:ole="t" filled="f" o:preferrelative="t" stroked="f" coordsize="21600,21600">
             <v:path/>
             <v:fill on="f" focussize="0,0"/>
             <v:stroke on="f"/>
@@ -3590,7 +3593,7 @@
             <w10:wrap type="none"/>
             <w10:anchorlock/>
           </v:shape>
-          <o:OLEObject Type="Embed" ProgID="Equation.KSEE3" ShapeID="_x0000_i1041" DrawAspect="Content" ObjectID="_1468075742" r:id="rId40">
+          <o:OLEObject Type="Embed" ProgID="Equation.KSEE3" ShapeID="_x0000_i1042" DrawAspect="Content" ObjectID="_1468075742" r:id="rId40">
             <o:LockedField>false</o:LockedField>
           </o:OLEObject>
         </w:object>
@@ -3608,7 +3611,7 @@
           <w:lang w:val="en-US" w:eastAsia="zh-CN" w:bidi="ar-SA"/>
         </w:rPr>
         <w:object>
-          <v:shape id="_x0000_i1051" o:spt="75" alt="" type="#_x0000_t75" style="height:31pt;width:21pt;" o:ole="t" filled="f" o:preferrelative="t" stroked="f" coordsize="21600,21600">
+          <v:shape id="_x0000_i1043" o:spt="75" type="#_x0000_t75" style="height:31pt;width:21pt;" o:ole="t" filled="f" o:preferrelative="t" stroked="f" coordsize="21600,21600">
             <v:path/>
             <v:fill on="f" focussize="0,0"/>
             <v:stroke on="f"/>
@@ -3617,7 +3620,7 @@
             <w10:wrap type="none"/>
             <w10:anchorlock/>
           </v:shape>
-          <o:OLEObject Type="Embed" ProgID="Equation.KSEE3" ShapeID="_x0000_i1051" DrawAspect="Content" ObjectID="_1468075743" r:id="rId42">
+          <o:OLEObject Type="Embed" ProgID="Equation.KSEE3" ShapeID="_x0000_i1043" DrawAspect="Content" ObjectID="_1468075743" r:id="rId42">
             <o:LockedField>false</o:LockedField>
           </o:OLEObject>
         </w:object>
@@ -3701,6 +3704,7 @@
         </w:rPr>
         <w:object>
           <v:shape id="_x0000_i1044" o:spt="75" type="#_x0000_t75" style="height:18pt;width:26pt;" o:ole="t" filled="f" o:preferrelative="t" stroked="f" coordsize="21600,21600">
+            <v:path/>
             <v:fill on="f" focussize="0,0"/>
             <v:stroke on="f"/>
             <v:imagedata r:id="rId45" o:title=""/>
@@ -3739,6 +3743,7 @@
         </w:rPr>
         <w:object>
           <v:shape id="_x0000_i1045" o:spt="75" type="#_x0000_t75" style="height:16pt;width:12pt;" o:ole="t" filled="f" o:preferrelative="t" stroked="f" coordsize="21600,21600">
+            <v:path/>
             <v:fill on="f" focussize="0,0"/>
             <v:stroke on="f"/>
             <v:imagedata r:id="rId47" o:title=""/>
@@ -3777,6 +3782,7 @@
         </w:rPr>
         <w:object>
           <v:shape id="_x0000_i1046" o:spt="75" type="#_x0000_t75" style="height:16pt;width:29pt;" o:ole="t" filled="f" o:preferrelative="t" stroked="f" coordsize="21600,21600">
+            <v:path/>
             <v:fill on="f" focussize="0,0"/>
             <v:stroke on="f"/>
             <v:imagedata r:id="rId49" o:title=""/>
@@ -3815,6 +3821,7 @@
         </w:rPr>
         <w:object>
           <v:shape id="_x0000_i1047" o:spt="75" type="#_x0000_t75" style="height:33pt;width:93pt;" o:ole="t" filled="f" o:preferrelative="t" stroked="f" coordsize="21600,21600">
+            <v:path/>
             <v:fill on="f" focussize="0,0"/>
             <v:stroke on="f"/>
             <v:imagedata r:id="rId51" o:title=""/>
@@ -3852,7 +3859,8 @@
           <w:lang w:val="en-US" w:eastAsia="zh-CN" w:bidi="ar-SA"/>
         </w:rPr>
         <w:object>
-          <v:shape id="_x0000_i1052" o:spt="75" type="#_x0000_t75" style="height:33pt;width:77pt;" o:ole="t" filled="f" o:preferrelative="t" stroked="f" coordsize="21600,21600">
+          <v:shape id="_x0000_i1048" o:spt="75" type="#_x0000_t75" style="height:33pt;width:77pt;" o:ole="t" filled="f" o:preferrelative="t" stroked="f" coordsize="21600,21600">
+            <v:path/>
             <v:fill on="f" focussize="0,0"/>
             <v:stroke on="f"/>
             <v:imagedata r:id="rId53" o:title=""/>
@@ -3860,7 +3868,7 @@
             <w10:wrap type="none"/>
             <w10:anchorlock/>
           </v:shape>
-          <o:OLEObject Type="Embed" ProgID="Equation.KSEE3" ShapeID="_x0000_i1052" DrawAspect="Content" ObjectID="_1468075748" r:id="rId52">
+          <o:OLEObject Type="Embed" ProgID="Equation.KSEE3" ShapeID="_x0000_i1048" DrawAspect="Content" ObjectID="_1468075748" r:id="rId52">
             <o:LockedField>false</o:LockedField>
           </o:OLEObject>
         </w:object>
@@ -3890,7 +3898,8 @@
           <w:lang w:val="en-US" w:eastAsia="zh-CN" w:bidi="ar-SA"/>
         </w:rPr>
         <w:object>
-          <v:shape id="_x0000_i1054" o:spt="75" type="#_x0000_t75" style="height:31pt;width:12pt;" o:ole="t" filled="f" o:preferrelative="t" stroked="f" coordsize="21600,21600">
+          <v:shape id="_x0000_i1049" o:spt="75" type="#_x0000_t75" style="height:31pt;width:12pt;" o:ole="t" filled="f" o:preferrelative="t" stroked="f" coordsize="21600,21600">
+            <v:path/>
             <v:fill on="f" focussize="0,0"/>
             <v:stroke on="f"/>
             <v:imagedata r:id="rId55" o:title=""/>
@@ -3898,7 +3907,7 @@
             <w10:wrap type="none"/>
             <w10:anchorlock/>
           </v:shape>
-          <o:OLEObject Type="Embed" ProgID="Equation.KSEE3" ShapeID="_x0000_i1054" DrawAspect="Content" ObjectID="_1468075749" r:id="rId54">
+          <o:OLEObject Type="Embed" ProgID="Equation.KSEE3" ShapeID="_x0000_i1049" DrawAspect="Content" ObjectID="_1468075749" r:id="rId54">
             <o:LockedField>false</o:LockedField>
           </o:OLEObject>
         </w:object>
@@ -3928,7 +3937,8 @@
           <w:lang w:val="en-US" w:eastAsia="zh-CN" w:bidi="ar-SA"/>
         </w:rPr>
         <w:object>
-          <v:shape id="_x0000_i1055" o:spt="75" type="#_x0000_t75" style="height:31pt;width:57pt;" o:ole="t" filled="f" o:preferrelative="t" stroked="f" coordsize="21600,21600">
+          <v:shape id="_x0000_i1050" o:spt="75" type="#_x0000_t75" style="height:31pt;width:57pt;" o:ole="t" filled="f" o:preferrelative="t" stroked="f" coordsize="21600,21600">
+            <v:path/>
             <v:fill on="f" focussize="0,0"/>
             <v:stroke on="f"/>
             <v:imagedata r:id="rId57" o:title=""/>
@@ -3936,7 +3946,7 @@
             <w10:wrap type="none"/>
             <w10:anchorlock/>
           </v:shape>
-          <o:OLEObject Type="Embed" ProgID="Equation.KSEE3" ShapeID="_x0000_i1055" DrawAspect="Content" ObjectID="_1468075750" r:id="rId56">
+          <o:OLEObject Type="Embed" ProgID="Equation.KSEE3" ShapeID="_x0000_i1050" DrawAspect="Content" ObjectID="_1468075750" r:id="rId56">
             <o:LockedField>false</o:LockedField>
           </o:OLEObject>
         </w:object>
@@ -3966,7 +3976,8 @@
           <w:lang w:val="en-US" w:eastAsia="zh-CN" w:bidi="ar-SA"/>
         </w:rPr>
         <w:object>
-          <v:shape id="_x0000_i1056" o:spt="75" type="#_x0000_t75" style="height:31pt;width:13pt;" o:ole="t" filled="f" o:preferrelative="t" stroked="f" coordsize="21600,21600">
+          <v:shape id="_x0000_i1051" o:spt="75" type="#_x0000_t75" style="height:31pt;width:13pt;" o:ole="t" filled="f" o:preferrelative="t" stroked="f" coordsize="21600,21600">
+            <v:path/>
             <v:fill on="f" focussize="0,0"/>
             <v:stroke on="f"/>
             <v:imagedata r:id="rId59" o:title=""/>
@@ -3974,7 +3985,7 @@
             <w10:wrap type="none"/>
             <w10:anchorlock/>
           </v:shape>
-          <o:OLEObject Type="Embed" ProgID="Equation.KSEE3" ShapeID="_x0000_i1056" DrawAspect="Content" ObjectID="_1468075751" r:id="rId58">
+          <o:OLEObject Type="Embed" ProgID="Equation.KSEE3" ShapeID="_x0000_i1051" DrawAspect="Content" ObjectID="_1468075751" r:id="rId58">
             <o:LockedField>false</o:LockedField>
           </o:OLEObject>
         </w:object>
@@ -3990,20 +4001,7 @@
           <w:szCs w:val="20"/>
           <w:lang w:val="en-US" w:eastAsia="zh-CN" w:bidi="ar-SA"/>
         </w:rPr>
-        <w:t xml:space="preserve">, </w:t>
-      </w:r>
-      <w:r>
-        <w:rPr>
-          <w:rFonts w:hint="eastAsia" w:ascii="Times New Roman" w:hAnsi="Times New Roman" w:cs="Times New Roman" w:eastAsiaTheme="minorEastAsia"/>
-          <w:b w:val="0"/>
-          <w:bCs w:val="0"/>
-          <w:color w:val="auto"/>
-          <w:kern w:val="2"/>
-          <w:sz w:val="20"/>
-          <w:szCs w:val="20"/>
-          <w:lang w:val="en-US" w:eastAsia="zh-CN" w:bidi="ar-SA"/>
-        </w:rPr>
-        <w:t xml:space="preserve">the time decrease much more. </w:t>
+        <w:t xml:space="preserve">, the time decrease much more. </w:t>
       </w:r>
     </w:p>
     <w:p>
@@ -4103,6 +4101,45 @@
         </w:rPr>
         <w:t xml:space="preserve"> </w:t>
       </w:r>
+      <w:r>
+        <w:rPr>
+          <w:rFonts w:hint="eastAsia" w:ascii="Times New Roman" w:hAnsi="Times New Roman" w:cs="Times New Roman" w:eastAsiaTheme="minorEastAsia"/>
+          <w:b w:val="0"/>
+          <w:bCs w:val="0"/>
+          <w:color w:val="auto"/>
+          <w:kern w:val="2"/>
+          <w:sz w:val="20"/>
+          <w:szCs w:val="20"/>
+          <w:lang w:val="en-US" w:eastAsia="zh-CN" w:bidi="ar-SA"/>
+        </w:rPr>
+        <w:t>The result of causal reasoning is always common sense. when the common sense is new to the robot, it can learn by asking teacher network, but if the teacher network don</w:t>
+      </w:r>
+      <w:r>
+        <w:rPr>
+          <w:rFonts w:hint="default" w:ascii="Times New Roman" w:hAnsi="Times New Roman" w:cs="Times New Roman" w:eastAsiaTheme="minorEastAsia"/>
+          <w:b w:val="0"/>
+          <w:bCs w:val="0"/>
+          <w:color w:val="auto"/>
+          <w:kern w:val="2"/>
+          <w:sz w:val="20"/>
+          <w:szCs w:val="20"/>
+          <w:lang w:val="en-US" w:eastAsia="zh-CN" w:bidi="ar-SA"/>
+        </w:rPr>
+        <w:t>’</w:t>
+      </w:r>
+      <w:r>
+        <w:rPr>
+          <w:rFonts w:hint="eastAsia" w:ascii="Times New Roman" w:hAnsi="Times New Roman" w:cs="Times New Roman" w:eastAsiaTheme="minorEastAsia"/>
+          <w:b w:val="0"/>
+          <w:bCs w:val="0"/>
+          <w:color w:val="auto"/>
+          <w:kern w:val="2"/>
+          <w:sz w:val="20"/>
+          <w:szCs w:val="20"/>
+          <w:lang w:val="en-US" w:eastAsia="zh-CN" w:bidi="ar-SA"/>
+        </w:rPr>
+        <w:t>t known it, the robot can write the common sense to its output1, so it is learning by itself.</w:t>
+      </w:r>
     </w:p>
     <w:p>
       <w:pPr>
@@ -4805,8 +4842,6 @@
         </w:rPr>
         <w:t>s</w:t>
       </w:r>
-      <w:bookmarkStart w:id="0" w:name="_GoBack"/>
-      <w:bookmarkEnd w:id="0"/>
       <w:r>
         <w:rPr>
           <w:rFonts w:hint="default" w:ascii="Times New Roman" w:hAnsi="Times New Roman" w:cs="Times New Roman" w:eastAsiaTheme="minorEastAsia"/>
@@ -4978,7 +5013,7 @@
           <w:lang w:val="en-US" w:eastAsia="zh-CN" w:bidi="ar-SA"/>
         </w:rPr>
         <w:object>
-          <v:shape id="_x0000_i1043" o:spt="75" type="#_x0000_t75" style="height:13.95pt;width:24.95pt;" o:ole="t" filled="f" o:preferrelative="t" stroked="f" coordsize="21600,21600">
+          <v:shape id="_x0000_i1052" o:spt="75" type="#_x0000_t75" style="height:13.95pt;width:24.95pt;" o:ole="t" filled="f" o:preferrelative="t" stroked="f" coordsize="21600,21600">
             <v:path/>
             <v:fill on="f" focussize="0,0"/>
             <v:stroke on="f"/>
@@ -4987,7 +5022,7 @@
             <w10:wrap type="none"/>
             <w10:anchorlock/>
           </v:shape>
-          <o:OLEObject Type="Embed" ProgID="Equation.KSEE3" ShapeID="_x0000_i1043" DrawAspect="Content" ObjectID="_1468075752" r:id="rId60">
+          <o:OLEObject Type="Embed" ProgID="Equation.KSEE3" ShapeID="_x0000_i1052" DrawAspect="Content" ObjectID="_1468075752" r:id="rId60">
             <o:LockedField>false</o:LockedField>
           </o:OLEObject>
         </w:object>
